--- a/EDUPLANFLIN-AI Relatorio_Parcial.docx
+++ b/EDUPLANFLIN-AI Relatorio_Parcial.docx
@@ -606,6 +606,14 @@
     <w:p>
       <w:pPr>
         <w:pStyle w:val="dcapa"/>
+        <w:rPr>
+          <w:lang w:val="en-US"/>
+        </w:rPr>
+      </w:pPr>
+    </w:p>
+    <w:p>
+      <w:pPr>
+        <w:pStyle w:val="dcapa"/>
         <w:jc w:val="center"/>
       </w:pPr>
       <w:r>
@@ -719,101 +727,172 @@
       <w:pPr>
         <w:pStyle w:val="dcapa"/>
         <w:rPr>
-          <w:b/>
-          <w:bCs/>
-          <w:color w:val="000000"/>
-        </w:rPr>
-      </w:pPr>
-      <w:r>
-        <w:rPr>
-          <w:b/>
-          <w:bCs/>
-        </w:rPr>
-        <w:t>Título do trabalho (Frase curta que sintetize o foco do trabalho)</w:t>
-      </w:r>
-    </w:p>
-    <w:p>
-      <w:pPr>
-        <w:pStyle w:val="dcapa"/>
-        <w:rPr>
-          <w:lang w:val="en-AU"/>
-        </w:rPr>
-      </w:pPr>
-      <w:r>
-        <w:rPr>
-          <w:lang w:val="en-AU"/>
-        </w:rPr>
-        <w:t xml:space="preserve">(Fonte: Times New Roman – 14pt. – </w:t>
-      </w:r>
-      <w:proofErr w:type="spellStart"/>
-      <w:r>
-        <w:rPr>
-          <w:lang w:val="en-AU"/>
-        </w:rPr>
-        <w:t>negrito</w:t>
-      </w:r>
-      <w:proofErr w:type="spellEnd"/>
-      <w:r>
-        <w:rPr>
-          <w:lang w:val="en-AU"/>
-        </w:rPr>
-        <w:t>)</w:t>
-      </w:r>
-    </w:p>
-    <w:p>
-      <w:pPr>
-        <w:pStyle w:val="dcapa"/>
-        <w:rPr>
-          <w:lang w:val="en-AU"/>
-        </w:rPr>
-      </w:pPr>
-    </w:p>
-    <w:p>
-      <w:pPr>
-        <w:pStyle w:val="dcapa"/>
-        <w:rPr>
-          <w:lang w:val="en-AU"/>
-        </w:rPr>
-      </w:pPr>
-    </w:p>
-    <w:p>
-      <w:pPr>
-        <w:pStyle w:val="dcapa"/>
-        <w:rPr>
-          <w:lang w:val="en-AU"/>
-        </w:rPr>
-      </w:pPr>
-    </w:p>
-    <w:p>
-      <w:pPr>
-        <w:pStyle w:val="dcapa"/>
-        <w:rPr>
-          <w:lang w:val="en-AU"/>
-        </w:rPr>
-      </w:pPr>
-    </w:p>
-    <w:p>
-      <w:pPr>
-        <w:pStyle w:val="dcapa"/>
-        <w:rPr>
-          <w:lang w:val="en-AU"/>
-        </w:rPr>
-      </w:pPr>
-    </w:p>
-    <w:p>
-      <w:pPr>
-        <w:pStyle w:val="dcapa"/>
-        <w:rPr>
-          <w:lang w:val="en-AU"/>
-        </w:rPr>
-      </w:pPr>
-    </w:p>
-    <w:p>
-      <w:pPr>
-        <w:pStyle w:val="ecapadescrio"/>
-        <w:rPr>
           <w:b w:val="1"/>
           <w:bCs w:val="1"/>
+          <w:lang w:val="it-IT"/>
+        </w:rPr>
+      </w:pPr>
+      <w:r>
+        <w:rPr>
+          <w:b w:val="1"/>
+          <w:bCs w:val="1"/>
+          <w:lang w:val="it-IT"/>
+        </w:rPr>
+        <w:t xml:space="preserve">EDUPLANFIN-AI: Sistema </w:t>
+      </w:r>
+      <w:r>
+        <w:rPr>
+          <w:b w:val="1"/>
+          <w:bCs w:val="1"/>
+          <w:lang w:val="it-IT"/>
+        </w:rPr>
+        <w:t>Inteligente</w:t>
+      </w:r>
+      <w:r>
+        <w:rPr>
+          <w:b w:val="1"/>
+          <w:bCs w:val="1"/>
+          <w:lang w:val="it-IT"/>
+        </w:rPr>
+        <w:t xml:space="preserve"> de </w:t>
+      </w:r>
+      <w:r>
+        <w:rPr>
+          <w:b w:val="1"/>
+          <w:bCs w:val="1"/>
+          <w:lang w:val="it-IT"/>
+        </w:rPr>
+        <w:t>apoio</w:t>
+      </w:r>
+      <w:r>
+        <w:rPr>
+          <w:b w:val="1"/>
+          <w:bCs w:val="1"/>
+          <w:lang w:val="it-IT"/>
+        </w:rPr>
+        <w:t xml:space="preserve"> </w:t>
+      </w:r>
+      <w:r>
+        <w:rPr>
+          <w:b w:val="1"/>
+          <w:bCs w:val="1"/>
+          <w:lang w:val="it-IT"/>
+        </w:rPr>
+        <w:t>ao</w:t>
+      </w:r>
+      <w:r>
+        <w:rPr>
+          <w:b w:val="1"/>
+          <w:bCs w:val="1"/>
+          <w:lang w:val="it-IT"/>
+        </w:rPr>
+        <w:t xml:space="preserve"> </w:t>
+      </w:r>
+      <w:r>
+        <w:rPr>
+          <w:b w:val="1"/>
+          <w:bCs w:val="1"/>
+          <w:lang w:val="it-IT"/>
+        </w:rPr>
+        <w:t>planejamento</w:t>
+      </w:r>
+      <w:r>
+        <w:rPr>
+          <w:b w:val="1"/>
+          <w:bCs w:val="1"/>
+          <w:lang w:val="it-IT"/>
+        </w:rPr>
+        <w:t xml:space="preserve"> docente em </w:t>
+      </w:r>
+      <w:r>
+        <w:rPr>
+          <w:b w:val="1"/>
+          <w:bCs w:val="1"/>
+          <w:lang w:val="it-IT"/>
+        </w:rPr>
+        <w:t>educação</w:t>
+      </w:r>
+      <w:r>
+        <w:rPr>
+          <w:b w:val="1"/>
+          <w:bCs w:val="1"/>
+          <w:lang w:val="it-IT"/>
+        </w:rPr>
+        <w:t xml:space="preserve"> </w:t>
+      </w:r>
+      <w:r>
+        <w:rPr>
+          <w:b w:val="1"/>
+          <w:bCs w:val="1"/>
+          <w:lang w:val="it-IT"/>
+        </w:rPr>
+        <w:t>financeira</w:t>
+      </w:r>
+      <w:r>
+        <w:rPr>
+          <w:b w:val="1"/>
+          <w:bCs w:val="1"/>
+          <w:lang w:val="it-IT"/>
+        </w:rPr>
+        <w:t xml:space="preserve">  </w:t>
+      </w:r>
+    </w:p>
+    <w:p>
+      <w:pPr>
+        <w:pStyle w:val="dcapa"/>
+        <w:rPr>
+          <w:b w:val="1"/>
+          <w:bCs w:val="1"/>
+          <w:lang w:val="it-IT"/>
+        </w:rPr>
+      </w:pPr>
+    </w:p>
+    <w:p>
+      <w:pPr>
+        <w:pStyle w:val="dcapa"/>
+        <w:rPr>
+          <w:lang w:val="en-AU"/>
+        </w:rPr>
+      </w:pPr>
+    </w:p>
+    <w:p>
+      <w:pPr>
+        <w:pStyle w:val="dcapa"/>
+        <w:rPr>
+          <w:lang w:val="en-AU"/>
+        </w:rPr>
+      </w:pPr>
+    </w:p>
+    <w:p>
+      <w:pPr>
+        <w:pStyle w:val="dcapa"/>
+        <w:rPr>
+          <w:lang w:val="en-AU"/>
+        </w:rPr>
+      </w:pPr>
+    </w:p>
+    <w:p>
+      <w:pPr>
+        <w:pStyle w:val="dcapa"/>
+        <w:rPr>
+          <w:lang w:val="en-AU"/>
+        </w:rPr>
+      </w:pPr>
+    </w:p>
+    <w:p>
+      <w:pPr>
+        <w:pStyle w:val="dcapa"/>
+        <w:rPr>
+          <w:lang w:val="en-AU"/>
+        </w:rPr>
+      </w:pPr>
+    </w:p>
+    <w:p>
+      <w:pPr>
+        <w:pStyle w:val="ecapadescrio"/>
+        <w:rPr>
+          <w:b w:val="1"/>
+          <w:bCs w:val="1"/>
         </w:rPr>
       </w:pPr>
       <w:r>
@@ -909,6 +988,11 @@
     <w:p>
       <w:pPr>
         <w:pStyle w:val="dcapa"/>
+      </w:pPr>
+    </w:p>
+    <w:p>
+      <w:pPr>
+        <w:pStyle w:val="dcapa"/>
         <w:jc w:val="center"/>
       </w:pPr>
       <w:r>
@@ -932,6 +1016,15 @@
       <w:r>
         <w:br w:type="page"/>
       </w:r>
+    </w:p>
+    <w:p>
+      <w:pPr>
+        <w:pStyle w:val="atexto-base"/>
+        <w:rPr>
+          <w:noProof w:val="0"/>
+          <w:lang w:val="pt-BR"/>
+        </w:rPr>
+      </w:pPr>
     </w:p>
     <w:p>
       <w:pPr>
@@ -1206,14 +1299,6 @@
           <w:b/>
         </w:rPr>
       </w:pPr>
-    </w:p>
-    <w:p>
-      <w:pPr>
-        <w:pStyle w:val="atexto-base"/>
-        <w:rPr>
-          <w:b/>
-        </w:rPr>
-      </w:pPr>
       <w:r>
         <w:rPr>
           <w:b/>
@@ -1273,177 +1358,10 @@
     </w:p>
     <w:p>
       <w:pPr>
+        <w:pStyle w:val="atexto-base"/>
         <w:spacing w:after="160" w:line="259" w:lineRule="auto"/>
         <w:ind w:left="-30" w:firstLine="597"/>
       </w:pPr>
-      <w:r>
-        <w:br w:type="page"/>
-      </w:r>
-    </w:p>
-    <w:p>
-      <w:pPr>
-        <w:pStyle w:val="atexto-base"/>
-        <w:rPr>
-          <w:b/>
-        </w:rPr>
-      </w:pPr>
-      <w:r>
-        <w:rPr>
-          <w:b/>
-        </w:rPr>
-        <w:t>LISTA DE ILUSTRAÇÕES (opcional)</w:t>
-      </w:r>
-    </w:p>
-    <w:p>
-      <w:pPr>
-        <w:pStyle w:val="Sumrio1"/>
-      </w:pPr>
-    </w:p>
-    <w:p>
-      <w:pPr>
-        <w:pStyle w:val="Sumrio1"/>
-        <w:rPr>
-          <w:smallCaps/>
-        </w:rPr>
-      </w:pPr>
-      <w:r>
-        <w:rPr>
-          <w:smallCaps/>
-        </w:rPr>
-        <w:t xml:space="preserve">Figura 1– </w:t>
-      </w:r>
-      <w:r>
-        <w:rPr>
-          <w:b w:val="0"/>
-          <w:bCs/>
-          <w:smallCaps/>
-        </w:rPr>
-        <w:t>Brainstorm</w:t>
-      </w:r>
-      <w:r>
-        <w:rPr>
-          <w:smallCaps/>
-        </w:rPr>
-        <w:tab/>
-      </w:r>
-      <w:r>
-        <w:rPr>
-          <w:smallCaps/>
-        </w:rPr>
-        <w:t>18</w:t>
-      </w:r>
-    </w:p>
-    <w:p>
-      <w:pPr>
-        <w:pStyle w:val="Sumrio1"/>
-        <w:rPr>
-          <w:sz w:val="28"/>
-          <w:szCs w:val="28"/>
-        </w:rPr>
-      </w:pPr>
-      <w:r>
-        <w:rPr>
-          <w:smallCaps/>
-        </w:rPr>
-        <w:t xml:space="preserve">Figura 2– </w:t>
-      </w:r>
-      <w:r>
-        <w:rPr>
-          <w:b w:val="0"/>
-          <w:bCs/>
-          <w:smallCaps/>
-        </w:rPr>
-        <w:t>Brainstorm</w:t>
-      </w:r>
-      <w:r>
-        <w:rPr>
-          <w:smallCaps/>
-        </w:rPr>
-        <w:tab/>
-      </w:r>
-      <w:r>
-        <w:rPr>
-          <w:smallCaps/>
-        </w:rPr>
-        <w:t>18</w:t>
-      </w:r>
-    </w:p>
-    <w:p>
-      <w:pPr>
-        <w:pStyle w:val="atexto-base"/>
-        <w:rPr>
-          <w:b/>
-        </w:rPr>
-      </w:pPr>
-    </w:p>
-    <w:p>
-      <w:pPr>
-        <w:pStyle w:val="atexto-base"/>
-      </w:pPr>
-      <w:r>
-        <w:br w:type="page"/>
-      </w:r>
-    </w:p>
-    <w:p>
-      <w:pPr>
-        <w:pStyle w:val="atexto-base"/>
-        <w:rPr>
-          <w:b/>
-        </w:rPr>
-      </w:pPr>
-      <w:r>
-        <w:rPr>
-          <w:b/>
-        </w:rPr>
-        <w:t>LISTAS DE TABELAS (opcional)</w:t>
-      </w:r>
-    </w:p>
-    <w:p>
-      <w:pPr>
-        <w:pStyle w:val="atexto-base"/>
-      </w:pPr>
-    </w:p>
-    <w:p>
-      <w:pPr>
-        <w:pStyle w:val="Sumrio1"/>
-      </w:pPr>
-      <w:r>
-        <w:t xml:space="preserve">Tabela 1 - </w:t>
-      </w:r>
-      <w:r>
-        <w:rPr>
-          <w:b w:val="0"/>
-          <w:bCs/>
-        </w:rPr>
-        <w:t>Alguns problemas identificados</w:t>
-      </w:r>
-      <w:r>
-        <w:tab/>
-      </w:r>
-      <w:r>
-        <w:t>17</w:t>
-      </w:r>
-    </w:p>
-    <w:p>
-      <w:pPr>
-        <w:pStyle w:val="Sumrio1"/>
-      </w:pPr>
-      <w:r>
-        <w:t xml:space="preserve">Tabela 2 - </w:t>
-      </w:r>
-      <w:r>
-        <w:rPr>
-          <w:b w:val="0"/>
-          <w:bCs/>
-        </w:rPr>
-        <w:t>Alguns problemas identificados</w:t>
-      </w:r>
-      <w:r>
-        <w:tab/>
-      </w:r>
-      <w:r>
-        <w:t>17</w:t>
-      </w:r>
     </w:p>
     <w:p>
       <w:pPr>
@@ -2252,341 +2170,6 @@
     </w:p>
     <w:p>
       <w:pPr>
-        <w:pStyle w:val="atexto-base"/>
-        <w:rPr>
-          <w:color w:val="FF0000"/>
-        </w:rPr>
-      </w:pPr>
-      <w:r>
-        <w:rPr>
-          <w:color w:val="FF0000"/>
-        </w:rPr>
-        <w:t xml:space="preserve">A Introdução é a apresentação do </w:t>
-      </w:r>
-      <w:r>
-        <w:rPr>
-          <w:color w:val="FF0000"/>
-        </w:rPr>
-        <w:t>tema</w:t>
-      </w:r>
-      <w:r>
-        <w:rPr>
-          <w:color w:val="FF0000"/>
-        </w:rPr>
-        <w:t xml:space="preserve"> a ser tratado</w:t>
-      </w:r>
-      <w:r>
-        <w:rPr>
-          <w:color w:val="FF0000"/>
-        </w:rPr>
-        <w:t xml:space="preserve"> e</w:t>
-      </w:r>
-      <w:r>
-        <w:rPr>
-          <w:color w:val="FF0000"/>
-        </w:rPr>
-        <w:t xml:space="preserve"> deve conter o problema a ser pesquisado.</w:t>
-      </w:r>
-    </w:p>
-    <w:p>
-      <w:pPr>
-        <w:pStyle w:val="atexto-base"/>
-        <w:rPr>
-          <w:color w:val="FF0000"/>
-        </w:rPr>
-      </w:pPr>
-      <w:r>
-        <w:rPr>
-          <w:color w:val="FF0000"/>
-        </w:rPr>
-        <w:t>Ao desenvolver a introdução, o grupo deve explicar o assunto que deseja</w:t>
-      </w:r>
-      <w:r>
-        <w:rPr>
-          <w:color w:val="FF0000"/>
-        </w:rPr>
-        <w:t xml:space="preserve"> abordar</w:t>
-      </w:r>
-      <w:r>
-        <w:rPr>
-          <w:color w:val="FF0000"/>
-        </w:rPr>
-        <w:t xml:space="preserve">, </w:t>
-      </w:r>
-      <w:r>
-        <w:rPr>
-          <w:color w:val="FF0000"/>
-        </w:rPr>
-        <w:t>de forma a</w:t>
-      </w:r>
-      <w:r>
-        <w:rPr>
-          <w:color w:val="FF0000"/>
-        </w:rPr>
-        <w:t>:</w:t>
-      </w:r>
-    </w:p>
-    <w:p>
-      <w:pPr>
-        <w:pStyle w:val="btextocombullets"/>
-        <w:rPr>
-          <w:color w:val="FF0000"/>
-        </w:rPr>
-      </w:pPr>
-      <w:r>
-        <w:rPr>
-          <w:color w:val="FF0000"/>
-        </w:rPr>
-        <w:t>Desenvolver o tema</w:t>
-      </w:r>
-    </w:p>
-    <w:p>
-      <w:pPr>
-        <w:pStyle w:val="btextocombullets"/>
-        <w:rPr>
-          <w:color w:val="FF0000"/>
-        </w:rPr>
-      </w:pPr>
-      <w:r>
-        <w:rPr>
-          <w:color w:val="FF0000"/>
-        </w:rPr>
-        <w:t>Anunciar a ideia básica</w:t>
-      </w:r>
-    </w:p>
-    <w:p>
-      <w:pPr>
-        <w:pStyle w:val="btextocombullets"/>
-        <w:rPr>
-          <w:color w:val="FF0000"/>
-        </w:rPr>
-      </w:pPr>
-      <w:r>
-        <w:rPr>
-          <w:color w:val="FF0000"/>
-        </w:rPr>
-        <w:t>Delimitar o foco da pesquisa</w:t>
-      </w:r>
-    </w:p>
-    <w:p>
-      <w:pPr>
-        <w:pStyle w:val="btextocombullets"/>
-        <w:rPr>
-          <w:color w:val="FF0000"/>
-        </w:rPr>
-      </w:pPr>
-      <w:r>
-        <w:rPr>
-          <w:color w:val="FF0000"/>
-        </w:rPr>
-        <w:t>Situar o tema dentro do contexto geral da sua área de trabalho</w:t>
-      </w:r>
-    </w:p>
-    <w:p>
-      <w:pPr>
-        <w:pStyle w:val="btextocombullets"/>
-        <w:rPr>
-          <w:color w:val="FF0000"/>
-        </w:rPr>
-      </w:pPr>
-      <w:r>
-        <w:rPr>
-          <w:color w:val="FF0000"/>
-        </w:rPr>
-        <w:t>Descrever as motivações que levaram à escolha do tema</w:t>
-      </w:r>
-    </w:p>
-    <w:p>
-      <w:pPr>
-        <w:pStyle w:val="btextocombullets"/>
-        <w:rPr>
-          <w:color w:val="FF0000"/>
-        </w:rPr>
-      </w:pPr>
-      <w:bookmarkStart w:name="_heading=h.gjdgxs" w:id="2"/>
-      <w:bookmarkEnd w:id="2"/>
-      <w:r>
-        <w:rPr>
-          <w:color w:val="FF0000"/>
-        </w:rPr>
-        <w:t>Indicar o objeto do trabalho: o que será estudado?</w:t>
-      </w:r>
-    </w:p>
-    <w:p>
-      <w:pPr>
-        <w:pStyle w:val="atexto-base"/>
-        <w:rPr>
-          <w:color w:val="FF0000"/>
-        </w:rPr>
-      </w:pPr>
-      <w:r>
-        <w:rPr>
-          <w:color w:val="FF0000"/>
-        </w:rPr>
-        <w:t xml:space="preserve">O texto do trabalho deve conter a formatação indicada neste documento: </w:t>
-      </w:r>
-    </w:p>
-    <w:p>
-      <w:pPr>
-        <w:pStyle w:val="btextocombullets"/>
-        <w:rPr>
-          <w:color w:val="FF0000"/>
-        </w:rPr>
-      </w:pPr>
-      <w:r>
-        <w:rPr>
-          <w:color w:val="FF0000"/>
-        </w:rPr>
-        <w:t>FONTE, TAMANHO E COR: Times New Roman, tamanho 12 para texto, 10 para citações de mais de três linhas e de 10 para notas de rodapé; Cor preta</w:t>
-      </w:r>
-      <w:r>
-        <w:rPr>
-          <w:color w:val="FF0000"/>
-        </w:rPr>
-        <w:t>.</w:t>
-      </w:r>
-      <w:r>
-        <w:rPr>
-          <w:color w:val="FF0000"/>
-        </w:rPr>
-        <w:t xml:space="preserve"> </w:t>
-      </w:r>
-    </w:p>
-    <w:p>
-      <w:pPr>
-        <w:pStyle w:val="btextocombullets"/>
-        <w:rPr>
-          <w:color w:val="FF0000"/>
-        </w:rPr>
-      </w:pPr>
-      <w:r>
-        <w:rPr>
-          <w:color w:val="FF0000"/>
-        </w:rPr>
-        <w:t>MARGENS</w:t>
-      </w:r>
-      <w:r>
-        <w:rPr>
-          <w:color w:val="FF0000"/>
-        </w:rPr>
-        <w:t>:</w:t>
-      </w:r>
-      <w:r>
-        <w:rPr>
-          <w:color w:val="FF0000"/>
-        </w:rPr>
-        <w:t xml:space="preserve"> superior e esquerda de 3cm; inferior e direita de 2cm.</w:t>
-      </w:r>
-    </w:p>
-    <w:p>
-      <w:pPr>
-        <w:pStyle w:val="btextocombullets"/>
-        <w:rPr>
-          <w:color w:val="FF0000"/>
-        </w:rPr>
-      </w:pPr>
-      <w:r>
-        <w:rPr>
-          <w:color w:val="FF0000"/>
-        </w:rPr>
-        <w:t>TÍTULOS OU SUBTÍTULOS</w:t>
-      </w:r>
-      <w:r>
-        <w:rPr>
-          <w:color w:val="FF0000"/>
-        </w:rPr>
-        <w:t>:</w:t>
-      </w:r>
-      <w:r>
-        <w:rPr>
-          <w:color w:val="FF0000"/>
-        </w:rPr>
-        <w:t xml:space="preserve"> alinhados à esquerda, iniciando sempre </w:t>
-      </w:r>
-      <w:r>
-        <w:rPr>
-          <w:color w:val="FF0000"/>
-        </w:rPr>
-        <w:t xml:space="preserve">em </w:t>
-      </w:r>
-      <w:r>
-        <w:rPr>
-          <w:color w:val="FF0000"/>
-        </w:rPr>
-        <w:t>uma nova página. Todas as letras dos títulos dos capítulos devem ser escritas no canto esquerdo de cada página, em negrito e</w:t>
-      </w:r>
-      <w:r>
-        <w:rPr>
-          <w:color w:val="FF0000"/>
-        </w:rPr>
-        <w:t xml:space="preserve"> em</w:t>
-      </w:r>
-      <w:r>
-        <w:rPr>
-          <w:color w:val="FF0000"/>
-        </w:rPr>
-        <w:t xml:space="preserve"> maiúsculas.</w:t>
-      </w:r>
-    </w:p>
-    <w:p>
-      <w:pPr>
-        <w:pStyle w:val="btextocombullets"/>
-        <w:rPr>
-          <w:color w:val="FF0000"/>
-        </w:rPr>
-      </w:pPr>
-      <w:r>
-        <w:rPr>
-          <w:color w:val="FF0000"/>
-        </w:rPr>
-        <w:t>PAGINAÇÃO (números das páginas)</w:t>
-      </w:r>
-      <w:r>
-        <w:rPr>
-          <w:color w:val="FF0000"/>
-        </w:rPr>
-        <w:t>:</w:t>
-      </w:r>
-      <w:r>
-        <w:rPr>
-          <w:color w:val="FF0000"/>
-        </w:rPr>
-        <w:t xml:space="preserve"> Superior à direita, começando na introdução em algarismos arábicos (1, 2, 3....). </w:t>
-      </w:r>
-    </w:p>
-    <w:p>
-      <w:pPr>
-        <w:pStyle w:val="btextocombullets"/>
-        <w:rPr>
-          <w:color w:val="FF0000"/>
-        </w:rPr>
-      </w:pPr>
-      <w:r>
-        <w:rPr>
-          <w:color w:val="FF0000"/>
-        </w:rPr>
-        <w:t>ESPAÇAMENTO</w:t>
-      </w:r>
-      <w:r>
-        <w:rPr>
-          <w:color w:val="FF0000"/>
-        </w:rPr>
-        <w:t>:</w:t>
-      </w:r>
-      <w:r>
-        <w:rPr>
-          <w:color w:val="FF0000"/>
-        </w:rPr>
-        <w:t xml:space="preserve"> Todo o texto deve ser digitado em espaço 1,5.  Excetuam-se: citações longas (com mais de três linhas), notas de rodapé, as Referências Bibliográficas (ou Bibliografia) e as legendas de ilustrações e tabelas, que são digitadas com espaçamento simples. Os parágrafos devem ser separados por uma linha em branco. Citações com mais de três linhas: fonte tamanho 10, espaçamento simples e recuo de 4cm da margem esquerda. Notas de rodapé: fonte tamanho 10.</w:t>
-      </w:r>
-    </w:p>
-    <w:p>
-      <w:pPr>
-        <w:pStyle w:val="atexto-base"/>
-      </w:pPr>
-    </w:p>
-    <w:p>
-      <w:pPr>
         <w:pStyle w:val="1ttulonivel1"/>
       </w:pPr>
       <w:bookmarkStart w:name="_Toc43731743" w:id="3"/>
@@ -2836,328 +2419,76 @@
       </w:pPr>
       <w:r>
         <w:rPr/>
-        <w:t xml:space="preserve">O desenvolvimento do projeto foi dividido em três etapas: ouvir, criar e implementar. Inicialmente, foram analisadas as dificuldades enfrentadas por professores por meio de pesquisa bibliográfica. Em seguida, foi desenvolvido um protótipo do sistema baseado em regras pedagógicas. Por fim, o sistema foi representado por meio de protótipo visual contendo telas de login, formulário e geração de plano de aula. </w:t>
+        <w:t>O desenvolvimento do projeto foi dividido em três etapas: ouvir, criar e implementar. Inicialmente, foram analisadas as dificuldades enfrentadas por professores por meio de pesquisa bibliográfica. Em seguida, foi desenvolvido um protótipo do sistema baseado em regras pedagógicas. Por fim, o sistema foi representado por meio de protótipo visual contendo telas de login, formulário e geração de plano de aula.</w:t>
       </w:r>
     </w:p>
     <w:p>
       <w:pPr>
         <w:pStyle w:val="atexto-base"/>
-        <w:rPr>
-          <w:color w:val="FF0000"/>
-        </w:rPr>
-      </w:pPr>
-      <w:r>
-        <w:rPr>
-          <w:color w:val="FF0000"/>
-        </w:rPr>
-        <w:t xml:space="preserve">Metodologia refere-se aos métodos e instrumentos adotados para a execução do projeto. Nesta seção, espera-se que o grupo descreva os passos e as estratégias adotadas para o desenvolvimento do Projeto Integrador. </w:t>
+      </w:pPr>
+      <w:r>
+        <w:rPr/>
+        <w:t>Para o desenvolvimento e organização do projeto, foi utilizada a plataforma GitHub como ferramenta de controle de versão, permitindo o armazenamento e versionamento dos arquivos.</w:t>
       </w:r>
     </w:p>
     <w:p>
       <w:pPr>
         <w:pStyle w:val="atexto-base"/>
-        <w:rPr>
-          <w:color w:val="FF0000"/>
-        </w:rPr>
-      </w:pPr>
-      <w:r>
-        <w:rPr>
-          <w:color w:val="FF0000"/>
-        </w:rPr>
-        <w:t xml:space="preserve">Assim, indique as estratégias adotadas em cada etapa do projeto: </w:t>
-      </w:r>
-    </w:p>
-    <w:p>
-      <w:pPr>
-        <w:pStyle w:val="atexto-base"/>
-        <w:rPr>
-          <w:color w:val="FF0000"/>
-        </w:rPr>
-      </w:pPr>
-      <w:r>
-        <w:rPr>
-          <w:color w:val="FF0000"/>
-        </w:rPr>
-        <w:t xml:space="preserve">- Ouvir e </w:t>
-      </w:r>
-      <w:r>
-        <w:rPr>
-          <w:color w:val="FF0000"/>
-        </w:rPr>
-        <w:t>i</w:t>
-      </w:r>
-      <w:r>
-        <w:rPr>
-          <w:color w:val="FF0000"/>
-        </w:rPr>
-        <w:t xml:space="preserve">nterpretar o </w:t>
-      </w:r>
-      <w:r>
-        <w:rPr>
-          <w:color w:val="FF0000"/>
-        </w:rPr>
-        <w:t>c</w:t>
-      </w:r>
-      <w:r>
-        <w:rPr>
-          <w:color w:val="FF0000"/>
-        </w:rPr>
-        <w:t>ontexto:</w:t>
-      </w:r>
-    </w:p>
-    <w:p>
-      <w:pPr>
-        <w:pStyle w:val="btextocombullets"/>
-        <w:rPr>
-          <w:color w:val="FF0000"/>
-        </w:rPr>
-      </w:pPr>
-      <w:r>
-        <w:rPr>
-          <w:color w:val="FF0000"/>
-        </w:rPr>
-        <w:t>Descrição do</w:t>
-      </w:r>
-      <w:r>
-        <w:rPr>
-          <w:color w:val="FF0000"/>
-        </w:rPr>
-        <w:t xml:space="preserve"> contexto em que o projeto foi realizado;</w:t>
-      </w:r>
-    </w:p>
-    <w:p>
-      <w:pPr>
-        <w:pStyle w:val="btextocombullets"/>
-        <w:rPr>
-          <w:color w:val="FF0000"/>
-        </w:rPr>
-      </w:pPr>
-      <w:r>
-        <w:rPr>
-          <w:color w:val="FF0000"/>
-        </w:rPr>
-        <w:t>P</w:t>
-      </w:r>
-      <w:r>
-        <w:rPr>
-          <w:color w:val="FF0000"/>
-        </w:rPr>
-        <w:t>erfil dos sujeitos participantes, se for o caso;</w:t>
-      </w:r>
-    </w:p>
-    <w:p>
-      <w:pPr>
-        <w:pStyle w:val="btextocombullets"/>
-        <w:rPr>
-          <w:color w:val="FF0000"/>
-        </w:rPr>
-      </w:pPr>
-      <w:r>
-        <w:rPr>
-          <w:color w:val="FF0000"/>
-        </w:rPr>
-        <w:t>Como as informações iniciais</w:t>
-      </w:r>
-      <w:r>
-        <w:rPr>
-          <w:color w:val="FF0000"/>
-        </w:rPr>
-        <w:t xml:space="preserve"> fo</w:t>
-      </w:r>
-      <w:r>
-        <w:rPr>
-          <w:color w:val="FF0000"/>
-        </w:rPr>
-        <w:t>ram coletadas</w:t>
-      </w:r>
-      <w:r>
-        <w:rPr>
-          <w:color w:val="FF0000"/>
-        </w:rPr>
-        <w:t>: observação, entrevista, formulário, questionário etc.</w:t>
-      </w:r>
-    </w:p>
-    <w:p>
-      <w:pPr>
-        <w:pStyle w:val="atexto-base"/>
-        <w:rPr>
-          <w:color w:val="FF0000"/>
-        </w:rPr>
-      </w:pPr>
-      <w:r>
-        <w:rPr>
-          <w:color w:val="FF0000"/>
-        </w:rPr>
-        <w:t xml:space="preserve">- Criar / </w:t>
-      </w:r>
-      <w:r>
-        <w:rPr>
-          <w:color w:val="FF0000"/>
-        </w:rPr>
-        <w:t>Prototipar</w:t>
-      </w:r>
-      <w:r>
-        <w:rPr>
-          <w:color w:val="FF0000"/>
-        </w:rPr>
-        <w:t>:</w:t>
-      </w:r>
-    </w:p>
-    <w:p>
-      <w:pPr>
-        <w:pStyle w:val="btextocombullets"/>
-        <w:rPr>
-          <w:color w:val="FF0000"/>
-        </w:rPr>
-      </w:pPr>
-      <w:r>
-        <w:rPr>
-          <w:color w:val="FF0000"/>
-        </w:rPr>
-        <w:t>Análise dos dados, por exemplo, estratégias referentes à pesquisa qualitativa ou quantitativa</w:t>
-      </w:r>
-      <w:r>
-        <w:rPr>
-          <w:color w:val="FF0000"/>
-        </w:rPr>
-        <w:t>;</w:t>
-      </w:r>
-      <w:r>
-        <w:rPr>
-          <w:color w:val="FF0000"/>
-        </w:rPr>
-        <w:t xml:space="preserve"> </w:t>
-      </w:r>
-    </w:p>
-    <w:p>
-      <w:pPr>
-        <w:pStyle w:val="btextocombullets"/>
-        <w:rPr>
-          <w:color w:val="FF0000"/>
-        </w:rPr>
-      </w:pPr>
-      <w:r>
-        <w:rPr>
-          <w:color w:val="FF0000"/>
-        </w:rPr>
-        <w:t>Descrição d</w:t>
-      </w:r>
-      <w:r>
-        <w:rPr>
-          <w:color w:val="FF0000"/>
-        </w:rPr>
-        <w:t>as soluções encontradas</w:t>
-      </w:r>
-      <w:r>
-        <w:rPr>
-          <w:color w:val="FF0000"/>
-        </w:rPr>
-        <w:t xml:space="preserve"> ou desenvolvidas </w:t>
-      </w:r>
-      <w:r>
-        <w:rPr>
-          <w:color w:val="FF0000"/>
-        </w:rPr>
-        <w:t xml:space="preserve">para o problema investigado. </w:t>
-      </w:r>
-    </w:p>
-    <w:p>
-      <w:pPr>
-        <w:pStyle w:val="atexto-base"/>
-        <w:rPr>
-          <w:color w:val="FF0000"/>
-        </w:rPr>
-      </w:pPr>
-      <w:r>
-        <w:rPr>
-          <w:color w:val="FF0000"/>
-        </w:rPr>
-        <w:t>- Implementar / Testar:</w:t>
-      </w:r>
-    </w:p>
-    <w:p>
-      <w:pPr>
-        <w:pStyle w:val="btextocombullets"/>
-        <w:rPr>
-          <w:color w:val="FF0000"/>
-        </w:rPr>
-      </w:pPr>
-      <w:r>
-        <w:rPr>
-          <w:color w:val="FF0000"/>
-        </w:rPr>
-        <w:t>Como a solução foi testada? Que devolutivas sobre a solução o grupo conseguiu coletar?</w:t>
-      </w:r>
-    </w:p>
-    <w:p>
-      <w:pPr>
-        <w:pStyle w:val="btextocombullets"/>
-        <w:rPr>
-          <w:color w:val="FF0000"/>
-        </w:rPr>
-      </w:pPr>
-      <w:r>
-        <w:rPr>
-          <w:color w:val="FF0000"/>
-        </w:rPr>
-        <w:t>Que melhorias foram indicadas para as soluções propostas/desenvolvidas?</w:t>
-      </w:r>
-    </w:p>
-    <w:p>
-      <w:pPr>
-        <w:pStyle w:val="atexto-base"/>
-        <w:rPr>
-          <w:color w:val="FF0000"/>
-        </w:rPr>
-      </w:pPr>
-      <w:r>
-        <w:rPr>
-          <w:color w:val="FF0000"/>
-        </w:rPr>
-        <w:t xml:space="preserve">Finalmente, este é o espaço para que o leitor do seu projeto entenda, em detalhes, quais foram as estratégias usadas para que os resultados fossem obtidos. </w:t>
-      </w:r>
-    </w:p>
-    <w:p>
-      <w:pPr>
-        <w:pStyle w:val="atexto-base"/>
-      </w:pPr>
-    </w:p>
-    <w:p>
-      <w:pPr>
-        <w:pStyle w:val="2ttulonivel2"/>
-      </w:pPr>
-      <w:bookmarkStart w:name="_Toc130202930" w:id="15"/>
-      <w:r>
-        <w:t>2.5 Resultados preliminares: solução inicial</w:t>
-      </w:r>
-      <w:bookmarkEnd w:id="15"/>
-      <w:r>
-        <w:t xml:space="preserve"> </w:t>
-      </w:r>
-    </w:p>
-    <w:p>
-      <w:pPr>
-        <w:pStyle w:val="atexto-base"/>
-      </w:pPr>
-      <w:r>
-        <w:rPr/>
-        <w:t>Como resultado, foi desenvolvido um protótipo funcional com interface simples e intuitiva. O sistema permite a inserção de dados como tema da aula, série e tempo disponível, gerando automaticamente um plano de aula contendo objetivo, conteúdo, atividade e avaliação.</w:t>
-      </w:r>
-    </w:p>
-    <w:p>
-      <w:pPr>
-        <w:pStyle w:val="atexto-base"/>
-      </w:pPr>
+      </w:pPr>
+      <w:hyperlink r:id="R9a437186b70d4673">
+        <w:r>
+          <w:rPr>
+            <w:rStyle w:val="Hyperlink"/>
+            <w:noProof w:val="0"/>
+            <w:lang w:val="pt-BR"/>
+          </w:rPr>
+          <w:t>https://github.com/alexjrpaixao/EduPlanFin-AI</w:t>
+        </w:r>
+      </w:hyperlink>
       <w:r>
         <w:rPr>
           <w:noProof w:val="0"/>
           <w:lang w:val="pt-BR"/>
         </w:rPr>
+        <w:t xml:space="preserve"> </w:t>
+      </w:r>
+    </w:p>
+    <w:p>
+      <w:pPr>
+        <w:pStyle w:val="2ttulonivel2"/>
+      </w:pPr>
+      <w:bookmarkStart w:name="_Toc130202930" w:id="15"/>
+      <w:r>
+        <w:t>2.5 Resultados preliminares: solução inicial</w:t>
+      </w:r>
+      <w:bookmarkEnd w:id="15"/>
+      <w:r>
+        <w:t xml:space="preserve"> </w:t>
+      </w:r>
+    </w:p>
+    <w:p>
+      <w:pPr>
+        <w:pStyle w:val="atexto-base"/>
+      </w:pPr>
+      <w:r>
+        <w:rPr/>
+        <w:t>Como resultado, foi desenvolvido um protótipo funcional com interface simples e intuitiva. O sistema permite a inserção de dados como tema da aula, série e tempo disponível, gerando automaticamente um plano de aula contendo objetivo, conteúdo, atividade e avaliação.</w:t>
+      </w:r>
+    </w:p>
+    <w:p>
+      <w:pPr>
+        <w:pStyle w:val="atexto-base"/>
+      </w:pPr>
+      <w:r>
+        <w:rPr>
+          <w:noProof w:val="0"/>
+          <w:lang w:val="pt-BR"/>
+        </w:rPr>
         <w:t>O sistema desenvolvido foi representado por meio de um protótipo visual contendo três telas principais: tela de login, formulário de entrada de dados e tela de geração do plano de aula. A interface foi projetada de forma simples e intuitiva, permitindo ao usuário inserir informações como tema, série e tempo disponível. A partir desses dados, o sistema gera automaticamente um plano de aula estruturado, contendo objetivo, conteúdo, metodologia, atividades e avaliação, conforme ilustrado nas figuras apresentadas.</w:t>
       </w:r>
       <w:r>
         <w:drawing>
-          <wp:inline wp14:editId="327DDFF4" wp14:anchorId="38968093">
+          <wp:inline wp14:editId="6012C69F" wp14:anchorId="38968093">
             <wp:extent cx="5762625" cy="3838575"/>
             <wp:effectExtent l="0" t="0" r="0" b="0"/>
             <wp:docPr id="1699037017" name="drawing"/>
@@ -3205,126 +2536,16 @@
     </w:p>
     <w:p>
       <w:pPr>
-        <w:pStyle w:val="atexto-base"/>
-        <w:rPr>
-          <w:color w:val="FF0000"/>
-        </w:rPr>
-      </w:pPr>
-      <w:r>
-        <w:rPr>
-          <w:color w:val="FF0000"/>
-        </w:rPr>
-        <w:t xml:space="preserve">O grupo deve demonstrar a criação de soluções com base na metodologia indicada pela </w:t>
-      </w:r>
-      <w:r>
-        <w:rPr>
-          <w:color w:val="FF0000"/>
-        </w:rPr>
-        <w:t>UNIVESP</w:t>
-      </w:r>
-      <w:r>
-        <w:rPr>
-          <w:color w:val="FF0000"/>
-        </w:rPr>
-        <w:t xml:space="preserve">, respeitando os passos </w:t>
-      </w:r>
-      <w:r>
-        <w:rPr>
-          <w:b w:val="1"/>
-          <w:bCs w:val="1"/>
-          <w:color w:val="FF0000"/>
-        </w:rPr>
-        <w:t xml:space="preserve">ouvir, criar </w:t>
-      </w:r>
-      <w:r>
-        <w:rPr>
-          <w:color w:val="FF0000"/>
-        </w:rPr>
-        <w:t>e</w:t>
-      </w:r>
-      <w:r>
-        <w:rPr>
-          <w:b w:val="1"/>
-          <w:bCs w:val="1"/>
-          <w:color w:val="FF0000"/>
-        </w:rPr>
-        <w:t xml:space="preserve"> implementar</w:t>
-      </w:r>
-      <w:r>
-        <w:rPr>
-          <w:color w:val="FF0000"/>
-        </w:rPr>
-        <w:t>. Portanto, deve identificar quais foram os resultados obtidos em cada um dos passos para a construção da solução.</w:t>
-      </w:r>
-    </w:p>
-    <w:p>
-      <w:pPr>
-        <w:pStyle w:val="atexto-base"/>
-        <w:rPr>
-          <w:color w:val="FF0000"/>
-        </w:rPr>
-      </w:pPr>
-      <w:r>
-        <w:rPr>
-          <w:color w:val="FF0000"/>
-        </w:rPr>
-        <w:t xml:space="preserve">É importante que o grupo inclua imagens, </w:t>
-      </w:r>
-      <w:r>
-        <w:rPr>
-          <w:i w:val="1"/>
-          <w:iCs w:val="1"/>
-          <w:color w:val="FF0000"/>
-        </w:rPr>
-        <w:t>storyboards</w:t>
-      </w:r>
-      <w:r>
-        <w:rPr>
-          <w:color w:val="FF0000"/>
-        </w:rPr>
-        <w:t xml:space="preserve"> ou ilustrações que demonstrem visualmente a solução adotada, junto aos passos desenvolvidos. Dessa forma, sugere-se que, neste capítulo, seja apresentada uma descrição detalhada de como se deu o processo de construção da primeira solução desenvolvida pelo grupo.</w:t>
-      </w:r>
-    </w:p>
-    <w:p>
-      <w:pPr>
-        <w:pStyle w:val="atexto-base"/>
-        <w:rPr>
-          <w:color w:val="FF0000"/>
-        </w:rPr>
-      </w:pPr>
-      <w:r>
-        <w:rPr>
-          <w:b w:val="1"/>
-          <w:bCs w:val="1"/>
-          <w:color w:val="FF0000"/>
-        </w:rPr>
-        <w:t>Importante</w:t>
-      </w:r>
-      <w:r>
-        <w:rPr>
-          <w:color w:val="FF0000"/>
-        </w:rPr>
-        <w:t>: quando se tratar de projetos desenvolvidos com a participação de crianças e adolescentes, não é permitida a inclusão de fotos deles sem a autorização de seus pais ou responsáveis.</w:t>
-      </w:r>
-    </w:p>
-    <w:p>
-      <w:pPr>
-        <w:pStyle w:val="atexto-base"/>
-        <w:rPr>
-          <w:color w:val="FF0000"/>
-        </w:rPr>
-      </w:pPr>
-    </w:p>
-    <w:p>
-      <w:pPr>
         <w:pStyle w:val="1ttulonivel1"/>
       </w:pPr>
       <w:bookmarkStart w:name="_Toc43731753" w:id="16"/>
       <w:bookmarkStart w:name="_Toc130202931" w:id="17"/>
       <w:r>
+        <w:rPr/>
         <w:t>R</w:t>
       </w:r>
       <w:r>
+        <w:rPr/>
         <w:t>eferências</w:t>
       </w:r>
       <w:bookmarkEnd w:id="16"/>
@@ -3332,11 +2553,6 @@
     </w:p>
     <w:p>
       <w:pPr>
-        <w:pStyle w:val="atexto-base"/>
-      </w:pPr>
-    </w:p>
-    <w:p>
-      <w:pPr>
         <w:pStyle w:val="fResumoReferncias"/>
         <w:spacing w:line="240" w:lineRule="auto"/>
       </w:pPr>
@@ -3344,7 +2560,7 @@
         <w:rPr/>
         <w:t xml:space="preserve">BRASIL. Ministério da Educação. Base Nacional Comum Curricular. Brasília, DF: MEC, 2018. Disponível em: </w:t>
       </w:r>
-      <w:hyperlink r:id="R3c767641ec1c4639">
+      <w:hyperlink r:id="R6bed37516c2849dc">
         <w:r>
           <w:rPr>
             <w:rStyle w:val="Hyperlink"/>

--- a/EDUPLANFLIN-AI Relatorio_Parcial.docx
+++ b/EDUPLANFLIN-AI Relatorio_Parcial.docx
@@ -1,6 +1,6 @@
 
 <file path=word/document.xml><?xml version="1.0" encoding="utf-8"?>
-<w:document xmlns:wpc="http://schemas.microsoft.com/office/word/2010/wordprocessingCanvas" xmlns:cx="http://schemas.microsoft.com/office/drawing/2014/chartex" xmlns:cx1="http://schemas.microsoft.com/office/drawing/2015/9/8/chartex" xmlns:cx2="http://schemas.microsoft.com/office/drawing/2015/10/21/chartex" xmlns:cx3="http://schemas.microsoft.com/office/drawing/2016/5/9/chartex" xmlns:cx4="http://schemas.microsoft.com/office/drawing/2016/5/10/chartex" xmlns:cx5="http://schemas.microsoft.com/office/drawing/2016/5/11/chartex" xmlns:cx6="http://schemas.microsoft.com/office/drawing/2016/5/12/chartex" xmlns:cx7="http://schemas.microsoft.com/office/drawing/2016/5/13/chartex" xmlns:cx8="http://schemas.microsoft.com/office/drawing/2016/5/14/chartex" xmlns:mc="http://schemas.openxmlformats.org/markup-compatibility/2006" xmlns:aink="http://schemas.microsoft.com/office/drawing/2016/ink" xmlns:am3d="http://schemas.microsoft.com/office/drawing/2017/model3d" xmlns:o="urn:schemas-microsoft-com:office:office" xmlns:oel="http://schemas.microsoft.com/office/2019/extlst" xmlns:r="http://schemas.openxmlformats.org/officeDocument/2006/relationships" xmlns:m="http://schemas.openxmlformats.org/officeDocument/2006/math" xmlns:v="urn:schemas-microsoft-com:vml" xmlns:wp14="http://schemas.microsoft.com/office/word/2010/wordprocessingDrawing" xmlns:wp="http://schemas.openxmlformats.org/drawingml/2006/wordprocessingDrawing" xmlns:w10="urn:schemas-microsoft-com:office:word" xmlns:w="http://schemas.openxmlformats.org/wordprocessingml/2006/main" xmlns:w14="http://schemas.microsoft.com/office/word/2010/wordml" xmlns:w15="http://schemas.microsoft.com/office/word/2012/wordml" xmlns:w16cex="http://schemas.microsoft.com/office/word/2018/wordml/cex" xmlns:w16cid="http://schemas.microsoft.com/office/word/2016/wordml/cid" xmlns:w16="http://schemas.microsoft.com/office/word/2018/wordml" xmlns:w16sdtdh="http://schemas.microsoft.com/office/word/2020/wordml/sdtdatahash" xmlns:w16se="http://schemas.microsoft.com/office/word/2015/wordml/symex" xmlns:wpg="http://schemas.microsoft.com/office/word/2010/wordprocessingGroup" xmlns:wpi="http://schemas.microsoft.com/office/word/2010/wordprocessingInk" xmlns:wne="http://schemas.microsoft.com/office/word/2006/wordml" xmlns:wps="http://schemas.microsoft.com/office/word/2010/wordprocessingShape" xmlns:a="http://schemas.openxmlformats.org/drawingml/2006/main" xmlns:pic="http://schemas.openxmlformats.org/drawingml/2006/picture" xmlns:a14="http://schemas.microsoft.com/office/drawing/2010/main" mc:Ignorable="w14 w15 w16se w16cid w16 w16cex w16sdtdh wp14">
+<w:document xmlns:wpc="http://schemas.microsoft.com/office/word/2010/wordprocessingCanvas" xmlns:cx="http://schemas.microsoft.com/office/drawing/2014/chartex" xmlns:cx1="http://schemas.microsoft.com/office/drawing/2015/9/8/chartex" xmlns:cx2="http://schemas.microsoft.com/office/drawing/2015/10/21/chartex" xmlns:cx3="http://schemas.microsoft.com/office/drawing/2016/5/9/chartex" xmlns:cx4="http://schemas.microsoft.com/office/drawing/2016/5/10/chartex" xmlns:cx5="http://schemas.microsoft.com/office/drawing/2016/5/11/chartex" xmlns:cx6="http://schemas.microsoft.com/office/drawing/2016/5/12/chartex" xmlns:cx7="http://schemas.microsoft.com/office/drawing/2016/5/13/chartex" xmlns:cx8="http://schemas.microsoft.com/office/drawing/2016/5/14/chartex" xmlns:mc="http://schemas.openxmlformats.org/markup-compatibility/2006" xmlns:aink="http://schemas.microsoft.com/office/drawing/2016/ink" xmlns:am3d="http://schemas.microsoft.com/office/drawing/2017/model3d" xmlns:o="urn:schemas-microsoft-com:office:office" xmlns:oel="http://schemas.microsoft.com/office/2019/extlst" xmlns:r="http://schemas.openxmlformats.org/officeDocument/2006/relationships" xmlns:m="http://schemas.openxmlformats.org/officeDocument/2006/math" xmlns:v="urn:schemas-microsoft-com:vml" xmlns:wp14="http://schemas.microsoft.com/office/word/2010/wordprocessingDrawing" xmlns:wp="http://schemas.openxmlformats.org/drawingml/2006/wordprocessingDrawing" xmlns:w10="urn:schemas-microsoft-com:office:word" xmlns:w="http://schemas.openxmlformats.org/wordprocessingml/2006/main" xmlns:w14="http://schemas.microsoft.com/office/word/2010/wordml" xmlns:w15="http://schemas.microsoft.com/office/word/2012/wordml" xmlns:w16cex="http://schemas.microsoft.com/office/word/2018/wordml/cex" xmlns:w16cid="http://schemas.microsoft.com/office/word/2016/wordml/cid" xmlns:w16="http://schemas.microsoft.com/office/word/2018/wordml" xmlns:w16du="http://schemas.microsoft.com/office/word/2023/wordml/word16du" xmlns:w16sdtdh="http://schemas.microsoft.com/office/word/2020/wordml/sdtdatahash" xmlns:w16sdtfl="http://schemas.microsoft.com/office/word/2024/wordml/sdtformatlock" xmlns:w16se="http://schemas.microsoft.com/office/word/2015/wordml/symex" xmlns:wpg="http://schemas.microsoft.com/office/word/2010/wordprocessingGroup" xmlns:wpi="http://schemas.microsoft.com/office/word/2010/wordprocessingInk" xmlns:wne="http://schemas.microsoft.com/office/word/2006/wordml" xmlns:wps="http://schemas.microsoft.com/office/word/2010/wordprocessingShape" xmlns:a="http://schemas.openxmlformats.org/drawingml/2006/main" xmlns:pic="http://schemas.openxmlformats.org/drawingml/2006/picture" xmlns:a14="http://schemas.microsoft.com/office/drawing/2010/main" mc:Ignorable="w14 w15 w16se w16cid w16 w16cex w16sdtdh w16sdtfl w16du wp14">
   <w:body>
     <w:p>
       <w:pPr>
@@ -51,44 +51,18 @@
     <w:p>
       <w:pPr>
         <w:pStyle w:val="dcapa"/>
-        <w:rPr>
-          <w:rFonts w:ascii="Times New Roman" w:hAnsi="Times New Roman" w:eastAsia="Times New Roman" w:cs="Times New Roman"/>
-          <w:sz w:val="28"/>
-          <w:szCs w:val="28"/>
-        </w:rPr>
-      </w:pPr>
-    </w:p>
-    <w:p>
-      <w:pPr>
-        <w:pStyle w:val="dcapa"/>
-        <w:rPr>
-          <w:rFonts w:ascii="Times New Roman" w:hAnsi="Times New Roman" w:eastAsia="Times New Roman" w:cs="Times New Roman"/>
-          <w:b w:val="0"/>
-          <w:bCs w:val="0"/>
-          <w:i w:val="0"/>
-          <w:iCs w:val="0"/>
-          <w:caps w:val="0"/>
-          <w:smallCaps w:val="0"/>
-          <w:noProof w:val="0"/>
-          <w:color w:val="000000" w:themeColor="text1" w:themeTint="FF" w:themeShade="FF"/>
-          <w:sz w:val="28"/>
-          <w:szCs w:val="28"/>
-          <w:lang w:val="pt-BR"/>
-        </w:rPr>
-      </w:pPr>
-      <w:r>
-        <w:rPr>
-          <w:rFonts w:ascii="Times New Roman" w:hAnsi="Times New Roman" w:eastAsia="Times New Roman" w:cs="Times New Roman"/>
-          <w:b w:val="0"/>
-          <w:bCs w:val="0"/>
-          <w:i w:val="0"/>
-          <w:iCs w:val="0"/>
-          <w:caps w:val="0"/>
-          <w:smallCaps w:val="0"/>
-          <w:noProof w:val="0"/>
-          <w:color w:val="000000" w:themeColor="text1" w:themeTint="FF" w:themeShade="FF"/>
-          <w:sz w:val="28"/>
-          <w:szCs w:val="28"/>
+      </w:pPr>
+    </w:p>
+    <w:p>
+      <w:pPr>
+        <w:pStyle w:val="dcapa"/>
+        <w:rPr>
+          <w:color w:val="000000" w:themeColor="text1"/>
+        </w:rPr>
+      </w:pPr>
+      <w:r>
+        <w:rPr>
+          <w:color w:val="000000" w:themeColor="text1"/>
           <w:lang w:val="en-US"/>
         </w:rPr>
         <w:t>Alex Junior Paixão – 24202169</w:t>
@@ -98,83 +72,82 @@
       </w:r>
       <w:r>
         <w:rPr>
-          <w:rFonts w:ascii="Times New Roman" w:hAnsi="Times New Roman" w:eastAsia="Times New Roman" w:cs="Times New Roman"/>
-          <w:b w:val="0"/>
-          <w:bCs w:val="0"/>
-          <w:i w:val="0"/>
-          <w:iCs w:val="0"/>
-          <w:caps w:val="0"/>
-          <w:smallCaps w:val="0"/>
-          <w:noProof w:val="0"/>
-          <w:color w:val="000000" w:themeColor="text1" w:themeTint="FF" w:themeShade="FF"/>
-          <w:sz w:val="28"/>
-          <w:szCs w:val="28"/>
+          <w:color w:val="000000" w:themeColor="text1"/>
           <w:lang w:val="en-US"/>
         </w:rPr>
-        <w:t xml:space="preserve">Ester Francine </w:t>
-      </w:r>
-      <w:r>
-        <w:rPr>
-          <w:rFonts w:ascii="Times New Roman" w:hAnsi="Times New Roman" w:eastAsia="Times New Roman" w:cs="Times New Roman"/>
-          <w:b w:val="0"/>
-          <w:bCs w:val="0"/>
-          <w:i w:val="0"/>
-          <w:iCs w:val="0"/>
-          <w:caps w:val="0"/>
-          <w:smallCaps w:val="0"/>
-          <w:noProof w:val="0"/>
-          <w:color w:val="000000" w:themeColor="text1" w:themeTint="FF" w:themeShade="FF"/>
-          <w:sz w:val="28"/>
-          <w:szCs w:val="28"/>
+        <w:t>Ester Francine Zambate Fernandes – 23227748</w:t>
+      </w:r>
+    </w:p>
+    <w:p>
+      <w:pPr>
+        <w:pStyle w:val="dcapa"/>
+      </w:pPr>
+      <w:r>
+        <w:rPr>
+          <w:color w:val="000000" w:themeColor="text1"/>
           <w:lang w:val="en-US"/>
         </w:rPr>
-        <w:t>Zambate</w:t>
-      </w:r>
-      <w:r>
-        <w:rPr>
-          <w:rFonts w:ascii="Times New Roman" w:hAnsi="Times New Roman" w:eastAsia="Times New Roman" w:cs="Times New Roman"/>
-          <w:b w:val="0"/>
-          <w:bCs w:val="0"/>
-          <w:i w:val="0"/>
-          <w:iCs w:val="0"/>
-          <w:caps w:val="0"/>
-          <w:smallCaps w:val="0"/>
-          <w:noProof w:val="0"/>
-          <w:color w:val="000000" w:themeColor="text1" w:themeTint="FF" w:themeShade="FF"/>
-          <w:sz w:val="28"/>
-          <w:szCs w:val="28"/>
+        <w:t>Henrique Oliveira Sampaio – 2009504</w:t>
+      </w:r>
+    </w:p>
+    <w:p>
+      <w:pPr>
+        <w:pStyle w:val="dcapa"/>
+        <w:rPr>
+          <w:lang w:val="en-AU"/>
+        </w:rPr>
+      </w:pPr>
+      <w:r>
+        <w:rPr>
+          <w:color w:val="000000" w:themeColor="text1"/>
           <w:lang w:val="en-US"/>
         </w:rPr>
-        <w:t xml:space="preserve"> Fernandes – 23227748</w:t>
-      </w:r>
-    </w:p>
-    <w:p>
-      <w:pPr>
-        <w:pStyle w:val="dcapa"/>
-        <w:rPr>
-          <w:rFonts w:ascii="Times New Roman" w:hAnsi="Times New Roman" w:eastAsia="Times New Roman" w:cs="Times New Roman"/>
-          <w:noProof w:val="0"/>
-          <w:sz w:val="28"/>
-          <w:szCs w:val="28"/>
-          <w:lang w:val="pt-BR"/>
-        </w:rPr>
-      </w:pPr>
-      <w:r>
-        <w:rPr>
-          <w:rFonts w:ascii="Times New Roman" w:hAnsi="Times New Roman" w:eastAsia="Times New Roman" w:cs="Times New Roman"/>
-          <w:b w:val="0"/>
-          <w:bCs w:val="0"/>
-          <w:i w:val="0"/>
-          <w:iCs w:val="0"/>
-          <w:caps w:val="0"/>
-          <w:smallCaps w:val="0"/>
-          <w:noProof w:val="0"/>
-          <w:color w:val="000000" w:themeColor="text1" w:themeTint="FF" w:themeShade="FF"/>
-          <w:sz w:val="28"/>
-          <w:szCs w:val="28"/>
+        <w:t>Júlio Bonacim Silva – 23207483</w:t>
+      </w:r>
+      <w:r>
+        <w:br/>
+      </w:r>
+      <w:r>
+        <w:rPr>
+          <w:color w:val="000000" w:themeColor="text1"/>
           <w:lang w:val="en-US"/>
         </w:rPr>
-        <w:t>Henrique Oliveira Sampaio – 2009504</w:t>
+        <w:t>Leandro Carvalho Capucho – 24222776</w:t>
+      </w:r>
+      <w:r>
+        <w:br/>
+      </w:r>
+      <w:r>
+        <w:rPr>
+          <w:color w:val="000000" w:themeColor="text1"/>
+          <w:lang w:val="en-US"/>
+        </w:rPr>
+        <w:t>Thais de Souza Costa – 23208077</w:t>
+      </w:r>
+      <w:r>
+        <w:t xml:space="preserve"> </w:t>
+      </w:r>
+    </w:p>
+    <w:p>
+      <w:pPr>
+        <w:pStyle w:val="dcapa"/>
+      </w:pPr>
+      <w:r>
+        <w:rPr>
+          <w:color w:val="000000" w:themeColor="text1"/>
+          <w:lang w:val="en-US"/>
+        </w:rPr>
+        <w:t>Ulisses Henrique Santos Silva – 24207684</w:t>
+      </w:r>
+      <w:r>
+        <w:br/>
+      </w:r>
+      <w:r>
+        <w:rPr>
+          <w:color w:val="000000" w:themeColor="text1"/>
+          <w:lang w:val="en-US"/>
+        </w:rPr>
+        <w:t>Victor Henrique da Silva – 24203252</w:t>
       </w:r>
     </w:p>
     <w:p>
@@ -184,156 +157,6 @@
           <w:lang w:val="en-AU"/>
         </w:rPr>
       </w:pPr>
-      <w:r>
-        <w:rPr>
-          <w:rFonts w:ascii="Times New Roman" w:hAnsi="Times New Roman" w:eastAsia="Times New Roman" w:cs="Times New Roman"/>
-          <w:b w:val="0"/>
-          <w:bCs w:val="0"/>
-          <w:i w:val="0"/>
-          <w:iCs w:val="0"/>
-          <w:caps w:val="0"/>
-          <w:smallCaps w:val="0"/>
-          <w:noProof w:val="0"/>
-          <w:color w:val="000000" w:themeColor="text1" w:themeTint="FF" w:themeShade="FF"/>
-          <w:sz w:val="28"/>
-          <w:szCs w:val="28"/>
-          <w:lang w:val="en-US"/>
-        </w:rPr>
-        <w:t xml:space="preserve">Júlio </w:t>
-      </w:r>
-      <w:r>
-        <w:rPr>
-          <w:rFonts w:ascii="Times New Roman" w:hAnsi="Times New Roman" w:eastAsia="Times New Roman" w:cs="Times New Roman"/>
-          <w:b w:val="0"/>
-          <w:bCs w:val="0"/>
-          <w:i w:val="0"/>
-          <w:iCs w:val="0"/>
-          <w:caps w:val="0"/>
-          <w:smallCaps w:val="0"/>
-          <w:noProof w:val="0"/>
-          <w:color w:val="000000" w:themeColor="text1" w:themeTint="FF" w:themeShade="FF"/>
-          <w:sz w:val="28"/>
-          <w:szCs w:val="28"/>
-          <w:lang w:val="en-US"/>
-        </w:rPr>
-        <w:t>Bonacim</w:t>
-      </w:r>
-      <w:r>
-        <w:rPr>
-          <w:rFonts w:ascii="Times New Roman" w:hAnsi="Times New Roman" w:eastAsia="Times New Roman" w:cs="Times New Roman"/>
-          <w:b w:val="0"/>
-          <w:bCs w:val="0"/>
-          <w:i w:val="0"/>
-          <w:iCs w:val="0"/>
-          <w:caps w:val="0"/>
-          <w:smallCaps w:val="0"/>
-          <w:noProof w:val="0"/>
-          <w:color w:val="000000" w:themeColor="text1" w:themeTint="FF" w:themeShade="FF"/>
-          <w:sz w:val="28"/>
-          <w:szCs w:val="28"/>
-          <w:lang w:val="en-US"/>
-        </w:rPr>
-        <w:t xml:space="preserve"> Silva – 23207483</w:t>
-      </w:r>
-      <w:r>
-        <w:br/>
-      </w:r>
-      <w:r>
-        <w:rPr>
-          <w:rFonts w:ascii="Times New Roman" w:hAnsi="Times New Roman" w:eastAsia="Times New Roman" w:cs="Times New Roman"/>
-          <w:b w:val="0"/>
-          <w:bCs w:val="0"/>
-          <w:i w:val="0"/>
-          <w:iCs w:val="0"/>
-          <w:caps w:val="0"/>
-          <w:smallCaps w:val="0"/>
-          <w:noProof w:val="0"/>
-          <w:color w:val="000000" w:themeColor="text1" w:themeTint="FF" w:themeShade="FF"/>
-          <w:sz w:val="28"/>
-          <w:szCs w:val="28"/>
-          <w:lang w:val="en-US"/>
-        </w:rPr>
-        <w:t>Leandro Carvalho Capucho – 24222776</w:t>
-      </w:r>
-      <w:r>
-        <w:br/>
-      </w:r>
-      <w:r>
-        <w:rPr>
-          <w:rFonts w:ascii="Times New Roman" w:hAnsi="Times New Roman" w:eastAsia="Times New Roman" w:cs="Times New Roman"/>
-          <w:b w:val="0"/>
-          <w:bCs w:val="0"/>
-          <w:i w:val="0"/>
-          <w:iCs w:val="0"/>
-          <w:caps w:val="0"/>
-          <w:smallCaps w:val="0"/>
-          <w:noProof w:val="0"/>
-          <w:color w:val="000000" w:themeColor="text1" w:themeTint="FF" w:themeShade="FF"/>
-          <w:sz w:val="28"/>
-          <w:szCs w:val="28"/>
-          <w:lang w:val="en-US"/>
-        </w:rPr>
-        <w:t>Thais de Souza Costa – 23208077</w:t>
-      </w:r>
-      <w:r>
-        <w:rPr>
-          <w:rFonts w:ascii="Times New Roman" w:hAnsi="Times New Roman" w:eastAsia="Times New Roman" w:cs="Times New Roman"/>
-          <w:noProof w:val="0"/>
-          <w:sz w:val="28"/>
-          <w:szCs w:val="28"/>
-          <w:lang w:val="pt-BR"/>
-        </w:rPr>
-        <w:t xml:space="preserve"> </w:t>
-      </w:r>
-    </w:p>
-    <w:p>
-      <w:pPr>
-        <w:pStyle w:val="dcapa"/>
-        <w:rPr>
-          <w:rFonts w:ascii="Times New Roman" w:hAnsi="Times New Roman" w:eastAsia="Times New Roman" w:cs="Times New Roman"/>
-          <w:noProof w:val="0"/>
-          <w:sz w:val="28"/>
-          <w:szCs w:val="28"/>
-          <w:lang w:val="pt-BR"/>
-        </w:rPr>
-      </w:pPr>
-      <w:r>
-        <w:rPr>
-          <w:rFonts w:ascii="Times New Roman" w:hAnsi="Times New Roman" w:eastAsia="Times New Roman" w:cs="Times New Roman"/>
-          <w:b w:val="0"/>
-          <w:bCs w:val="0"/>
-          <w:i w:val="0"/>
-          <w:iCs w:val="0"/>
-          <w:caps w:val="0"/>
-          <w:smallCaps w:val="0"/>
-          <w:noProof w:val="0"/>
-          <w:color w:val="000000" w:themeColor="text1" w:themeTint="FF" w:themeShade="FF"/>
-          <w:sz w:val="28"/>
-          <w:szCs w:val="28"/>
-          <w:lang w:val="en-US"/>
-        </w:rPr>
-        <w:t>Ulisses Henrique Santos Silva – 24207684</w:t>
-      </w:r>
-      <w:r>
-        <w:br/>
-      </w:r>
-      <w:r>
-        <w:rPr>
-          <w:rFonts w:ascii="Times New Roman" w:hAnsi="Times New Roman" w:eastAsia="Times New Roman" w:cs="Times New Roman"/>
-          <w:b w:val="0"/>
-          <w:bCs w:val="0"/>
-          <w:i w:val="0"/>
-          <w:iCs w:val="0"/>
-          <w:caps w:val="0"/>
-          <w:smallCaps w:val="0"/>
-          <w:noProof w:val="0"/>
-          <w:color w:val="000000" w:themeColor="text1" w:themeTint="FF" w:themeShade="FF"/>
-          <w:sz w:val="28"/>
-          <w:szCs w:val="28"/>
-          <w:lang w:val="en-US"/>
-        </w:rPr>
-        <w:t>Victor Henrique da Silva – 24203252</w:t>
-      </w:r>
     </w:p>
     <w:p>
       <w:pPr>
@@ -381,266 +204,6 @@
         <w:rPr>
           <w:lang w:val="en-AU"/>
         </w:rPr>
-      </w:pPr>
-    </w:p>
-    <w:p>
-      <w:pPr>
-        <w:pStyle w:val="dcapa"/>
-        <w:rPr>
-          <w:lang w:val="en-AU"/>
-        </w:rPr>
-      </w:pPr>
-    </w:p>
-    <w:p>
-      <w:pPr>
-        <w:pStyle w:val="dcapa"/>
-        <w:rPr>
-          <w:b w:val="1"/>
-          <w:bCs w:val="1"/>
-          <w:lang w:val="it-IT"/>
-        </w:rPr>
-      </w:pPr>
-      <w:r>
-        <w:rPr>
-          <w:b w:val="1"/>
-          <w:bCs w:val="1"/>
-          <w:lang w:val="it-IT"/>
-        </w:rPr>
-        <w:t xml:space="preserve">EDUPLANFIN-AI: Sistema </w:t>
-      </w:r>
-      <w:r>
-        <w:rPr>
-          <w:b w:val="1"/>
-          <w:bCs w:val="1"/>
-          <w:lang w:val="it-IT"/>
-        </w:rPr>
-        <w:t>Inteligente</w:t>
-      </w:r>
-      <w:r>
-        <w:rPr>
-          <w:b w:val="1"/>
-          <w:bCs w:val="1"/>
-          <w:lang w:val="it-IT"/>
-        </w:rPr>
-        <w:t xml:space="preserve"> de </w:t>
-      </w:r>
-      <w:r>
-        <w:rPr>
-          <w:b w:val="1"/>
-          <w:bCs w:val="1"/>
-          <w:lang w:val="it-IT"/>
-        </w:rPr>
-        <w:t>apoio</w:t>
-      </w:r>
-      <w:r>
-        <w:rPr>
-          <w:b w:val="1"/>
-          <w:bCs w:val="1"/>
-          <w:lang w:val="it-IT"/>
-        </w:rPr>
-        <w:t xml:space="preserve"> </w:t>
-      </w:r>
-      <w:r>
-        <w:rPr>
-          <w:b w:val="1"/>
-          <w:bCs w:val="1"/>
-          <w:lang w:val="it-IT"/>
-        </w:rPr>
-        <w:t>ao</w:t>
-      </w:r>
-      <w:r>
-        <w:rPr>
-          <w:b w:val="1"/>
-          <w:bCs w:val="1"/>
-          <w:lang w:val="it-IT"/>
-        </w:rPr>
-        <w:t xml:space="preserve"> </w:t>
-      </w:r>
-      <w:r>
-        <w:rPr>
-          <w:b w:val="1"/>
-          <w:bCs w:val="1"/>
-          <w:lang w:val="it-IT"/>
-        </w:rPr>
-        <w:t>planejamento</w:t>
-      </w:r>
-      <w:r>
-        <w:rPr>
-          <w:b w:val="1"/>
-          <w:bCs w:val="1"/>
-          <w:lang w:val="it-IT"/>
-        </w:rPr>
-        <w:t xml:space="preserve"> </w:t>
-      </w:r>
-      <w:r>
-        <w:rPr>
-          <w:b w:val="1"/>
-          <w:bCs w:val="1"/>
-          <w:lang w:val="it-IT"/>
-        </w:rPr>
-        <w:t>d</w:t>
-      </w:r>
-      <w:r>
-        <w:rPr>
-          <w:b w:val="1"/>
-          <w:bCs w:val="1"/>
-          <w:lang w:val="it-IT"/>
-        </w:rPr>
-        <w:t xml:space="preserve">ocente em </w:t>
-      </w:r>
-      <w:r>
-        <w:rPr>
-          <w:b w:val="1"/>
-          <w:bCs w:val="1"/>
-          <w:lang w:val="it-IT"/>
-        </w:rPr>
-        <w:t>e</w:t>
-      </w:r>
-      <w:r>
-        <w:rPr>
-          <w:b w:val="1"/>
-          <w:bCs w:val="1"/>
-          <w:lang w:val="it-IT"/>
-        </w:rPr>
-        <w:t xml:space="preserve">ducação </w:t>
-      </w:r>
-      <w:r>
-        <w:rPr>
-          <w:b w:val="1"/>
-          <w:bCs w:val="1"/>
-          <w:lang w:val="it-IT"/>
-        </w:rPr>
-        <w:t>f</w:t>
-      </w:r>
-      <w:r>
-        <w:rPr>
-          <w:b w:val="1"/>
-          <w:bCs w:val="1"/>
-          <w:lang w:val="it-IT"/>
-        </w:rPr>
-        <w:t>inanceira</w:t>
-      </w:r>
-      <w:proofErr w:type="spellStart"/>
-      <w:proofErr w:type="spellEnd"/>
-    </w:p>
-    <w:p>
-      <w:pPr>
-        <w:pStyle w:val="dcapa"/>
-        <w:rPr>
-          <w:lang w:val="en-AU"/>
-        </w:rPr>
-      </w:pPr>
-    </w:p>
-    <w:p>
-      <w:pPr>
-        <w:pStyle w:val="dcapa"/>
-        <w:rPr>
-          <w:lang w:val="en-AU"/>
-        </w:rPr>
-      </w:pPr>
-    </w:p>
-    <w:p>
-      <w:pPr>
-        <w:pStyle w:val="dcapa"/>
-        <w:rPr>
-          <w:lang w:val="en-US"/>
-        </w:rPr>
-      </w:pPr>
-    </w:p>
-    <w:p>
-      <w:pPr>
-        <w:pStyle w:val="dcapa"/>
-        <w:rPr>
-          <w:lang w:val="en-US"/>
-        </w:rPr>
-      </w:pPr>
-    </w:p>
-    <w:p>
-      <w:pPr>
-        <w:pStyle w:val="dcapa"/>
-        <w:rPr>
-          <w:lang w:val="en-US"/>
-        </w:rPr>
-      </w:pPr>
-    </w:p>
-    <w:p>
-      <w:pPr>
-        <w:pStyle w:val="dcapa"/>
-        <w:rPr>
-          <w:lang w:val="en-US"/>
-        </w:rPr>
-      </w:pPr>
-    </w:p>
-    <w:p>
-      <w:pPr>
-        <w:pStyle w:val="dcapa"/>
-        <w:rPr>
-          <w:lang w:val="en-US"/>
-        </w:rPr>
-      </w:pPr>
-    </w:p>
-    <w:p>
-      <w:pPr>
-        <w:pStyle w:val="dcapa"/>
-        <w:rPr>
-          <w:lang w:val="en-US"/>
-        </w:rPr>
-      </w:pPr>
-    </w:p>
-    <w:p>
-      <w:pPr>
-        <w:pStyle w:val="dcapa"/>
-        <w:rPr>
-          <w:lang w:val="en-US"/>
-        </w:rPr>
-      </w:pPr>
-    </w:p>
-    <w:p>
-      <w:pPr>
-        <w:pStyle w:val="dcapa"/>
-        <w:rPr>
-          <w:lang w:val="en-US"/>
-        </w:rPr>
-      </w:pPr>
-    </w:p>
-    <w:p>
-      <w:pPr>
-        <w:pStyle w:val="dcapa"/>
-        <w:rPr>
-          <w:lang w:val="en-US"/>
-        </w:rPr>
-      </w:pPr>
-    </w:p>
-    <w:p>
-      <w:pPr>
-        <w:pStyle w:val="dcapa"/>
-        <w:jc w:val="center"/>
-      </w:pPr>
-      <w:r>
-        <w:rPr/>
-        <w:t xml:space="preserve">Barretos-SP, Santa Rosa de Viterbo-SP, Ribeirão </w:t>
-      </w:r>
-      <w:r>
-        <w:rPr/>
-        <w:t>Preto-SP</w:t>
-      </w:r>
-      <w:r>
-        <w:rPr/>
-        <w:t>, Ituverava-SP e Sertãozinho-SP</w:t>
-      </w:r>
-    </w:p>
-    <w:p>
-      <w:pPr>
-        <w:pStyle w:val="dcapa"/>
-      </w:pPr>
-      <w:r>
-        <w:rPr/>
-        <w:t>2026</w:t>
-      </w:r>
-    </w:p>
-    <w:p>
-      <w:pPr>
-        <w:pStyle w:val="dcapa"/>
       </w:pPr>
     </w:p>
     <w:p>
@@ -649,12 +212,190 @@
         <w:rPr>
           <w:b/>
           <w:bCs/>
+          <w:lang w:val="it-IT"/>
         </w:rPr>
       </w:pPr>
       <w:r>
         <w:rPr>
           <w:b/>
           <w:bCs/>
+          <w:lang w:val="it-IT"/>
+        </w:rPr>
+        <w:t xml:space="preserve">EDUPLANFIN-AI: Sistema Inteligente de apoio ao planejamento </w:t>
+      </w:r>
+      <w:r>
+        <w:rPr>
+          <w:b/>
+          <w:bCs/>
+          <w:lang w:val="it-IT"/>
+        </w:rPr>
+        <w:t>d</w:t>
+      </w:r>
+      <w:r>
+        <w:rPr>
+          <w:b/>
+          <w:bCs/>
+          <w:lang w:val="it-IT"/>
+        </w:rPr>
+        <w:t xml:space="preserve">ocente em </w:t>
+      </w:r>
+      <w:r>
+        <w:rPr>
+          <w:b/>
+          <w:bCs/>
+          <w:lang w:val="it-IT"/>
+        </w:rPr>
+        <w:t>e</w:t>
+      </w:r>
+      <w:r>
+        <w:rPr>
+          <w:b/>
+          <w:bCs/>
+          <w:lang w:val="it-IT"/>
+        </w:rPr>
+        <w:t xml:space="preserve">ducação </w:t>
+      </w:r>
+      <w:r>
+        <w:rPr>
+          <w:b/>
+          <w:bCs/>
+          <w:lang w:val="it-IT"/>
+        </w:rPr>
+        <w:t>f</w:t>
+      </w:r>
+      <w:r>
+        <w:rPr>
+          <w:b/>
+          <w:bCs/>
+          <w:lang w:val="it-IT"/>
+        </w:rPr>
+        <w:t>inanceira</w:t>
+      </w:r>
+    </w:p>
+    <w:p>
+      <w:pPr>
+        <w:pStyle w:val="dcapa"/>
+        <w:rPr>
+          <w:lang w:val="en-AU"/>
+        </w:rPr>
+      </w:pPr>
+    </w:p>
+    <w:p>
+      <w:pPr>
+        <w:pStyle w:val="dcapa"/>
+        <w:rPr>
+          <w:lang w:val="en-AU"/>
+        </w:rPr>
+      </w:pPr>
+    </w:p>
+    <w:p>
+      <w:pPr>
+        <w:pStyle w:val="dcapa"/>
+        <w:rPr>
+          <w:lang w:val="en-US"/>
+        </w:rPr>
+      </w:pPr>
+    </w:p>
+    <w:p>
+      <w:pPr>
+        <w:pStyle w:val="dcapa"/>
+        <w:rPr>
+          <w:lang w:val="en-US"/>
+        </w:rPr>
+      </w:pPr>
+    </w:p>
+    <w:p>
+      <w:pPr>
+        <w:pStyle w:val="dcapa"/>
+        <w:rPr>
+          <w:lang w:val="en-US"/>
+        </w:rPr>
+      </w:pPr>
+    </w:p>
+    <w:p>
+      <w:pPr>
+        <w:pStyle w:val="dcapa"/>
+        <w:rPr>
+          <w:lang w:val="en-US"/>
+        </w:rPr>
+      </w:pPr>
+    </w:p>
+    <w:p>
+      <w:pPr>
+        <w:pStyle w:val="dcapa"/>
+        <w:rPr>
+          <w:lang w:val="en-US"/>
+        </w:rPr>
+      </w:pPr>
+    </w:p>
+    <w:p>
+      <w:pPr>
+        <w:pStyle w:val="dcapa"/>
+        <w:rPr>
+          <w:lang w:val="en-US"/>
+        </w:rPr>
+      </w:pPr>
+    </w:p>
+    <w:p>
+      <w:pPr>
+        <w:pStyle w:val="dcapa"/>
+        <w:rPr>
+          <w:lang w:val="en-US"/>
+        </w:rPr>
+      </w:pPr>
+    </w:p>
+    <w:p>
+      <w:pPr>
+        <w:pStyle w:val="dcapa"/>
+        <w:rPr>
+          <w:lang w:val="en-US"/>
+        </w:rPr>
+      </w:pPr>
+    </w:p>
+    <w:p>
+      <w:pPr>
+        <w:pStyle w:val="dcapa"/>
+        <w:rPr>
+          <w:lang w:val="en-US"/>
+        </w:rPr>
+      </w:pPr>
+    </w:p>
+    <w:p>
+      <w:pPr>
+        <w:pStyle w:val="dcapa"/>
+        <w:rPr>
+          <w:lang w:val="en-US"/>
+        </w:rPr>
+      </w:pPr>
+    </w:p>
+    <w:p>
+      <w:pPr>
+        <w:pStyle w:val="dcapa"/>
+      </w:pPr>
+      <w:r>
+        <w:t>Barretos-SP, Santa Rosa de Viterbo-SP, Ribeirão Preto-SP, Ituverava-SP e Sertãozinho-SP</w:t>
+      </w:r>
+    </w:p>
+    <w:p>
+      <w:pPr>
+        <w:pStyle w:val="dcapa"/>
+      </w:pPr>
+      <w:r>
+        <w:t>2026</w:t>
+      </w:r>
+    </w:p>
+    <w:p>
+      <w:pPr>
+        <w:pStyle w:val="dcapa"/>
+        <w:rPr>
+          <w:b/>
+          <w:bCs/>
+        </w:rPr>
+      </w:pPr>
+      <w:r>
+        <w:rPr>
+          <w:b/>
+          <w:bCs/>
         </w:rPr>
         <w:t>UNIVERSIDADE VIRTUAL DO ESTADO DE SÃO PAULO</w:t>
       </w:r>
@@ -727,211 +468,103 @@
       <w:pPr>
         <w:pStyle w:val="dcapa"/>
         <w:rPr>
-          <w:b w:val="1"/>
-          <w:bCs w:val="1"/>
+          <w:b/>
+          <w:bCs/>
           <w:lang w:val="it-IT"/>
         </w:rPr>
       </w:pPr>
       <w:r>
         <w:rPr>
-          <w:b w:val="1"/>
-          <w:bCs w:val="1"/>
+          <w:b/>
+          <w:bCs/>
           <w:lang w:val="it-IT"/>
         </w:rPr>
-        <w:t xml:space="preserve">EDUPLANFIN-AI: Sistema </w:t>
-      </w:r>
-      <w:r>
-        <w:rPr>
-          <w:b w:val="1"/>
-          <w:bCs w:val="1"/>
+        <w:t xml:space="preserve">EDUPLANFIN-AI: Sistema Inteligente de apoio ao planejamento docente em educação financeira  </w:t>
+      </w:r>
+    </w:p>
+    <w:p>
+      <w:pPr>
+        <w:pStyle w:val="dcapa"/>
+        <w:rPr>
+          <w:b/>
+          <w:bCs/>
           <w:lang w:val="it-IT"/>
         </w:rPr>
-        <w:t>Inteligente</w:t>
-      </w:r>
-      <w:r>
-        <w:rPr>
-          <w:b w:val="1"/>
-          <w:bCs w:val="1"/>
-          <w:lang w:val="it-IT"/>
-        </w:rPr>
+      </w:pPr>
+    </w:p>
+    <w:p>
+      <w:pPr>
+        <w:pStyle w:val="dcapa"/>
+        <w:rPr>
+          <w:lang w:val="en-AU"/>
+        </w:rPr>
+      </w:pPr>
+    </w:p>
+    <w:p>
+      <w:pPr>
+        <w:pStyle w:val="dcapa"/>
+        <w:rPr>
+          <w:lang w:val="en-AU"/>
+        </w:rPr>
+      </w:pPr>
+    </w:p>
+    <w:p>
+      <w:pPr>
+        <w:pStyle w:val="dcapa"/>
+        <w:rPr>
+          <w:lang w:val="en-AU"/>
+        </w:rPr>
+      </w:pPr>
+    </w:p>
+    <w:p>
+      <w:pPr>
+        <w:pStyle w:val="dcapa"/>
+        <w:rPr>
+          <w:lang w:val="en-AU"/>
+        </w:rPr>
+      </w:pPr>
+    </w:p>
+    <w:p>
+      <w:pPr>
+        <w:pStyle w:val="dcapa"/>
+        <w:rPr>
+          <w:lang w:val="en-AU"/>
+        </w:rPr>
+      </w:pPr>
+    </w:p>
+    <w:p>
+      <w:pPr>
+        <w:pStyle w:val="ecapadescrio"/>
+        <w:rPr>
+          <w:b/>
+          <w:bCs/>
+        </w:rPr>
+      </w:pPr>
+      <w:r>
+        <w:t xml:space="preserve">Relatório Técnico-Científico apresentado na disciplina de Projeto Integrador </w:t>
+      </w:r>
+      <w:r>
+        <w:t xml:space="preserve">I </w:t>
+      </w:r>
+      <w:r>
+        <w:t>para o</w:t>
+      </w:r>
+      <w:r>
+        <w:t>s</w:t>
+      </w:r>
+      <w:r>
+        <w:t xml:space="preserve"> curso</w:t>
+      </w:r>
+      <w:r>
+        <w:t>s</w:t>
+      </w:r>
+      <w:r>
         <w:t xml:space="preserve"> de </w:t>
       </w:r>
       <w:r>
-        <w:rPr>
-          <w:b w:val="1"/>
-          <w:bCs w:val="1"/>
-          <w:lang w:val="it-IT"/>
-        </w:rPr>
-        <w:t>apoio</w:t>
-      </w:r>
-      <w:r>
-        <w:rPr>
-          <w:b w:val="1"/>
-          <w:bCs w:val="1"/>
-          <w:lang w:val="it-IT"/>
-        </w:rPr>
-        <w:t xml:space="preserve"> </w:t>
-      </w:r>
-      <w:r>
-        <w:rPr>
-          <w:b w:val="1"/>
-          <w:bCs w:val="1"/>
-          <w:lang w:val="it-IT"/>
-        </w:rPr>
-        <w:t>ao</w:t>
-      </w:r>
-      <w:r>
-        <w:rPr>
-          <w:b w:val="1"/>
-          <w:bCs w:val="1"/>
-          <w:lang w:val="it-IT"/>
-        </w:rPr>
-        <w:t xml:space="preserve"> </w:t>
-      </w:r>
-      <w:r>
-        <w:rPr>
-          <w:b w:val="1"/>
-          <w:bCs w:val="1"/>
-          <w:lang w:val="it-IT"/>
-        </w:rPr>
-        <w:t>planejamento</w:t>
-      </w:r>
-      <w:r>
-        <w:rPr>
-          <w:b w:val="1"/>
-          <w:bCs w:val="1"/>
-          <w:lang w:val="it-IT"/>
-        </w:rPr>
-        <w:t xml:space="preserve"> docente em </w:t>
-      </w:r>
-      <w:r>
-        <w:rPr>
-          <w:b w:val="1"/>
-          <w:bCs w:val="1"/>
-          <w:lang w:val="it-IT"/>
-        </w:rPr>
-        <w:t>educação</w:t>
-      </w:r>
-      <w:r>
-        <w:rPr>
-          <w:b w:val="1"/>
-          <w:bCs w:val="1"/>
-          <w:lang w:val="it-IT"/>
-        </w:rPr>
-        <w:t xml:space="preserve"> </w:t>
-      </w:r>
-      <w:r>
-        <w:rPr>
-          <w:b w:val="1"/>
-          <w:bCs w:val="1"/>
-          <w:lang w:val="it-IT"/>
-        </w:rPr>
-        <w:t>financeira</w:t>
-      </w:r>
-      <w:r>
-        <w:rPr>
-          <w:b w:val="1"/>
-          <w:bCs w:val="1"/>
-          <w:lang w:val="it-IT"/>
-        </w:rPr>
-        <w:t xml:space="preserve">  </w:t>
-      </w:r>
-    </w:p>
-    <w:p>
-      <w:pPr>
-        <w:pStyle w:val="dcapa"/>
-        <w:rPr>
-          <w:b w:val="1"/>
-          <w:bCs w:val="1"/>
-          <w:lang w:val="it-IT"/>
-        </w:rPr>
-      </w:pPr>
-    </w:p>
-    <w:p>
-      <w:pPr>
-        <w:pStyle w:val="dcapa"/>
-        <w:rPr>
-          <w:lang w:val="en-AU"/>
-        </w:rPr>
-      </w:pPr>
-    </w:p>
-    <w:p>
-      <w:pPr>
-        <w:pStyle w:val="dcapa"/>
-        <w:rPr>
-          <w:lang w:val="en-AU"/>
-        </w:rPr>
-      </w:pPr>
-    </w:p>
-    <w:p>
-      <w:pPr>
-        <w:pStyle w:val="dcapa"/>
-        <w:rPr>
-          <w:lang w:val="en-AU"/>
-        </w:rPr>
-      </w:pPr>
-    </w:p>
-    <w:p>
-      <w:pPr>
-        <w:pStyle w:val="dcapa"/>
-        <w:rPr>
-          <w:lang w:val="en-AU"/>
-        </w:rPr>
-      </w:pPr>
-    </w:p>
-    <w:p>
-      <w:pPr>
-        <w:pStyle w:val="dcapa"/>
-        <w:rPr>
-          <w:lang w:val="en-AU"/>
-        </w:rPr>
-      </w:pPr>
-    </w:p>
-    <w:p>
-      <w:pPr>
-        <w:pStyle w:val="ecapadescrio"/>
-        <w:rPr>
-          <w:b w:val="1"/>
-          <w:bCs w:val="1"/>
-        </w:rPr>
-      </w:pPr>
-      <w:r>
-        <w:rPr/>
-        <w:t xml:space="preserve">Relatório Técnico-Científico apresentado na disciplina de Projeto Integrador </w:t>
-      </w:r>
-      <w:r>
-        <w:rPr/>
-        <w:t xml:space="preserve">I </w:t>
-      </w:r>
-      <w:r>
-        <w:rPr/>
-        <w:t>para o</w:t>
-      </w:r>
-      <w:r>
-        <w:rPr/>
-        <w:t>s</w:t>
-      </w:r>
-      <w:r>
-        <w:rPr/>
-        <w:t xml:space="preserve"> curso</w:t>
-      </w:r>
-      <w:r>
-        <w:rPr/>
-        <w:t>s</w:t>
-      </w:r>
-      <w:r>
-        <w:rPr/>
-        <w:t xml:space="preserve"> de </w:t>
-      </w:r>
-      <w:r>
-        <w:rPr>
-          <w:noProof w:val="0"/>
-          <w:lang w:val="pt-BR"/>
-        </w:rPr>
         <w:t xml:space="preserve">Bacharelado em Ciência de Dados, Bacharelado em Tecnologia da Informação e Engenharia de Computação </w:t>
       </w:r>
       <w:r>
-        <w:rPr/>
         <w:t>da Universidade Virtual do Estado de São Paulo (UNIVESP).</w:t>
       </w:r>
     </w:p>
@@ -993,10 +626,8 @@
     <w:p>
       <w:pPr>
         <w:pStyle w:val="dcapa"/>
-        <w:jc w:val="center"/>
-      </w:pPr>
-      <w:r>
-        <w:rPr/>
+      </w:pPr>
+      <w:r>
         <w:t>Barretos-SP, Santa Rosa de Viterbo-SP, Ribeirão Preto-SP, Ituverava-SP e Sertãozinho-SP</w:t>
       </w:r>
     </w:p>
@@ -1005,7 +636,6 @@
         <w:pStyle w:val="dcapa"/>
       </w:pPr>
       <w:r>
-        <w:rPr/>
         <w:t>2026</w:t>
       </w:r>
     </w:p>
@@ -1020,275 +650,133 @@
     <w:p>
       <w:pPr>
         <w:pStyle w:val="atexto-base"/>
-        <w:rPr>
-          <w:noProof w:val="0"/>
-          <w:lang w:val="pt-BR"/>
-        </w:rPr>
       </w:pPr>
     </w:p>
     <w:p>
       <w:pPr>
         <w:pStyle w:val="atexto-base"/>
-        <w:rPr>
-          <w:noProof w:val="0"/>
-          <w:lang w:val="pt-BR"/>
-        </w:rPr>
       </w:pPr>
     </w:p>
     <w:p>
       <w:pPr>
         <w:pStyle w:val="atexto-base"/>
-        <w:rPr>
-          <w:noProof w:val="0"/>
-          <w:lang w:val="pt-BR"/>
-        </w:rPr>
       </w:pPr>
     </w:p>
     <w:p>
       <w:pPr>
         <w:pStyle w:val="atexto-base"/>
-        <w:rPr>
-          <w:noProof w:val="0"/>
-          <w:lang w:val="pt-BR"/>
-        </w:rPr>
       </w:pPr>
     </w:p>
     <w:p>
       <w:pPr>
         <w:pStyle w:val="atexto-base"/>
-        <w:rPr>
-          <w:noProof w:val="0"/>
-          <w:lang w:val="pt-BR"/>
-        </w:rPr>
       </w:pPr>
     </w:p>
     <w:p>
       <w:pPr>
         <w:pStyle w:val="atexto-base"/>
-        <w:rPr>
-          <w:noProof w:val="0"/>
-          <w:lang w:val="pt-BR"/>
-        </w:rPr>
       </w:pPr>
     </w:p>
     <w:p>
       <w:pPr>
         <w:pStyle w:val="atexto-base"/>
-        <w:rPr>
-          <w:noProof w:val="0"/>
-          <w:lang w:val="pt-BR"/>
-        </w:rPr>
       </w:pPr>
     </w:p>
     <w:p>
       <w:pPr>
         <w:pStyle w:val="atexto-base"/>
-        <w:rPr>
-          <w:noProof w:val="0"/>
-          <w:lang w:val="pt-BR"/>
-        </w:rPr>
       </w:pPr>
     </w:p>
     <w:p>
       <w:pPr>
         <w:pStyle w:val="atexto-base"/>
-        <w:rPr>
-          <w:noProof w:val="0"/>
-          <w:lang w:val="pt-BR"/>
-        </w:rPr>
       </w:pPr>
     </w:p>
     <w:p>
       <w:pPr>
         <w:pStyle w:val="atexto-base"/>
-        <w:rPr>
-          <w:noProof w:val="0"/>
-          <w:lang w:val="pt-BR"/>
-        </w:rPr>
       </w:pPr>
     </w:p>
     <w:p>
       <w:pPr>
         <w:pStyle w:val="atexto-base"/>
-        <w:rPr>
-          <w:noProof w:val="0"/>
-          <w:lang w:val="pt-BR"/>
-        </w:rPr>
       </w:pPr>
     </w:p>
     <w:p>
       <w:pPr>
         <w:pStyle w:val="atexto-base"/>
-        <w:rPr>
-          <w:noProof w:val="0"/>
-          <w:lang w:val="pt-BR"/>
-        </w:rPr>
       </w:pPr>
     </w:p>
     <w:p>
       <w:pPr>
         <w:pStyle w:val="atexto-base"/>
-        <w:rPr>
-          <w:noProof w:val="0"/>
-          <w:lang w:val="pt-BR"/>
-        </w:rPr>
       </w:pPr>
     </w:p>
     <w:p>
       <w:pPr>
         <w:pStyle w:val="atexto-base"/>
-        <w:rPr>
-          <w:noProof w:val="0"/>
-          <w:lang w:val="pt-BR"/>
-        </w:rPr>
       </w:pPr>
     </w:p>
     <w:p>
       <w:pPr>
         <w:pStyle w:val="atexto-base"/>
         <w:rPr>
-          <w:b w:val="1"/>
-          <w:bCs w:val="1"/>
-        </w:rPr>
-      </w:pPr>
-      <w:r>
-        <w:rPr>
-          <w:noProof w:val="0"/>
-          <w:lang w:val="pt-BR"/>
-        </w:rPr>
-        <w:t xml:space="preserve">PAIXÃO, Alex Junior; FERNANDES, Ester Francine </w:t>
-      </w:r>
-      <w:r>
-        <w:rPr>
-          <w:noProof w:val="0"/>
-          <w:lang w:val="pt-BR"/>
-        </w:rPr>
-        <w:t>Zambate</w:t>
-      </w:r>
-      <w:r>
-        <w:rPr>
-          <w:noProof w:val="0"/>
-          <w:lang w:val="pt-BR"/>
-        </w:rPr>
-        <w:t xml:space="preserve">; SAMPAIO, Henrique Oliveira; SILVA, Júlio Bonacim; CAPUCHO, Leandro Carvalho; COSTA, Thais de Souza; SILVA, Ulisses Henrique Santos; SILVA, Victor Henrique da. </w:t>
-      </w:r>
-      <w:r>
-        <w:rPr>
-          <w:b w:val="1"/>
-          <w:bCs w:val="1"/>
-          <w:noProof w:val="0"/>
-          <w:lang w:val="pt-BR"/>
+          <w:b/>
+          <w:bCs/>
+        </w:rPr>
+      </w:pPr>
+      <w:r>
+        <w:t xml:space="preserve">PAIXÃO, Alex Junior; FERNANDES, Ester Francine Zambate; SAMPAIO, Henrique Oliveira; SILVA, Júlio Bonacim; CAPUCHO, Leandro Carvalho; COSTA, Thais de Souza; SILVA, Ulisses Henrique Santos; SILVA, Victor Henrique da. </w:t>
+      </w:r>
+      <w:r>
+        <w:rPr>
+          <w:b/>
+          <w:bCs/>
         </w:rPr>
         <w:t>EDUPLANFIN-AI: Sistema Inteligente de apoio ao planejamento docente em educação financeira</w:t>
       </w:r>
       <w:r>
         <w:rPr>
-          <w:b w:val="1"/>
-          <w:bCs w:val="1"/>
+          <w:b/>
+          <w:bCs/>
         </w:rPr>
         <w:t xml:space="preserve">. </w:t>
       </w:r>
       <w:r>
-        <w:rPr/>
-        <w:t xml:space="preserve"> Relatório</w:t>
-      </w:r>
-      <w:r>
-        <w:rPr/>
-        <w:t xml:space="preserve"> Téc</w:t>
-      </w:r>
-      <w:r>
-        <w:rPr/>
-        <w:t>nico-</w:t>
-      </w:r>
-      <w:r>
-        <w:rPr/>
-        <w:t>C</w:t>
-      </w:r>
-      <w:r>
-        <w:rPr/>
-        <w:t>ie</w:t>
-      </w:r>
-      <w:r>
-        <w:rPr/>
-        <w:t>n</w:t>
-      </w:r>
-      <w:r>
-        <w:rPr/>
-        <w:t xml:space="preserve">tífico. </w:t>
-      </w:r>
-      <w:r>
-        <w:rPr>
-          <w:noProof w:val="0"/>
-          <w:lang w:val="pt-BR"/>
-        </w:rPr>
+        <w:t xml:space="preserve"> Relatório Técnico-Científico. </w:t>
+      </w:r>
+      <w:r>
         <w:t xml:space="preserve">Bacharelado em Ciência de Dados, Bacharelado em Tecnologia da Informação e Engenharia de Computação </w:t>
       </w:r>
       <w:r>
-        <w:rPr/>
         <w:t xml:space="preserve">– </w:t>
       </w:r>
       <w:r>
         <w:rPr>
-          <w:b w:val="1"/>
-          <w:bCs w:val="1"/>
-        </w:rPr>
-        <w:t>Universi</w:t>
-      </w:r>
-      <w:r>
-        <w:rPr>
-          <w:b w:val="1"/>
-          <w:bCs w:val="1"/>
-        </w:rPr>
-        <w:t>d</w:t>
-      </w:r>
-      <w:r>
-        <w:rPr>
-          <w:b w:val="1"/>
-          <w:bCs w:val="1"/>
-        </w:rPr>
-        <w:t>ade Virtua</w:t>
-      </w:r>
-      <w:r>
-        <w:rPr>
-          <w:b w:val="1"/>
-          <w:bCs w:val="1"/>
-        </w:rPr>
-        <w:t>l do Estado de São Paulo</w:t>
-      </w:r>
-      <w:r>
-        <w:rPr/>
+          <w:b/>
+          <w:bCs/>
+        </w:rPr>
+        <w:t>Universidade Virtual do Estado de São Paulo</w:t>
+      </w:r>
+      <w:r>
         <w:t xml:space="preserve">. Tutor: </w:t>
       </w:r>
       <w:r>
-        <w:rPr/>
         <w:t>Lucas Sousa Santos.</w:t>
       </w:r>
       <w:r>
-        <w:rPr/>
         <w:t xml:space="preserve"> Polo</w:t>
       </w:r>
       <w:r>
-        <w:rPr/>
-        <w:t xml:space="preserve">s de Barretos-SP, Santa Rosa de Viterbo-SP, Ribeirão </w:t>
-      </w:r>
-      <w:r>
-        <w:rPr/>
-        <w:t>Preto-SP</w:t>
-      </w:r>
-      <w:r>
-        <w:rPr/>
-        <w:t>, Ituverava-SP e Sertãozinho-SP</w:t>
-      </w:r>
-      <w:r>
-        <w:rPr/>
+        <w:t>s de Barretos-SP, Santa Rosa de Viterbo-SP, Ribeirão Preto-SP, Ituverava-SP e Sertãozinho-SP</w:t>
+      </w:r>
+      <w:r>
         <w:t>, 202</w:t>
       </w:r>
       <w:r>
-        <w:rPr/>
         <w:t>6</w:t>
       </w:r>
       <w:r>
-        <w:rPr/>
         <w:t>.</w:t>
       </w:r>
     </w:p>
@@ -1311,16 +799,7 @@
         <w:pStyle w:val="fResumoReferncias"/>
       </w:pPr>
       <w:r>
-        <w:rPr/>
-        <w:t xml:space="preserve">O presente trabalho tem como objetivo o desenvolvimento do sistema </w:t>
-      </w:r>
-      <w:r>
-        <w:rPr/>
-        <w:t>EduPlanFin</w:t>
-      </w:r>
-      <w:r>
-        <w:rPr/>
-        <w:t>-AI, uma solução tecnológica baseada em ambiente web destinada ao apoio ao planejamento docente em Educação Financeira, conforme diretrizes da Base Nacional Comum Curricular (BNCC). A pesquisa aborda as dificuldades enfrentadas por professores na elaboração de planos de aula estruturados e alinhados às competências educacionais. A metodologia adotada envolve levantamento bibliográfico, análise do contexto educacional e desenvolvimento de um protótipo funcional baseado em regras pedagógicas. Como resultado preliminar, propõe-se um sistema capaz de gerar planos de aula automatizados a partir de dados fornecidos pelo usuário. Conclui-se que o uso de tecnologias digitais pode contribuir significativamente para a melhoria do planejamento pedagógico.</w:t>
+        <w:t>O presente trabalho tem como objetivo o desenvolvimento do sistema EduPlanFin-AI, uma solução tecnológica baseada em ambiente web destinada ao apoio ao planejamento docente em Educação Financeira, conforme diretrizes da Base Nacional Comum Curricular (BNCC). A pesquisa aborda as dificuldades enfrentadas por professores na elaboração de planos de aula estruturados e alinhados às competências educacionais. A metodologia adotada envolve levantamento bibliográfico, análise do contexto educacional e desenvolvimento de um protótipo funcional baseado em regras pedagógicas. Como resultado preliminar, propõe-se um sistema capaz de gerar planos de aula automatizados a partir de dados fornecidos pelo usuário. Conclui-se que o uso de tecnologias digitais pode contribuir significativamente para a melhoria do planejamento pedagógico.</w:t>
       </w:r>
     </w:p>
     <w:p>
@@ -1332,22 +811,18 @@
       <w:pPr>
         <w:pStyle w:val="atexto-base"/>
         <w:rPr>
-          <w:b w:val="1"/>
-          <w:bCs w:val="1"/>
-        </w:rPr>
-      </w:pPr>
-      <w:r>
-        <w:rPr>
-          <w:b w:val="1"/>
-          <w:bCs w:val="1"/>
+          <w:b/>
+          <w:bCs/>
+        </w:rPr>
+      </w:pPr>
+      <w:r>
+        <w:rPr>
+          <w:b/>
+          <w:bCs/>
         </w:rPr>
         <w:t xml:space="preserve">PALAVRAS-CHAVE: </w:t>
       </w:r>
       <w:r>
-        <w:rPr>
-          <w:b w:val="0"/>
-          <w:bCs w:val="0"/>
-        </w:rPr>
         <w:t>Educação Financeira; Sistema Web; Planejamento Docente; BNCC; Tecnologia Educacional.</w:t>
       </w:r>
     </w:p>
@@ -1381,1075 +856,954 @@
         <w:jc w:val="center"/>
         <w:rPr>
           <w:b/>
+          <w:bCs/>
+        </w:rPr>
+      </w:pPr>
+      <w:r>
+        <w:rPr>
+          <w:b w:val="1"/>
+          <w:bCs w:val="1"/>
+        </w:rPr>
+        <w:t>SUMÁRIO</w:t>
+      </w:r>
+    </w:p>
+    <w:sdt>
+      <w:sdtPr>
+        <w:id w:val="700419939"/>
+        <w:docPartObj>
+          <w:docPartGallery w:val="Table of Contents"/>
+          <w:docPartUnique/>
+        </w:docPartObj>
+      </w:sdtPr>
+      <w:sdtContent>
+        <w:p>
+          <w:pPr>
+            <w:pStyle w:val="Sumrio1"/>
+            <w:tabs>
+              <w:tab w:val="right" w:leader="dot" w:pos="9060"/>
+            </w:tabs>
+            <w:bidi w:val="0"/>
+            <w:rPr>
+              <w:rStyle w:val="Hyperlink"/>
+            </w:rPr>
+          </w:pPr>
+          <w:r>
+            <w:fldChar w:fldCharType="begin"/>
+          </w:r>
+          <w:r>
+            <w:instrText xml:space="preserve">TOC \o "1-9" \z \u \h</w:instrText>
+          </w:r>
+          <w:r>
+            <w:fldChar w:fldCharType="separate"/>
+          </w:r>
+          <w:hyperlink w:anchor="_Toc1915240609">
+            <w:r>
+              <w:rPr>
+                <w:rStyle w:val="Hyperlink"/>
+              </w:rPr>
+              <w:t>1 Introdução</w:t>
+            </w:r>
+            <w:r>
+              <w:tab/>
+            </w:r>
+            <w:r>
+              <w:fldChar w:fldCharType="begin"/>
+            </w:r>
+            <w:r>
+              <w:instrText xml:space="preserve">PAGEREF _Toc1915240609 \h</w:instrText>
+            </w:r>
+            <w:r>
+              <w:fldChar w:fldCharType="separate"/>
+            </w:r>
+            <w:r>
+              <w:rPr>
+                <w:rStyle w:val="Hyperlink"/>
+              </w:rPr>
+              <w:t>5</w:t>
+            </w:r>
+            <w:r>
+              <w:fldChar w:fldCharType="end"/>
+            </w:r>
+          </w:hyperlink>
+        </w:p>
+        <w:p>
+          <w:pPr>
+            <w:pStyle w:val="Sumrio1"/>
+            <w:tabs>
+              <w:tab w:val="right" w:leader="dot" w:pos="9060"/>
+            </w:tabs>
+            <w:bidi w:val="0"/>
+            <w:rPr>
+              <w:rStyle w:val="Hyperlink"/>
+            </w:rPr>
+          </w:pPr>
+          <w:hyperlink w:anchor="_Toc359780607">
+            <w:r>
+              <w:rPr>
+                <w:rStyle w:val="Hyperlink"/>
+              </w:rPr>
+              <w:t>2 Desenvolvimento</w:t>
+            </w:r>
+            <w:r>
+              <w:tab/>
+            </w:r>
+            <w:r>
+              <w:fldChar w:fldCharType="begin"/>
+            </w:r>
+            <w:r>
+              <w:instrText xml:space="preserve">PAGEREF _Toc359780607 \h</w:instrText>
+            </w:r>
+            <w:r>
+              <w:fldChar w:fldCharType="separate"/>
+            </w:r>
+            <w:r>
+              <w:rPr>
+                <w:rStyle w:val="Hyperlink"/>
+              </w:rPr>
+              <w:t>6</w:t>
+            </w:r>
+            <w:r>
+              <w:fldChar w:fldCharType="end"/>
+            </w:r>
+          </w:hyperlink>
+        </w:p>
+        <w:p>
+          <w:pPr>
+            <w:pStyle w:val="Sumrio1"/>
+            <w:tabs>
+              <w:tab w:val="right" w:leader="dot" w:pos="9060"/>
+            </w:tabs>
+            <w:bidi w:val="0"/>
+            <w:rPr>
+              <w:rStyle w:val="Hyperlink"/>
+            </w:rPr>
+          </w:pPr>
+          <w:hyperlink w:anchor="_Toc822327964">
+            <w:r>
+              <w:rPr>
+                <w:rStyle w:val="Hyperlink"/>
+              </w:rPr>
+              <w:t>2.1 Objetivos</w:t>
+            </w:r>
+            <w:r>
+              <w:tab/>
+            </w:r>
+            <w:r>
+              <w:fldChar w:fldCharType="begin"/>
+            </w:r>
+            <w:r>
+              <w:instrText xml:space="preserve">PAGEREF _Toc822327964 \h</w:instrText>
+            </w:r>
+            <w:r>
+              <w:fldChar w:fldCharType="separate"/>
+            </w:r>
+            <w:r>
+              <w:rPr>
+                <w:rStyle w:val="Hyperlink"/>
+              </w:rPr>
+              <w:t>7</w:t>
+            </w:r>
+            <w:r>
+              <w:fldChar w:fldCharType="end"/>
+            </w:r>
+          </w:hyperlink>
+        </w:p>
+        <w:p>
+          <w:pPr>
+            <w:pStyle w:val="Sumrio1"/>
+            <w:tabs>
+              <w:tab w:val="right" w:leader="dot" w:pos="9060"/>
+            </w:tabs>
+            <w:bidi w:val="0"/>
+            <w:rPr>
+              <w:rStyle w:val="Hyperlink"/>
+            </w:rPr>
+          </w:pPr>
+          <w:hyperlink w:anchor="_Toc1056392022">
+            <w:r>
+              <w:rPr>
+                <w:rStyle w:val="Hyperlink"/>
+              </w:rPr>
+              <w:t>2.2 Justificativa e delimitação do problema</w:t>
+            </w:r>
+            <w:r>
+              <w:tab/>
+            </w:r>
+            <w:r>
+              <w:fldChar w:fldCharType="begin"/>
+            </w:r>
+            <w:r>
+              <w:instrText xml:space="preserve">PAGEREF _Toc1056392022 \h</w:instrText>
+            </w:r>
+            <w:r>
+              <w:fldChar w:fldCharType="separate"/>
+            </w:r>
+            <w:r>
+              <w:rPr>
+                <w:rStyle w:val="Hyperlink"/>
+              </w:rPr>
+              <w:t>7</w:t>
+            </w:r>
+            <w:r>
+              <w:fldChar w:fldCharType="end"/>
+            </w:r>
+          </w:hyperlink>
+        </w:p>
+        <w:p>
+          <w:pPr>
+            <w:pStyle w:val="Sumrio1"/>
+            <w:tabs>
+              <w:tab w:val="right" w:leader="dot" w:pos="9060"/>
+            </w:tabs>
+            <w:bidi w:val="0"/>
+            <w:rPr>
+              <w:rStyle w:val="Hyperlink"/>
+            </w:rPr>
+          </w:pPr>
+          <w:hyperlink w:anchor="_Toc1649073633">
+            <w:r>
+              <w:rPr>
+                <w:rStyle w:val="Hyperlink"/>
+              </w:rPr>
+              <w:t>2.3 problema de pesquisa</w:t>
+            </w:r>
+            <w:r>
+              <w:tab/>
+            </w:r>
+            <w:r>
+              <w:fldChar w:fldCharType="begin"/>
+            </w:r>
+            <w:r>
+              <w:instrText xml:space="preserve">PAGEREF _Toc1649073633 \h</w:instrText>
+            </w:r>
+            <w:r>
+              <w:fldChar w:fldCharType="separate"/>
+            </w:r>
+            <w:r>
+              <w:rPr>
+                <w:rStyle w:val="Hyperlink"/>
+              </w:rPr>
+              <w:t>8</w:t>
+            </w:r>
+            <w:r>
+              <w:fldChar w:fldCharType="end"/>
+            </w:r>
+          </w:hyperlink>
+        </w:p>
+        <w:p>
+          <w:pPr>
+            <w:pStyle w:val="Sumrio1"/>
+            <w:tabs>
+              <w:tab w:val="right" w:leader="dot" w:pos="9060"/>
+            </w:tabs>
+            <w:bidi w:val="0"/>
+            <w:rPr>
+              <w:rStyle w:val="Hyperlink"/>
+            </w:rPr>
+          </w:pPr>
+          <w:hyperlink w:anchor="_Toc411608727">
+            <w:r>
+              <w:rPr>
+                <w:rStyle w:val="Hyperlink"/>
+              </w:rPr>
+              <w:t>2.4 Fundamentação teórica</w:t>
+            </w:r>
+            <w:r>
+              <w:tab/>
+            </w:r>
+            <w:r>
+              <w:fldChar w:fldCharType="begin"/>
+            </w:r>
+            <w:r>
+              <w:instrText xml:space="preserve">PAGEREF _Toc411608727 \h</w:instrText>
+            </w:r>
+            <w:r>
+              <w:fldChar w:fldCharType="separate"/>
+            </w:r>
+            <w:r>
+              <w:rPr>
+                <w:rStyle w:val="Hyperlink"/>
+              </w:rPr>
+              <w:t>8</w:t>
+            </w:r>
+            <w:r>
+              <w:fldChar w:fldCharType="end"/>
+            </w:r>
+          </w:hyperlink>
+        </w:p>
+        <w:p>
+          <w:pPr>
+            <w:pStyle w:val="Sumrio1"/>
+            <w:tabs>
+              <w:tab w:val="right" w:leader="dot" w:pos="9060"/>
+            </w:tabs>
+            <w:bidi w:val="0"/>
+            <w:rPr>
+              <w:rStyle w:val="Hyperlink"/>
+            </w:rPr>
+          </w:pPr>
+          <w:hyperlink w:anchor="_Toc369003053">
+            <w:r>
+              <w:rPr>
+                <w:rStyle w:val="Hyperlink"/>
+              </w:rPr>
+              <w:t>2.5 metodologia</w:t>
+            </w:r>
+            <w:r>
+              <w:tab/>
+            </w:r>
+            <w:r>
+              <w:fldChar w:fldCharType="begin"/>
+            </w:r>
+            <w:r>
+              <w:instrText xml:space="preserve">PAGEREF _Toc369003053 \h</w:instrText>
+            </w:r>
+            <w:r>
+              <w:fldChar w:fldCharType="separate"/>
+            </w:r>
+            <w:r>
+              <w:rPr>
+                <w:rStyle w:val="Hyperlink"/>
+              </w:rPr>
+              <w:t>9</w:t>
+            </w:r>
+            <w:r>
+              <w:fldChar w:fldCharType="end"/>
+            </w:r>
+          </w:hyperlink>
+        </w:p>
+        <w:p>
+          <w:pPr>
+            <w:pStyle w:val="Sumrio1"/>
+            <w:tabs>
+              <w:tab w:val="right" w:leader="dot" w:pos="9060"/>
+            </w:tabs>
+            <w:bidi w:val="0"/>
+            <w:rPr>
+              <w:rStyle w:val="Hyperlink"/>
+            </w:rPr>
+          </w:pPr>
+          <w:hyperlink w:anchor="_Toc419430255">
+            <w:r>
+              <w:rPr>
+                <w:rStyle w:val="Hyperlink"/>
+              </w:rPr>
+              <w:t>2.6 Resultados preliminares: solução inicial</w:t>
+            </w:r>
+            <w:r>
+              <w:tab/>
+            </w:r>
+            <w:r>
+              <w:fldChar w:fldCharType="begin"/>
+            </w:r>
+            <w:r>
+              <w:instrText xml:space="preserve">PAGEREF _Toc419430255 \h</w:instrText>
+            </w:r>
+            <w:r>
+              <w:fldChar w:fldCharType="separate"/>
+            </w:r>
+            <w:r>
+              <w:rPr>
+                <w:rStyle w:val="Hyperlink"/>
+              </w:rPr>
+              <w:t>9</w:t>
+            </w:r>
+            <w:r>
+              <w:fldChar w:fldCharType="end"/>
+            </w:r>
+          </w:hyperlink>
+        </w:p>
+        <w:p>
+          <w:pPr>
+            <w:pStyle w:val="Sumrio1"/>
+            <w:tabs>
+              <w:tab w:val="right" w:leader="dot" w:pos="9060"/>
+            </w:tabs>
+            <w:bidi w:val="0"/>
+            <w:rPr>
+              <w:rStyle w:val="Hyperlink"/>
+            </w:rPr>
+          </w:pPr>
+          <w:hyperlink w:anchor="_Toc829537876">
+            <w:r>
+              <w:rPr>
+                <w:rStyle w:val="Hyperlink"/>
+              </w:rPr>
+              <w:t>Referências</w:t>
+            </w:r>
+            <w:r>
+              <w:tab/>
+            </w:r>
+            <w:r>
+              <w:fldChar w:fldCharType="begin"/>
+            </w:r>
+            <w:r>
+              <w:instrText xml:space="preserve">PAGEREF _Toc829537876 \h</w:instrText>
+            </w:r>
+            <w:r>
+              <w:fldChar w:fldCharType="separate"/>
+            </w:r>
+            <w:r>
+              <w:rPr>
+                <w:rStyle w:val="Hyperlink"/>
+              </w:rPr>
+              <w:t>11</w:t>
+            </w:r>
+            <w:r>
+              <w:fldChar w:fldCharType="end"/>
+            </w:r>
+          </w:hyperlink>
+          <w:r>
+            <w:fldChar w:fldCharType="end"/>
+          </w:r>
+        </w:p>
+      </w:sdtContent>
+    </w:sdt>
+    <w:p>
+      <w:pPr>
+        <w:pStyle w:val="atexto-base"/>
+        <w:rPr>
+          <w:b w:val="1"/>
+          <w:bCs w:val="1"/>
+        </w:rPr>
+      </w:pPr>
+    </w:p>
+    <w:p>
+      <w:pPr>
+        <w:pStyle w:val="atexto-base"/>
+        <w:rPr>
+          <w:b w:val="1"/>
+          <w:bCs w:val="1"/>
+        </w:rPr>
+      </w:pPr>
+    </w:p>
+    <w:p>
+      <w:pPr>
+        <w:pStyle w:val="atexto-base"/>
+        <w:rPr>
+          <w:b w:val="1"/>
+          <w:bCs w:val="1"/>
+        </w:rPr>
+      </w:pPr>
+    </w:p>
+    <w:p>
+      <w:pPr>
+        <w:pStyle w:val="atexto-base"/>
+        <w:rPr>
+          <w:b w:val="1"/>
+          <w:bCs w:val="1"/>
+        </w:rPr>
+      </w:pPr>
+    </w:p>
+    <w:p>
+      <w:pPr>
+        <w:pStyle w:val="atexto-base"/>
+        <w:rPr>
+          <w:b w:val="1"/>
+          <w:bCs w:val="1"/>
+        </w:rPr>
+      </w:pPr>
+    </w:p>
+    <w:p>
+      <w:pPr>
+        <w:pStyle w:val="atexto-base"/>
+        <w:rPr>
+          <w:b w:val="1"/>
+          <w:bCs w:val="1"/>
+        </w:rPr>
+      </w:pPr>
+    </w:p>
+    <w:p>
+      <w:pPr>
+        <w:pStyle w:val="atexto-base"/>
+        <w:rPr>
+          <w:b w:val="1"/>
+          <w:bCs w:val="1"/>
+        </w:rPr>
+      </w:pPr>
+    </w:p>
+    <w:p>
+      <w:pPr>
+        <w:pStyle w:val="atexto-base"/>
+        <w:rPr>
+          <w:b w:val="1"/>
+          <w:bCs w:val="1"/>
+        </w:rPr>
+      </w:pPr>
+    </w:p>
+    <w:p>
+      <w:pPr>
+        <w:pStyle w:val="atexto-base"/>
+        <w:rPr>
+          <w:b w:val="1"/>
+          <w:bCs w:val="1"/>
+        </w:rPr>
+      </w:pPr>
+    </w:p>
+    <w:p>
+      <w:pPr>
+        <w:pStyle w:val="1ttulonivel1"/>
+        <w:rPr>
+          <w:b w:val="1"/>
+          <w:bCs w:val="1"/>
+        </w:rPr>
+      </w:pPr>
+      <w:bookmarkStart w:name="_Toc43731742" w:id="0"/>
+      <w:bookmarkStart w:name="_Toc1967360537" w:id="6232405"/>
+      <w:bookmarkStart w:name="_Toc1915240609" w:id="138939985"/>
+      <w:r>
+        <w:rPr>
+          <w:b w:val="1"/>
+          <w:bCs w:val="1"/>
+        </w:rPr>
+        <w:t xml:space="preserve">1 </w:t>
+      </w:r>
+      <w:r>
+        <w:rPr>
+          <w:b w:val="1"/>
+          <w:bCs w:val="1"/>
+        </w:rPr>
+        <w:t>Introdução</w:t>
+      </w:r>
+      <w:bookmarkEnd w:id="0"/>
+      <w:bookmarkEnd w:id="6232405"/>
+      <w:bookmarkEnd w:id="138939985"/>
+    </w:p>
+    <w:p>
+      <w:pPr>
+        <w:pStyle w:val="atexto-base"/>
+      </w:pPr>
+      <w:r>
+        <w:rPr/>
+        <w:t>A Educação Financeira tem se tornado cada vez mais relevante no contexto educacional brasileiro, sendo incorporada como tema transversal na Base Nacional Comum Curricular (BNCC), com o objetivo de desenvolver competências relacionadas à tomada de decisão responsável, planejamento, consumo consciente e compreensão do sistema econômico.</w:t>
+      </w:r>
+      <w:r>
+        <w:rPr/>
+        <w:t xml:space="preserve"> A Base Nacional Comum Curricular (BNCC) estabelece que tais competências devem ser trabalhadas de forma integrada às diferentes áreas do conhecimento, especialmente no Ensino Fundamental II e no Ensino Médio (Brasil, 2018). </w:t>
+      </w:r>
+    </w:p>
+    <w:p>
+      <w:pPr>
+        <w:pStyle w:val="atexto-base"/>
+      </w:pPr>
+      <w:r>
+        <w:t xml:space="preserve">Entretanto, a inserção formal da Educação Financeira no currículo não foi acompanhada, em muitos contextos escolares, de instrumentos pedagógicos estruturados que auxiliem o professor na conversão das diretrizes curriculares em práticas concretas de sala de aula. Professores da rede pública frequentemente enfrentam desafios relacionados à interpretação das competências previstas na BNCC, à seleção de estratégias metodológicas adequadas e à limitação de tempo para planejamento estruturado. </w:t>
+      </w:r>
+    </w:p>
+    <w:p>
+      <w:pPr>
+        <w:pStyle w:val="atexto-base"/>
+      </w:pPr>
+      <w:r>
+        <w:t xml:space="preserve">A Aprendizagem Baseada em Problemas (ABP) tem sido apontada como abordagem metodológica eficaz na articulação entre teoria e prática, promovendo aprendizagem ativa e centrada no estudante. De modo complementar, a abordagem do Design Centrado no Ser Humano propõe o desenvolvimento de soluções a partir da escuta ativa das necessidades reais da comunidade envolvida, estruturando-se nas etapas de ouvir, criar e implementar. </w:t>
+      </w:r>
+    </w:p>
+    <w:p>
+      <w:pPr>
+        <w:pStyle w:val="atexto-base"/>
+      </w:pPr>
+      <w:r>
+        <w:t xml:space="preserve">Paralelamente, os avanços na Engenharia da Computação possibilitam a construção de sistemas inteligentes capazes de modelar processos decisórios complexos e oferecer suporte adaptativo a diferentes contextos. Sistemas baseados em regras e mecanismos de recomendação são amplamente utilizados em ambientes educacionais para apoiar processos de personalização e tomada de decisão. </w:t>
+      </w:r>
+    </w:p>
+    <w:p>
+      <w:pPr>
+        <w:pStyle w:val="atexto-base"/>
+      </w:pPr>
+      <w:r>
+        <w:t xml:space="preserve">Nesse cenário, identifica-se uma lacuna entre as diretrizes curriculares e a operacionalização prática do planejamento docente em Educação Financeira. A ausência de ferramentas computacionais estruturadas que organizem competências curriculares e ofereçam suporte adaptativo ao planejamento representa um obstáculo à efetiva implementação das políticas educacionais. </w:t>
+      </w:r>
+    </w:p>
+    <w:p>
+      <w:pPr>
+        <w:pStyle w:val="atexto-base"/>
+      </w:pPr>
+      <w:r>
+        <w:t xml:space="preserve">Diante desse contexto, o presente Projeto Integrador propõe o desenvolvimento do EduPlanFin-AI, um sistema computacional inteligente adaptativo destinado a auxiliar professores da rede pública na elaboração de planos de aula de Educação Financeira alinhados à BNCC. A proposta fundamenta-se na modelagem computacional do processo de planejamento docente, estruturando competências curriculares em base ontológica e integrando motor híbrido composto por sistema baseado em regras e módulo de recomendação adaptativa. </w:t>
+      </w:r>
+    </w:p>
+    <w:p>
+      <w:pPr>
+        <w:pStyle w:val="atexto-base"/>
+      </w:pPr>
+      <w:r>
+        <w:t>Sob a perspectiva técnica, o projeto envolve princípios de engenharia de software, modelagem de dados educacionais e desenvolvimento de sistemas inteligentes. Sob a perspectiva social, busca contribuir para o fortalecimento da prática docente e para a melhoria da qualidade do ensino de Educação Financeira na rede pública.</w:t>
+      </w:r>
+    </w:p>
+    <w:p>
+      <w:pPr>
+        <w:pStyle w:val="1ttulonivel1"/>
+        <w:rPr>
+          <w:b w:val="1"/>
+          <w:bCs w:val="1"/>
+        </w:rPr>
+      </w:pPr>
+      <w:bookmarkStart w:name="_Toc43731743" w:id="1"/>
+      <w:bookmarkStart w:name="_Toc511191511" w:id="389568946"/>
+      <w:bookmarkStart w:name="_Toc359780607" w:id="409043016"/>
+      <w:r>
+        <w:rPr>
+          <w:b w:val="1"/>
+          <w:bCs w:val="1"/>
+        </w:rPr>
+        <w:t>2 D</w:t>
+      </w:r>
+      <w:r>
+        <w:rPr>
+          <w:b w:val="1"/>
+          <w:bCs w:val="1"/>
+        </w:rPr>
+        <w:t>esenvolvimento</w:t>
+      </w:r>
+      <w:bookmarkEnd w:id="1"/>
+      <w:bookmarkEnd w:id="389568946"/>
+      <w:bookmarkEnd w:id="409043016"/>
+    </w:p>
+    <w:p>
+      <w:pPr>
+        <w:pStyle w:val="2ttulonivel2"/>
+      </w:pPr>
+      <w:bookmarkStart w:name="_Toc43731744" w:id="2"/>
+      <w:bookmarkStart w:name="_Toc2050997765" w:id="1258256848"/>
+      <w:bookmarkStart w:name="_Toc822327964" w:id="1564476587"/>
+      <w:r>
+        <w:rPr/>
+        <w:t xml:space="preserve">2.1 </w:t>
+      </w:r>
+      <w:r>
+        <w:rPr/>
+        <w:t>O</w:t>
+      </w:r>
+      <w:r>
+        <w:rPr/>
+        <w:t>bjetivos</w:t>
+      </w:r>
+      <w:bookmarkEnd w:id="1258256848"/>
+      <w:bookmarkEnd w:id="1564476587"/>
+    </w:p>
+    <w:bookmarkEnd w:id="2"/>
+    <w:p>
+      <w:pPr>
+        <w:pStyle w:val="atexto-base"/>
+      </w:pPr>
+      <w:r>
+        <w:t xml:space="preserve">Objetivo Geral: </w:t>
+      </w:r>
+      <w:r>
+        <w:br/>
+      </w:r>
+      <w:r>
+        <w:t xml:space="preserve">Desenvolver um sistema web de apoio ao planejamento docente em Educação Financeira. </w:t>
+      </w:r>
+      <w:r>
+        <w:br/>
+      </w:r>
+      <w:r>
+        <w:t xml:space="preserve"> </w:t>
+      </w:r>
+      <w:r>
+        <w:br/>
+      </w:r>
+      <w:r>
+        <w:t xml:space="preserve">Objetivos Específicos: </w:t>
+      </w:r>
+      <w:r>
+        <w:br/>
+      </w:r>
+      <w:r>
+        <w:t xml:space="preserve">- Identificar dificuldades no planejamento docente; </w:t>
+      </w:r>
+      <w:r>
+        <w:br/>
+      </w:r>
+      <w:r>
+        <w:t xml:space="preserve">- Modelar um sistema baseado em regras pedagógicas; </w:t>
+      </w:r>
+      <w:r>
+        <w:br/>
+      </w:r>
+      <w:r>
+        <w:t xml:space="preserve">- Desenvolver um protótipo funcional; </w:t>
+      </w:r>
+      <w:r>
+        <w:br/>
+      </w:r>
+      <w:r>
+        <w:t xml:space="preserve">- Estruturar um banco de dados para organização das informações; </w:t>
+      </w:r>
+      <w:r>
+        <w:br/>
+      </w:r>
+      <w:r>
+        <w:t xml:space="preserve">- Aplicar controle de versão durante o desenvolvimento do projeto. </w:t>
+      </w:r>
+    </w:p>
+    <w:p>
+      <w:pPr>
+        <w:pStyle w:val="2ttulonivel2"/>
+      </w:pPr>
+      <w:bookmarkStart w:name="_Toc43731745" w:id="3"/>
+      <w:bookmarkStart w:name="_Toc72374493" w:id="1908729581"/>
+      <w:bookmarkStart w:name="_Toc1056392022" w:id="1915590367"/>
+      <w:r>
+        <w:rPr/>
+        <w:t xml:space="preserve">2.2 </w:t>
+      </w:r>
+      <w:r>
+        <w:rPr/>
+        <w:t>Justificativa e delimitação do problema</w:t>
+      </w:r>
+      <w:bookmarkEnd w:id="1908729581"/>
+      <w:bookmarkEnd w:id="1915590367"/>
+      <w:r>
+        <w:rPr/>
+        <w:t xml:space="preserve"> </w:t>
+      </w:r>
+      <w:bookmarkEnd w:id="3"/>
+    </w:p>
+    <w:p>
+      <w:pPr>
+        <w:pStyle w:val="atexto-base"/>
+      </w:pPr>
+      <w:r>
+        <w:t xml:space="preserve">A Educação Financeira passou a integrar formalmente as diretrizes curriculares nacionais a partir da Base Nacional Comum Curricular (BNCC), que estabelece a formação integral do estudante como princípio estruturante do processo educacional (BRASIL, 2018). Tal inserção exige que competências relacionadas ao planejamento financeiro, consumo consciente e tomada de decisão responsável sejam desenvolvidas de forma transversal no currículo escolar. Entretanto, a transposição dessas diretrizes normativas para práticas pedagógicas concretas representa desafio significativo para professores da rede pública, especialmente no que se refere à interpretação das competências previstas e à sua organização em planos de aula estruturados. </w:t>
+      </w:r>
+    </w:p>
+    <w:p>
+      <w:pPr>
+        <w:pStyle w:val="atexto-base"/>
+      </w:pPr>
+      <w:r>
+        <w:t xml:space="preserve">Entre os principais obstáculos identificados estão a ausência de formação específica em Educação Financeira, a limitação de tempo para planejamento detalhado e a heterogeneidade das turmas, que demanda adaptação constante das estratégias metodológicas. Além disso, observa-se a carência de ferramentas digitais que auxiliem de maneira sistemática o processo de planejamento docente, integrando competências curriculares, objetivos de aprendizagem, estratégias didáticas e instrumentos avaliativos de forma articulada e contextualizada. </w:t>
+      </w:r>
+    </w:p>
+    <w:p>
+      <w:pPr>
+        <w:pStyle w:val="atexto-base"/>
+      </w:pPr>
+      <w:r>
+        <w:t>Sob a perspectiva da Engenharia da Computação, o planejamento docente pode ser compreendido como processo estruturado de tomada de decisão passível de modelagem computacional. A lacuna entre as exigências curriculares e os instrumentos disponíveis para sua implementação configura problema interdisciplinar que articula educação e tecnologia, justificando o desenvolvimento de sistema inteligente capaz de apoiar professores na elaboração de planos de aula alinhados à BNCC e adequados à realidade escolar.</w:t>
+      </w:r>
+      <w:r>
+        <w:br/>
+      </w:r>
+      <w:r>
+        <w:t xml:space="preserve"> </w:t>
+      </w:r>
+    </w:p>
+    <w:p>
+      <w:pPr>
+        <w:pStyle w:val="2ttulonivel2"/>
+      </w:pPr>
+      <w:bookmarkStart w:name="_Toc43731746" w:id="4"/>
+      <w:bookmarkStart w:name="_Toc1989412132" w:id="1394955938"/>
+      <w:bookmarkStart w:name="_Toc1649073633" w:id="751845511"/>
+      <w:bookmarkStart w:name="_Int_XFoC8YiY" w:id="759092843"/>
+      <w:r>
+        <w:rPr/>
+        <w:t>2.3 problema</w:t>
+      </w:r>
+      <w:bookmarkEnd w:id="4"/>
+      <w:bookmarkEnd w:id="759092843"/>
+      <w:r>
+        <w:rPr/>
+        <w:t xml:space="preserve"> de pesquisa</w:t>
+      </w:r>
+      <w:bookmarkEnd w:id="1394955938"/>
+      <w:bookmarkEnd w:id="751845511"/>
+    </w:p>
+    <w:p>
+      <w:pPr>
+        <w:spacing w:line="360" w:lineRule="auto"/>
+        <w:jc w:val="both"/>
+        <w:rPr>
+          <w:color w:val="000000" w:themeColor="text1"/>
+        </w:rPr>
+      </w:pPr>
+      <w:r>
+        <w:rPr>
+          <w:color w:val="000000" w:themeColor="text1"/>
+        </w:rPr>
+        <w:t>A incorporação da Educação Financeira às diretrizes curriculares nacionais impõe aos docentes o desafio de transformar competências previstas na Base Nacional Comum Curricular (BNCC) em práticas pedagógicas estruturadas, contextualizadas e alinhadas às características das turmas. Entretanto, o processo de planejamento docente envolve múltiplas decisões interdependentes, tais como a seleção de habilidades específicas, definição de objetivos de aprendizagem, escolha de estratégias metodológicas, adequação ao tempo disponível e elaboração de instrumentos avaliativos coerentes. Tais decisões, frequentemente realizadas de forma intuitiva e sob restrições de tempo, carecem de suporte sistemático e estruturado.</w:t>
+      </w:r>
+    </w:p>
+    <w:p>
+      <w:pPr>
+        <w:spacing w:line="360" w:lineRule="auto"/>
+        <w:jc w:val="both"/>
+        <w:rPr>
+          <w:color w:val="000000" w:themeColor="text1"/>
+        </w:rPr>
+      </w:pPr>
+      <w:r>
+        <w:rPr>
+          <w:color w:val="000000" w:themeColor="text1"/>
+        </w:rPr>
+        <w:t>Do ponto de vista computacional, o planejamento docente pode ser compreendido como processo de organização e articulação de elementos curriculares, pedagógicos e contextuais, passível de formalização em modelos estruturados de dados e regras de inferência. Assim, a problemática central deste estudo consiste em investigar de que maneira é possível modelar esse processo de tomada de decisão por meio de sistema inteligente que integre base ontológica das competências da BNCC, motor baseado em regras pedagógicas e mecanismo adaptativo de recomendação, capaz de considerar o perfil da turma e as condições específicas do contexto escolar.</w:t>
+      </w:r>
+    </w:p>
+    <w:p>
+      <w:pPr>
+        <w:spacing w:line="360" w:lineRule="auto"/>
+        <w:jc w:val="both"/>
+        <w:rPr>
+          <w:color w:val="000000" w:themeColor="text1"/>
+        </w:rPr>
+      </w:pPr>
+      <w:r>
+        <w:rPr>
+          <w:color w:val="000000" w:themeColor="text1"/>
+        </w:rPr>
+        <w:t>Dessa forma, o problema de pesquisa é formulado nos seguintes termos:</w:t>
+      </w:r>
+    </w:p>
+    <w:p>
+      <w:pPr>
+        <w:spacing w:line="360" w:lineRule="auto"/>
+        <w:jc w:val="both"/>
+        <w:rPr>
+          <w:color w:val="000000" w:themeColor="text1"/>
         </w:rPr>
       </w:pPr>
       <w:r>
         <w:rPr>
           <w:b/>
-        </w:rPr>
-        <w:t>SUMÁRIO</w:t>
-      </w:r>
-    </w:p>
-    <w:p>
-      <w:pPr>
-        <w:ind w:left="-30" w:firstLine="30"/>
-        <w:jc w:val="center"/>
-      </w:pPr>
-      <w:r>
-        <w:t>(</w:t>
-      </w:r>
-      <w:r>
-        <w:t>Fonte: Arial ou Times 12; títulos em negrito/ subtítulo sem negrito)</w:t>
-      </w:r>
+          <w:bCs/>
+          <w:color w:val="000000" w:themeColor="text1"/>
+        </w:rPr>
+        <w:t>Como modelar computacionalmente o processo de planejamento docente em Educação Financeira, integrando diretrizes curriculares, perfil da turma e estratégias pedagógicas, por meio de um sistema inteligente adaptativo que auxilie professores da rede pública na elaboração de planos de aula estruturados, personalizados e alinhados à BNCC?</w:t>
+      </w:r>
+    </w:p>
+    <w:p>
+      <w:pPr>
+        <w:spacing w:line="360" w:lineRule="auto"/>
+        <w:jc w:val="both"/>
+        <w:rPr>
+          <w:color w:val="000000" w:themeColor="text1"/>
+        </w:rPr>
+      </w:pPr>
+      <w:r>
+        <w:rPr>
+          <w:color w:val="000000" w:themeColor="text1"/>
+        </w:rPr>
+        <w:t>Essa formulação delimita o escopo técnico do projeto, orientando o desenvolvimento da solução computacional proposta e estabelecendo a relação entre a necessidade educacional identificada e os recursos metodológicos e tecnológicos mobilizados no presente trabalho.</w:t>
+      </w:r>
+    </w:p>
+    <w:p>
+      <w:pPr>
+        <w:spacing w:before="240" w:after="240"/>
+        <w:jc w:val="both"/>
+      </w:pPr>
+    </w:p>
+    <w:p>
+      <w:pPr>
+        <w:pStyle w:val="2ttulonivel2"/>
+        <w:rPr>
+          <w:b w:val="1"/>
+          <w:bCs w:val="1"/>
+        </w:rPr>
+      </w:pPr>
+      <w:bookmarkStart w:name="_Toc43731747" w:id="5"/>
+      <w:bookmarkStart w:name="_Hlk74732303" w:id="6"/>
+      <w:bookmarkStart w:name="_Toc1241354579" w:id="1220762996"/>
+      <w:bookmarkStart w:name="_Toc411608727" w:id="387047994"/>
+      <w:r>
+        <w:rPr/>
+        <w:t xml:space="preserve">2.4 </w:t>
+      </w:r>
+      <w:bookmarkEnd w:id="5"/>
+      <w:bookmarkEnd w:id="6"/>
+      <w:r>
+        <w:rPr/>
+        <w:t>Fundamentação teórica</w:t>
+      </w:r>
+      <w:bookmarkEnd w:id="1220762996"/>
+      <w:bookmarkEnd w:id="387047994"/>
+    </w:p>
+    <w:p>
+      <w:pPr>
+        <w:spacing w:before="240" w:after="240"/>
+        <w:jc w:val="both"/>
+      </w:pPr>
+      <w:r>
+        <w:t>A Base Nacional Comum Curricular (BNCC) estabelece competências essenciais para a formação integral dos estudantes, incluindo a Educação Financeira como tema transversal. Essa abordagem visa desenvolver habilidades relacionadas à autonomia, planejamento e tomada de decisões conscientes.</w:t>
+      </w:r>
+    </w:p>
+    <w:p>
+      <w:pPr>
+        <w:spacing w:before="240" w:after="240"/>
+        <w:jc w:val="both"/>
+      </w:pPr>
+      <w:r>
+        <w:t>No contexto metodológico, a Aprendizagem Baseada em Problemas (ABP) destaca-se por promover o protagonismo do estudante, incentivando a resolução de situações reais e a construção ativa do conhecimento. Complementarmente, o Design Centrado no Ser Humano orienta o desenvolvimento de soluções a partir das necessidades dos usuários, estruturando-se nas etapas de ouvir, criar e implementar.</w:t>
+      </w:r>
+    </w:p>
+    <w:p>
+      <w:pPr>
+        <w:spacing w:before="240" w:after="240"/>
+        <w:jc w:val="both"/>
+      </w:pPr>
+      <w:r>
+        <w:t>Além disso, os sistemas inteligentes têm sido amplamente utilizados como suporte à tomada de decisão em ambientes educacionais, permitindo maior personalização e eficiência no processo de ensino-aprendizagem. Esses sistemas utilizam regras e mecanismos de recomendação para auxiliar usuários na resolução de problemas complexos.</w:t>
+      </w:r>
+    </w:p>
+    <w:p>
+      <w:pPr>
+        <w:pStyle w:val="2ttulonivel2"/>
+      </w:pPr>
+    </w:p>
+    <w:p>
+      <w:pPr>
+        <w:pStyle w:val="2ttulonivel2"/>
+      </w:pPr>
+      <w:bookmarkStart w:name="_Toc1881599770" w:id="1824099701"/>
+      <w:bookmarkStart w:name="_Toc369003053" w:id="2004031983"/>
+      <w:r>
+        <w:rPr/>
+        <w:t xml:space="preserve">2.5 </w:t>
+      </w:r>
+      <w:r>
+        <w:rPr/>
+        <w:t>metodologia</w:t>
+      </w:r>
+      <w:bookmarkEnd w:id="1824099701"/>
+      <w:bookmarkEnd w:id="2004031983"/>
     </w:p>
     <w:p>
       <w:pPr>
         <w:pStyle w:val="atexto-base"/>
       </w:pPr>
-    </w:p>
-    <w:p>
-      <w:pPr>
-        <w:pStyle w:val="Sumrio1"/>
-        <w:rPr>
-          <w:rFonts w:asciiTheme="minorHAnsi" w:hAnsiTheme="minorHAnsi" w:eastAsiaTheme="minorEastAsia" w:cstheme="minorBidi"/>
-          <w:b w:val="0"/>
-          <w:caps w:val="0"/>
-          <w:noProof/>
-          <w:sz w:val="22"/>
-          <w:szCs w:val="22"/>
-        </w:rPr>
-      </w:pPr>
-      <w:r>
-        <w:fldChar w:fldCharType="begin"/>
-      </w:r>
-      <w:r>
-        <w:instrText xml:space="preserve"> TOC \h \z \t "1) título nivel 1;1;2) título nivel 2;2" </w:instrText>
-      </w:r>
-      <w:r>
-        <w:fldChar w:fldCharType="separate"/>
-      </w:r>
-      <w:hyperlink w:history="1" w:anchor="_Toc130202924">
+      <w:r>
+        <w:t>O desenvolvimento do projeto foi dividido em três etapas: ouvir, criar e implementar. Inicialmente, foram analisadas as dificuldades enfrentadas por professores por meio de pesquisa bibliográfica. Em seguida, foi desenvolvido um protótipo do sistema baseado em regras pedagógicas. Por fim, o sistema foi representado por meio de protótipo visual contendo telas de login, formulário e geração de plano de aula.</w:t>
+      </w:r>
+    </w:p>
+    <w:p>
+      <w:pPr>
+        <w:pStyle w:val="atexto-base"/>
+      </w:pPr>
+      <w:r>
+        <w:t>Para o desenvolvimento e organização do projeto, foi utilizada a plataforma GitHub como ferramenta de controle de versão, permitindo o armazenamento e versionamento dos arquivos.</w:t>
+      </w:r>
+    </w:p>
+    <w:p>
+      <w:pPr>
+        <w:pStyle w:val="atexto-base"/>
+      </w:pPr>
+      <w:hyperlink r:id="rId6">
         <w:r>
           <w:rPr>
             <w:rStyle w:val="Hyperlink"/>
-            <w:noProof/>
-          </w:rPr>
-          <w:t>1 Introdução</w:t>
-        </w:r>
-        <w:r>
-          <w:rPr>
-            <w:noProof/>
-            <w:webHidden/>
-          </w:rPr>
-          <w:tab/>
-        </w:r>
-        <w:r>
-          <w:rPr>
-            <w:noProof/>
-            <w:webHidden/>
-          </w:rPr>
-          <w:fldChar w:fldCharType="begin"/>
-        </w:r>
-        <w:r>
-          <w:rPr>
-            <w:noProof/>
-            <w:webHidden/>
-          </w:rPr>
-          <w:instrText xml:space="preserve"> PAGEREF _Toc130202924 \h </w:instrText>
-        </w:r>
-        <w:r>
-          <w:rPr>
-            <w:noProof/>
-            <w:webHidden/>
-          </w:rPr>
-        </w:r>
-        <w:r>
-          <w:rPr>
-            <w:noProof/>
-            <w:webHidden/>
-          </w:rPr>
-          <w:fldChar w:fldCharType="separate"/>
-        </w:r>
-        <w:r>
-          <w:rPr>
-            <w:noProof/>
-            <w:webHidden/>
-          </w:rPr>
-          <w:t>7</w:t>
-        </w:r>
-        <w:r>
-          <w:rPr>
-            <w:noProof/>
-            <w:webHidden/>
-          </w:rPr>
-          <w:fldChar w:fldCharType="end"/>
-        </w:r>
-      </w:hyperlink>
-    </w:p>
-    <w:p>
-      <w:pPr>
-        <w:pStyle w:val="Sumrio1"/>
-        <w:rPr>
-          <w:rFonts w:asciiTheme="minorHAnsi" w:hAnsiTheme="minorHAnsi" w:eastAsiaTheme="minorEastAsia" w:cstheme="minorBidi"/>
-          <w:b w:val="0"/>
-          <w:caps w:val="0"/>
-          <w:noProof/>
-          <w:sz w:val="22"/>
-          <w:szCs w:val="22"/>
-        </w:rPr>
-      </w:pPr>
-      <w:hyperlink w:history="1" w:anchor="_Toc130202925">
-        <w:r>
-          <w:rPr>
-            <w:rStyle w:val="Hyperlink"/>
-            <w:noProof/>
-          </w:rPr>
-          <w:t>2 Desenvolvimento</w:t>
-        </w:r>
-        <w:r>
-          <w:rPr>
-            <w:noProof/>
-            <w:webHidden/>
-          </w:rPr>
-          <w:tab/>
-        </w:r>
-        <w:r>
-          <w:rPr>
-            <w:noProof/>
-            <w:webHidden/>
-          </w:rPr>
-          <w:fldChar w:fldCharType="begin"/>
-        </w:r>
-        <w:r>
-          <w:rPr>
-            <w:noProof/>
-            <w:webHidden/>
-          </w:rPr>
-          <w:instrText xml:space="preserve"> PAGEREF _Toc130202925 \h </w:instrText>
-        </w:r>
-        <w:r>
-          <w:rPr>
-            <w:noProof/>
-            <w:webHidden/>
-          </w:rPr>
-        </w:r>
-        <w:r>
-          <w:rPr>
-            <w:noProof/>
-            <w:webHidden/>
-          </w:rPr>
-          <w:fldChar w:fldCharType="separate"/>
-        </w:r>
-        <w:r>
-          <w:rPr>
-            <w:noProof/>
-            <w:webHidden/>
-          </w:rPr>
-          <w:t>8</w:t>
-        </w:r>
-        <w:r>
-          <w:rPr>
-            <w:noProof/>
-            <w:webHidden/>
-          </w:rPr>
-          <w:fldChar w:fldCharType="end"/>
-        </w:r>
-      </w:hyperlink>
-    </w:p>
-    <w:p>
-      <w:pPr>
-        <w:pStyle w:val="Sumrio2"/>
-        <w:rPr>
-          <w:rFonts w:asciiTheme="minorHAnsi" w:hAnsiTheme="minorHAnsi" w:eastAsiaTheme="minorEastAsia" w:cstheme="minorBidi"/>
-          <w:noProof/>
-          <w:sz w:val="22"/>
-          <w:szCs w:val="22"/>
-        </w:rPr>
-      </w:pPr>
-      <w:hyperlink w:history="1" w:anchor="_Toc130202926">
-        <w:r>
-          <w:rPr>
-            <w:rStyle w:val="Hyperlink"/>
-            <w:noProof/>
-          </w:rPr>
-          <w:t>2.1 Objetivos</w:t>
-        </w:r>
-        <w:r>
-          <w:rPr>
-            <w:noProof/>
-            <w:webHidden/>
-          </w:rPr>
-          <w:tab/>
-        </w:r>
-        <w:r>
-          <w:rPr>
-            <w:noProof/>
-            <w:webHidden/>
-          </w:rPr>
-          <w:fldChar w:fldCharType="begin"/>
-        </w:r>
-        <w:r>
-          <w:rPr>
-            <w:noProof/>
-            <w:webHidden/>
-          </w:rPr>
-          <w:instrText xml:space="preserve"> PAGEREF _Toc130202926 \h </w:instrText>
-        </w:r>
-        <w:r>
-          <w:rPr>
-            <w:noProof/>
-            <w:webHidden/>
-          </w:rPr>
-        </w:r>
-        <w:r>
-          <w:rPr>
-            <w:noProof/>
-            <w:webHidden/>
-          </w:rPr>
-          <w:fldChar w:fldCharType="separate"/>
-        </w:r>
-        <w:r>
-          <w:rPr>
-            <w:noProof/>
-            <w:webHidden/>
-          </w:rPr>
-          <w:t>8</w:t>
-        </w:r>
-        <w:r>
-          <w:rPr>
-            <w:noProof/>
-            <w:webHidden/>
-          </w:rPr>
-          <w:fldChar w:fldCharType="end"/>
-        </w:r>
-      </w:hyperlink>
-    </w:p>
-    <w:p>
-      <w:pPr>
-        <w:pStyle w:val="Sumrio2"/>
-        <w:rPr>
-          <w:rFonts w:asciiTheme="minorHAnsi" w:hAnsiTheme="minorHAnsi" w:eastAsiaTheme="minorEastAsia" w:cstheme="minorBidi"/>
-          <w:noProof/>
-          <w:sz w:val="22"/>
-          <w:szCs w:val="22"/>
-        </w:rPr>
-      </w:pPr>
-      <w:hyperlink w:history="1" w:anchor="_Toc130202927">
-        <w:r>
-          <w:rPr>
-            <w:rStyle w:val="Hyperlink"/>
-            <w:noProof/>
-          </w:rPr>
-          <w:t>2.2 Justificativa e delimitação do problema</w:t>
-        </w:r>
-        <w:r>
-          <w:rPr>
-            <w:noProof/>
-            <w:webHidden/>
-          </w:rPr>
-          <w:tab/>
-        </w:r>
-        <w:r>
-          <w:rPr>
-            <w:noProof/>
-            <w:webHidden/>
-          </w:rPr>
-          <w:fldChar w:fldCharType="begin"/>
-        </w:r>
-        <w:r>
-          <w:rPr>
-            <w:noProof/>
-            <w:webHidden/>
-          </w:rPr>
-          <w:instrText xml:space="preserve"> PAGEREF _Toc130202927 \h </w:instrText>
-        </w:r>
-        <w:r>
-          <w:rPr>
-            <w:noProof/>
-            <w:webHidden/>
-          </w:rPr>
-        </w:r>
-        <w:r>
-          <w:rPr>
-            <w:noProof/>
-            <w:webHidden/>
-          </w:rPr>
-          <w:fldChar w:fldCharType="separate"/>
-        </w:r>
-        <w:r>
-          <w:rPr>
-            <w:noProof/>
-            <w:webHidden/>
-          </w:rPr>
-          <w:t>8</w:t>
-        </w:r>
-        <w:r>
-          <w:rPr>
-            <w:noProof/>
-            <w:webHidden/>
-          </w:rPr>
-          <w:fldChar w:fldCharType="end"/>
-        </w:r>
-      </w:hyperlink>
-    </w:p>
-    <w:p>
-      <w:pPr>
-        <w:pStyle w:val="Sumrio2"/>
-        <w:rPr>
-          <w:rFonts w:asciiTheme="minorHAnsi" w:hAnsiTheme="minorHAnsi" w:eastAsiaTheme="minorEastAsia" w:cstheme="minorBidi"/>
-          <w:noProof/>
-          <w:sz w:val="22"/>
-          <w:szCs w:val="22"/>
-        </w:rPr>
-      </w:pPr>
-      <w:hyperlink w:history="1" w:anchor="_Toc130202928">
-        <w:r>
-          <w:rPr>
-            <w:rStyle w:val="Hyperlink"/>
-            <w:noProof/>
-          </w:rPr>
-          <w:t>2.3 Fundamentação teórica</w:t>
-        </w:r>
-        <w:r>
-          <w:rPr>
-            <w:noProof/>
-            <w:webHidden/>
-          </w:rPr>
-          <w:tab/>
-        </w:r>
-        <w:r>
-          <w:rPr>
-            <w:noProof/>
-            <w:webHidden/>
-          </w:rPr>
-          <w:fldChar w:fldCharType="begin"/>
-        </w:r>
-        <w:r>
-          <w:rPr>
-            <w:noProof/>
-            <w:webHidden/>
-          </w:rPr>
-          <w:instrText xml:space="preserve"> PAGEREF _Toc130202928 \h </w:instrText>
-        </w:r>
-        <w:r>
-          <w:rPr>
-            <w:noProof/>
-            <w:webHidden/>
-          </w:rPr>
-        </w:r>
-        <w:r>
-          <w:rPr>
-            <w:noProof/>
-            <w:webHidden/>
-          </w:rPr>
-          <w:fldChar w:fldCharType="separate"/>
-        </w:r>
-        <w:r>
-          <w:rPr>
-            <w:noProof/>
-            <w:webHidden/>
-          </w:rPr>
-          <w:t>9</w:t>
-        </w:r>
-        <w:r>
-          <w:rPr>
-            <w:noProof/>
-            <w:webHidden/>
-          </w:rPr>
-          <w:fldChar w:fldCharType="end"/>
-        </w:r>
-      </w:hyperlink>
-    </w:p>
-    <w:p>
-      <w:pPr>
-        <w:pStyle w:val="Sumrio2"/>
-        <w:rPr>
-          <w:rFonts w:asciiTheme="minorHAnsi" w:hAnsiTheme="minorHAnsi" w:eastAsiaTheme="minorEastAsia" w:cstheme="minorBidi"/>
-          <w:noProof/>
-          <w:sz w:val="22"/>
-          <w:szCs w:val="22"/>
-        </w:rPr>
-      </w:pPr>
-      <w:hyperlink w:history="1" w:anchor="_Toc130202929">
-        <w:r>
-          <w:rPr>
-            <w:rStyle w:val="Hyperlink"/>
-            <w:noProof/>
-          </w:rPr>
-          <w:t>2.4 Metodologia</w:t>
-        </w:r>
-        <w:r>
-          <w:rPr>
-            <w:noProof/>
-            <w:webHidden/>
-          </w:rPr>
-          <w:tab/>
-        </w:r>
-        <w:r>
-          <w:rPr>
-            <w:noProof/>
-            <w:webHidden/>
-          </w:rPr>
-          <w:fldChar w:fldCharType="begin"/>
-        </w:r>
-        <w:r>
-          <w:rPr>
-            <w:noProof/>
-            <w:webHidden/>
-          </w:rPr>
-          <w:instrText xml:space="preserve"> PAGEREF _Toc130202929 \h </w:instrText>
-        </w:r>
-        <w:r>
-          <w:rPr>
-            <w:noProof/>
-            <w:webHidden/>
-          </w:rPr>
-        </w:r>
-        <w:r>
-          <w:rPr>
-            <w:noProof/>
-            <w:webHidden/>
-          </w:rPr>
-          <w:fldChar w:fldCharType="separate"/>
-        </w:r>
-        <w:r>
-          <w:rPr>
-            <w:noProof/>
-            <w:webHidden/>
-          </w:rPr>
-          <w:t>9</w:t>
-        </w:r>
-        <w:r>
-          <w:rPr>
-            <w:noProof/>
-            <w:webHidden/>
-          </w:rPr>
-          <w:fldChar w:fldCharType="end"/>
-        </w:r>
-      </w:hyperlink>
-    </w:p>
-    <w:p>
-      <w:pPr>
-        <w:pStyle w:val="Sumrio2"/>
-        <w:rPr>
-          <w:rFonts w:asciiTheme="minorHAnsi" w:hAnsiTheme="minorHAnsi" w:eastAsiaTheme="minorEastAsia" w:cstheme="minorBidi"/>
-          <w:noProof/>
-          <w:sz w:val="22"/>
-          <w:szCs w:val="22"/>
-        </w:rPr>
-      </w:pPr>
-      <w:hyperlink w:history="1" w:anchor="_Toc130202930">
-        <w:r>
-          <w:rPr>
-            <w:rStyle w:val="Hyperlink"/>
-            <w:noProof/>
-          </w:rPr>
-          <w:t>2.5 Resultados preliminares: solução inicial</w:t>
-        </w:r>
-        <w:r>
-          <w:rPr>
-            <w:noProof/>
-            <w:webHidden/>
-          </w:rPr>
-          <w:tab/>
-        </w:r>
-        <w:r>
-          <w:rPr>
-            <w:noProof/>
-            <w:webHidden/>
-          </w:rPr>
-          <w:fldChar w:fldCharType="begin"/>
-        </w:r>
-        <w:r>
-          <w:rPr>
-            <w:noProof/>
-            <w:webHidden/>
-          </w:rPr>
-          <w:instrText xml:space="preserve"> PAGEREF _Toc130202930 \h </w:instrText>
-        </w:r>
-        <w:r>
-          <w:rPr>
-            <w:noProof/>
-            <w:webHidden/>
-          </w:rPr>
-        </w:r>
-        <w:r>
-          <w:rPr>
-            <w:noProof/>
-            <w:webHidden/>
-          </w:rPr>
-          <w:fldChar w:fldCharType="separate"/>
-        </w:r>
-        <w:r>
-          <w:rPr>
-            <w:noProof/>
-            <w:webHidden/>
-          </w:rPr>
-          <w:t>10</w:t>
-        </w:r>
-        <w:r>
-          <w:rPr>
-            <w:noProof/>
-            <w:webHidden/>
-          </w:rPr>
-          <w:fldChar w:fldCharType="end"/>
-        </w:r>
-      </w:hyperlink>
-    </w:p>
-    <w:p>
-      <w:pPr>
-        <w:pStyle w:val="Sumrio1"/>
-        <w:rPr>
-          <w:rFonts w:asciiTheme="minorHAnsi" w:hAnsiTheme="minorHAnsi" w:eastAsiaTheme="minorEastAsia" w:cstheme="minorBidi"/>
-          <w:b w:val="0"/>
-          <w:caps w:val="0"/>
-          <w:noProof/>
-          <w:sz w:val="22"/>
-          <w:szCs w:val="22"/>
-        </w:rPr>
-      </w:pPr>
-      <w:hyperlink w:history="1" w:anchor="_Toc130202931">
-        <w:r>
-          <w:rPr>
-            <w:rStyle w:val="Hyperlink"/>
-            <w:noProof/>
-          </w:rPr>
-          <w:t>Referências</w:t>
-        </w:r>
-        <w:r>
-          <w:rPr>
-            <w:noProof/>
-            <w:webHidden/>
-          </w:rPr>
-          <w:tab/>
-        </w:r>
-        <w:r>
-          <w:rPr>
-            <w:noProof/>
-            <w:webHidden/>
-          </w:rPr>
-          <w:fldChar w:fldCharType="begin"/>
-        </w:r>
-        <w:r>
-          <w:rPr>
-            <w:noProof/>
-            <w:webHidden/>
-          </w:rPr>
-          <w:instrText xml:space="preserve"> PAGEREF _Toc130202931 \h </w:instrText>
-        </w:r>
-        <w:r>
-          <w:rPr>
-            <w:noProof/>
-            <w:webHidden/>
-          </w:rPr>
-        </w:r>
-        <w:r>
-          <w:rPr>
-            <w:noProof/>
-            <w:webHidden/>
-          </w:rPr>
-          <w:fldChar w:fldCharType="separate"/>
-        </w:r>
-        <w:r>
-          <w:rPr>
-            <w:noProof/>
-            <w:webHidden/>
-          </w:rPr>
-          <w:t>12</w:t>
-        </w:r>
-        <w:r>
-          <w:rPr>
-            <w:noProof/>
-            <w:webHidden/>
-          </w:rPr>
-          <w:fldChar w:fldCharType="end"/>
-        </w:r>
-      </w:hyperlink>
-    </w:p>
-    <w:p>
-      <w:pPr>
-        <w:pStyle w:val="Sumrio1"/>
-        <w:rPr>
-          <w:rFonts w:asciiTheme="minorHAnsi" w:hAnsiTheme="minorHAnsi" w:eastAsiaTheme="minorEastAsia" w:cstheme="minorBidi"/>
-          <w:b w:val="0"/>
-          <w:caps w:val="0"/>
-          <w:noProof/>
-          <w:sz w:val="22"/>
-          <w:szCs w:val="22"/>
-        </w:rPr>
-      </w:pPr>
-      <w:hyperlink w:history="1" w:anchor="_Toc130202932">
-        <w:r>
-          <w:rPr>
-            <w:rStyle w:val="Hyperlink"/>
-            <w:noProof/>
-          </w:rPr>
-          <w:t>Anexos (opcional)</w:t>
-        </w:r>
-        <w:r>
-          <w:rPr>
-            <w:noProof/>
-            <w:webHidden/>
-          </w:rPr>
-          <w:tab/>
-        </w:r>
-        <w:r>
-          <w:rPr>
-            <w:noProof/>
-            <w:webHidden/>
-          </w:rPr>
-          <w:fldChar w:fldCharType="begin"/>
-        </w:r>
-        <w:r>
-          <w:rPr>
-            <w:noProof/>
-            <w:webHidden/>
-          </w:rPr>
-          <w:instrText xml:space="preserve"> PAGEREF _Toc130202932 \h </w:instrText>
-        </w:r>
-        <w:r>
-          <w:rPr>
-            <w:noProof/>
-            <w:webHidden/>
-          </w:rPr>
-        </w:r>
-        <w:r>
-          <w:rPr>
-            <w:noProof/>
-            <w:webHidden/>
-          </w:rPr>
-          <w:fldChar w:fldCharType="separate"/>
-        </w:r>
-        <w:r>
-          <w:rPr>
-            <w:noProof/>
-            <w:webHidden/>
-          </w:rPr>
-          <w:t>13</w:t>
-        </w:r>
-        <w:r>
-          <w:rPr>
-            <w:noProof/>
-            <w:webHidden/>
-          </w:rPr>
-          <w:fldChar w:fldCharType="end"/>
-        </w:r>
-      </w:hyperlink>
-    </w:p>
-    <w:p>
-      <w:pPr>
-        <w:pStyle w:val="Sumrio1"/>
-        <w:rPr>
-          <w:rFonts w:asciiTheme="minorHAnsi" w:hAnsiTheme="minorHAnsi" w:eastAsiaTheme="minorEastAsia" w:cstheme="minorBidi"/>
-          <w:b w:val="0"/>
-          <w:caps w:val="0"/>
-          <w:noProof/>
-          <w:sz w:val="22"/>
-          <w:szCs w:val="22"/>
-        </w:rPr>
-      </w:pPr>
-      <w:hyperlink w:history="1" w:anchor="_Toc130202933">
-        <w:r>
-          <w:rPr>
-            <w:rStyle w:val="Hyperlink"/>
-            <w:noProof/>
-          </w:rPr>
-          <w:t>Apêndices (opcional)</w:t>
-        </w:r>
-        <w:r>
-          <w:rPr>
-            <w:noProof/>
-            <w:webHidden/>
-          </w:rPr>
-          <w:tab/>
-        </w:r>
-        <w:r>
-          <w:rPr>
-            <w:noProof/>
-            <w:webHidden/>
-          </w:rPr>
-          <w:fldChar w:fldCharType="begin"/>
-        </w:r>
-        <w:r>
-          <w:rPr>
-            <w:noProof/>
-            <w:webHidden/>
-          </w:rPr>
-          <w:instrText xml:space="preserve"> PAGEREF _Toc130202933 \h </w:instrText>
-        </w:r>
-        <w:r>
-          <w:rPr>
-            <w:noProof/>
-            <w:webHidden/>
-          </w:rPr>
-        </w:r>
-        <w:r>
-          <w:rPr>
-            <w:noProof/>
-            <w:webHidden/>
-          </w:rPr>
-          <w:fldChar w:fldCharType="separate"/>
-        </w:r>
-        <w:r>
-          <w:rPr>
-            <w:noProof/>
-            <w:webHidden/>
-          </w:rPr>
-          <w:t>14</w:t>
-        </w:r>
-        <w:r>
-          <w:rPr>
-            <w:noProof/>
-            <w:webHidden/>
-          </w:rPr>
-          <w:fldChar w:fldCharType="end"/>
-        </w:r>
-      </w:hyperlink>
-    </w:p>
-    <w:p>
-      <w:pPr>
-        <w:pStyle w:val="atexto-base"/>
-      </w:pPr>
-      <w:r>
-        <w:fldChar w:fldCharType="end"/>
-      </w:r>
-    </w:p>
-    <w:p>
-      <w:pPr>
-        <w:pStyle w:val="1ttulonivel1"/>
-      </w:pPr>
-      <w:bookmarkStart w:name="_Toc43731742" w:id="0"/>
-      <w:bookmarkStart w:name="_Toc130202924" w:id="1"/>
-      <w:r>
-        <w:t xml:space="preserve">1 </w:t>
-      </w:r>
-      <w:r>
-        <w:t>I</w:t>
-      </w:r>
-      <w:r>
-        <w:t>ntrodução</w:t>
-      </w:r>
-      <w:bookmarkEnd w:id="0"/>
-      <w:bookmarkEnd w:id="1"/>
-    </w:p>
-    <w:p>
-      <w:pPr>
-        <w:pStyle w:val="atexto-base"/>
-      </w:pPr>
-    </w:p>
-    <w:p>
-      <w:pPr>
-        <w:pStyle w:val="atexto-base"/>
-      </w:pPr>
-      <w:r>
-        <w:rPr/>
-        <w:t xml:space="preserve">A Educação Financeira tem se tornado cada vez mais relevante no contexto educacional brasileiro, sendo incorporada como tema transversal na Base Nacional Comum Curricular (BNCC). No entanto, muitos professores enfrentam dificuldades na elaboração de planos de aula estruturados, especialmente devido à falta de ferramentas digitais adequadas. </w:t>
-      </w:r>
-      <w:r>
-        <w:br/>
-      </w:r>
-      <w:r>
-        <w:rPr/>
-        <w:t xml:space="preserve"> </w:t>
-      </w:r>
-      <w:r>
-        <w:br/>
-      </w:r>
-      <w:r>
-        <w:rPr/>
-        <w:t xml:space="preserve">Diante desse cenário, o presente trabalho propõe o desenvolvimento do sistema </w:t>
-      </w:r>
-      <w:r>
-        <w:rPr/>
-        <w:t>EduPlanFin</w:t>
-      </w:r>
-      <w:r>
-        <w:rPr/>
-        <w:t xml:space="preserve">-AI, uma ferramenta digital que auxilia professores na criação automatizada de planos de aula. O sistema busca facilitar o planejamento docente, promovendo organização, eficiência e alinhamento com as diretrizes educacionais. </w:t>
-      </w:r>
-    </w:p>
-    <w:p>
-      <w:pPr>
-        <w:pStyle w:val="1ttulonivel1"/>
-      </w:pPr>
-      <w:bookmarkStart w:name="_Toc43731743" w:id="3"/>
-      <w:bookmarkStart w:name="_Toc130202925" w:id="4"/>
-      <w:r>
-        <w:t>2 D</w:t>
-      </w:r>
-      <w:r>
-        <w:t>esenvolvimento</w:t>
-      </w:r>
-      <w:bookmarkEnd w:id="3"/>
-      <w:bookmarkEnd w:id="4"/>
-    </w:p>
-    <w:p>
-      <w:pPr>
-        <w:pStyle w:val="atexto-base"/>
-      </w:pPr>
-    </w:p>
-    <w:p>
-      <w:pPr>
-        <w:pStyle w:val="2ttulonivel2"/>
-      </w:pPr>
-      <w:bookmarkStart w:name="_Toc43731744" w:id="5"/>
-      <w:bookmarkStart w:name="_Toc130202926" w:id="6"/>
-      <w:r>
-        <w:t xml:space="preserve">2.1 </w:t>
-      </w:r>
-      <w:r>
-        <w:t>O</w:t>
-      </w:r>
-      <w:r>
-        <w:t>bjetivos</w:t>
-      </w:r>
-      <w:bookmarkEnd w:id="6"/>
-    </w:p>
-    <w:bookmarkEnd w:id="5"/>
-    <w:p>
-      <w:pPr>
-        <w:pStyle w:val="atexto-base"/>
-      </w:pPr>
-      <w:r>
-        <w:rPr/>
-        <w:t xml:space="preserve">Objetivo Geral: </w:t>
-      </w:r>
-      <w:r>
-        <w:br/>
-      </w:r>
-      <w:r>
-        <w:rPr/>
-        <w:t xml:space="preserve">Desenvolver um sistema web de apoio ao planejamento docente em Educação Financeira. </w:t>
-      </w:r>
-      <w:r>
-        <w:br/>
-      </w:r>
-      <w:r>
-        <w:rPr/>
-        <w:t xml:space="preserve"> </w:t>
-      </w:r>
-      <w:r>
-        <w:br/>
-      </w:r>
-      <w:r>
-        <w:rPr/>
-        <w:t xml:space="preserve">Objetivos Específicos: </w:t>
-      </w:r>
-      <w:r>
-        <w:br/>
-      </w:r>
-      <w:r>
-        <w:rPr/>
-        <w:t xml:space="preserve">- Identificar dificuldades no planejamento docente; </w:t>
-      </w:r>
-      <w:r>
-        <w:br/>
-      </w:r>
-      <w:r>
-        <w:rPr/>
-        <w:t xml:space="preserve">- Modelar um sistema baseado em regras pedagógicas; </w:t>
-      </w:r>
-      <w:r>
-        <w:br/>
-      </w:r>
-      <w:r>
-        <w:rPr/>
-        <w:t xml:space="preserve">- Desenvolver um protótipo funcional; </w:t>
-      </w:r>
-      <w:r>
-        <w:br/>
-      </w:r>
-      <w:r>
-        <w:rPr/>
-        <w:t xml:space="preserve">- Estruturar um banco de dados para organização das informações; </w:t>
-      </w:r>
-      <w:r>
-        <w:br/>
-      </w:r>
-      <w:r>
-        <w:rPr/>
-        <w:t xml:space="preserve">- Aplicar controle de versão durante o desenvolvimento do projeto. </w:t>
-      </w:r>
-    </w:p>
-    <w:p>
-      <w:pPr>
-        <w:pStyle w:val="atexto-base"/>
-        <w:rPr>
-          <w:b/>
-          <w:bCs/>
-        </w:rPr>
-      </w:pPr>
-    </w:p>
-    <w:p>
-      <w:pPr>
-        <w:pStyle w:val="2ttulonivel2"/>
-      </w:pPr>
-      <w:bookmarkStart w:name="_Toc43731745" w:id="7"/>
-      <w:bookmarkStart w:name="_Toc130202927" w:id="8"/>
-      <w:r>
-        <w:t xml:space="preserve">2.2 </w:t>
-      </w:r>
-      <w:r>
-        <w:t>Justificativa e delimitação do problema</w:t>
-      </w:r>
-      <w:bookmarkEnd w:id="8"/>
-      <w:r>
-        <w:t xml:space="preserve"> </w:t>
-      </w:r>
-      <w:bookmarkEnd w:id="7"/>
-    </w:p>
-    <w:p>
-      <w:pPr>
-        <w:pStyle w:val="atexto-base"/>
-        <w:jc w:val="both"/>
-      </w:pPr>
-      <w:r>
-        <w:rPr/>
-        <w:t>A</w:t>
-      </w:r>
-      <w:r>
-        <w:rPr/>
-        <w:t xml:space="preserve"> </w:t>
-      </w:r>
-      <w:r>
-        <w:rPr/>
-        <w:t>ausência de</w:t>
-      </w:r>
-      <w:r>
-        <w:rPr/>
-        <w:t xml:space="preserve"> </w:t>
-      </w:r>
-      <w:r>
-        <w:rPr/>
-        <w:t xml:space="preserve">ferramentas digitais estruturadas dificulta o processo de planejamento docente, impactando diretamente a qualidade das aulas. Dessa forma, surge a seguinte questão norteadora: como desenvolver um sistema web que auxilie professores na criação de planos de aula alinhados à BNCC de forma automatizada? </w:t>
-      </w:r>
-      <w:r>
-        <w:br/>
-      </w:r>
-      <w:r>
-        <w:rPr/>
-        <w:t xml:space="preserve"> </w:t>
-      </w:r>
-      <w:r>
-        <w:br/>
-      </w:r>
-      <w:r>
-        <w:rPr/>
-        <w:t>O projeto delimita-se ao desenvolvimento de</w:t>
-      </w:r>
-      <w:r>
-        <w:rPr/>
-        <w:t xml:space="preserve"> </w:t>
-      </w:r>
-      <w:r>
-        <w:rPr/>
-        <w:t xml:space="preserve">um protótipo funcional com foco em Educação Financeira. </w:t>
-      </w:r>
-      <w:r>
-        <w:br/>
-      </w:r>
-      <w:r>
-        <w:rPr/>
-        <w:t xml:space="preserve"> </w:t>
-      </w:r>
-    </w:p>
-    <w:p>
-      <w:pPr>
-        <w:pStyle w:val="2ttulonivel2"/>
-      </w:pPr>
-      <w:bookmarkStart w:name="_Toc43731746" w:id="9"/>
-      <w:bookmarkStart w:name="_Toc130202928" w:id="10"/>
-      <w:r>
-        <w:t xml:space="preserve">2.3 </w:t>
-      </w:r>
-      <w:r>
-        <w:t>F</w:t>
-      </w:r>
-      <w:r>
-        <w:t>undamentação teórica</w:t>
-      </w:r>
-      <w:bookmarkEnd w:id="9"/>
-      <w:bookmarkEnd w:id="10"/>
-    </w:p>
-    <w:p>
-      <w:pPr>
-        <w:pStyle w:val="atexto-base"/>
-      </w:pPr>
-      <w:r>
-        <w:rPr/>
-        <w:t xml:space="preserve">A BNCC estabelece competências essenciais para a formação dos estudantes, incluindo a Educação Financeira como tema transversal. Além disso, sistemas inteligentes têm sido utilizados como suporte à tomada de decisão em ambientes educacionais, permitindo maior personalização no processo de ensino-aprendizagem. </w:t>
-      </w:r>
-      <w:r>
-        <w:br/>
-      </w:r>
-      <w:r>
-        <w:rPr/>
-        <w:t xml:space="preserve"> </w:t>
-      </w:r>
-    </w:p>
-    <w:p>
-      <w:pPr>
-        <w:pStyle w:val="2ttulonivel2"/>
-        <w:rPr>
-          <w:b/>
-          <w:bCs/>
-        </w:rPr>
-      </w:pPr>
-      <w:bookmarkStart w:name="_Toc43731747" w:id="11"/>
-      <w:bookmarkStart w:name="_Hlk74732303" w:id="12"/>
-      <w:bookmarkStart w:name="_Toc130202929" w:id="13"/>
-      <w:r>
-        <w:t xml:space="preserve">2.4 </w:t>
-      </w:r>
-      <w:bookmarkStart w:name="_Toc43731748" w:id="14"/>
-      <w:bookmarkEnd w:id="11"/>
-      <w:bookmarkEnd w:id="12"/>
-      <w:r>
-        <w:t>M</w:t>
-      </w:r>
-      <w:r>
-        <w:t>etodologia</w:t>
-      </w:r>
-      <w:bookmarkEnd w:id="14"/>
-      <w:bookmarkEnd w:id="13"/>
-    </w:p>
-    <w:p>
-      <w:pPr>
-        <w:pStyle w:val="atexto-base"/>
-      </w:pPr>
-      <w:r>
-        <w:rPr/>
-        <w:t>O desenvolvimento do projeto foi dividido em três etapas: ouvir, criar e implementar. Inicialmente, foram analisadas as dificuldades enfrentadas por professores por meio de pesquisa bibliográfica. Em seguida, foi desenvolvido um protótipo do sistema baseado em regras pedagógicas. Por fim, o sistema foi representado por meio de protótipo visual contendo telas de login, formulário e geração de plano de aula.</w:t>
-      </w:r>
-    </w:p>
-    <w:p>
-      <w:pPr>
-        <w:pStyle w:val="atexto-base"/>
-      </w:pPr>
-      <w:r>
-        <w:rPr/>
-        <w:t>Para o desenvolvimento e organização do projeto, foi utilizada a plataforma GitHub como ferramenta de controle de versão, permitindo o armazenamento e versionamento dos arquivos.</w:t>
-      </w:r>
-    </w:p>
-    <w:p>
-      <w:pPr>
-        <w:pStyle w:val="atexto-base"/>
-      </w:pPr>
-      <w:hyperlink r:id="R9a437186b70d4673">
-        <w:r>
-          <w:rPr>
-            <w:rStyle w:val="Hyperlink"/>
-            <w:noProof w:val="0"/>
-            <w:lang w:val="pt-BR"/>
           </w:rPr>
           <w:t>https://github.com/alexjrpaixao/EduPlanFin-AI</w:t>
         </w:r>
       </w:hyperlink>
-      <w:r>
-        <w:rPr>
-          <w:noProof w:val="0"/>
-          <w:lang w:val="pt-BR"/>
-        </w:rPr>
+    </w:p>
+    <w:p>
+      <w:pPr>
+        <w:pStyle w:val="2ttulonivel2"/>
+      </w:pPr>
+      <w:r>
+        <w:rPr/>
         <w:t xml:space="preserve"> </w:t>
       </w:r>
     </w:p>
@@ -2457,41 +1811,45 @@
       <w:pPr>
         <w:pStyle w:val="2ttulonivel2"/>
       </w:pPr>
-      <w:bookmarkStart w:name="_Toc130202930" w:id="15"/>
-      <w:r>
-        <w:t>2.5 Resultados preliminares: solução inicial</w:t>
-      </w:r>
-      <w:bookmarkEnd w:id="15"/>
-      <w:r>
-        <w:t xml:space="preserve"> </w:t>
-      </w:r>
+      <w:bookmarkStart w:name="_Toc174700323" w:id="396687348"/>
+      <w:bookmarkStart w:name="_Toc419430255" w:id="866481892"/>
+      <w:r>
+        <w:rPr/>
+        <w:t xml:space="preserve">2.6 </w:t>
+      </w:r>
+      <w:r>
+        <w:rPr/>
+        <w:t>Resultados preliminares</w:t>
+      </w:r>
+      <w:r>
+        <w:rPr/>
+        <w:t>: solução inicial</w:t>
+      </w:r>
+      <w:bookmarkEnd w:id="396687348"/>
+      <w:bookmarkEnd w:id="866481892"/>
     </w:p>
     <w:p>
       <w:pPr>
         <w:pStyle w:val="atexto-base"/>
       </w:pPr>
       <w:r>
+        <w:t>Como resultado, foi desenvolvido um protótipo funcional com interface simples e intuitiva. O sistema permite a inserção de dados como tema da aula, série e tempo disponível, gerando automaticamente um plano de aula contendo objetivo, conteúdo, atividade e avaliação.</w:t>
+      </w:r>
+    </w:p>
+    <w:p>
+      <w:pPr>
+        <w:pStyle w:val="atexto-base"/>
+      </w:pPr>
+      <w:r>
         <w:rPr/>
-        <w:t>Como resultado, foi desenvolvido um protótipo funcional com interface simples e intuitiva. O sistema permite a inserção de dados como tema da aula, série e tempo disponível, gerando automaticamente um plano de aula contendo objetivo, conteúdo, atividade e avaliação.</w:t>
-      </w:r>
-    </w:p>
-    <w:p>
-      <w:pPr>
-        <w:pStyle w:val="atexto-base"/>
-      </w:pPr>
-      <w:r>
-        <w:rPr>
-          <w:noProof w:val="0"/>
-          <w:lang w:val="pt-BR"/>
-        </w:rPr>
-        <w:t>O sistema desenvolvido foi representado por meio de um protótipo visual contendo três telas principais: tela de login, formulário de entrada de dados e tela de geração do plano de aula. A interface foi projetada de forma simples e intuitiva, permitindo ao usuário inserir informações como tema, série e tempo disponível. A partir desses dados, o sistema gera automaticamente um plano de aula estruturado, contendo objetivo, conteúdo, metodologia, atividades e avaliação, conforme ilustrado nas figuras apresentadas.</w:t>
+        <w:t>O sistema desenvolvido foi representado por meio de um protótipo visual contendo três telas principais: tela de login, formulário de entrada de dados e tela de geração do plano de aula. A interface foi projetada de forma simples e intuitiva, permitindo ao usuário inserir informações como tema, série e tempo disponível. A partir desses dados, o sistema gera automaticamente um plano de aula estruturado, contendo objetivo, conteúdo, metodologia, atividades e avaliação, conforme ilustrado nas figuras apresentadas abaixo.</w:t>
       </w:r>
       <w:r>
         <w:drawing>
-          <wp:inline wp14:editId="6012C69F" wp14:anchorId="38968093">
+          <wp:inline wp14:editId="29FE5B98" wp14:anchorId="59C2985C">
             <wp:extent cx="5762625" cy="3838575"/>
             <wp:effectExtent l="0" t="0" r="0" b="0"/>
-            <wp:docPr id="1699037017" name="drawing"/>
+            <wp:docPr id="64857943" name="drawing"/>
             <wp:cNvGraphicFramePr>
               <a:graphicFrameLocks noChangeAspect="1"/>
             </wp:cNvGraphicFramePr>
@@ -2503,7 +1861,7 @@
                     <pic:cNvPicPr/>
                   </pic:nvPicPr>
                   <pic:blipFill>
-                    <a:blip xmlns:r="http://schemas.openxmlformats.org/officeDocument/2006/relationships" r:embed="rId219206202">
+                    <a:blip xmlns:r="http://schemas.openxmlformats.org/officeDocument/2006/relationships" r:embed="rId7">
                       <a:extLst>
                         <a:ext uri="{28A0092B-C50C-407E-A947-70E740481C1C}">
                           <a14:useLocalDpi xmlns:a14="http://schemas.microsoft.com/office/drawing/2010/main"/>
@@ -2529,38 +1887,78 @@
           </wp:inline>
         </w:drawing>
       </w:r>
+    </w:p>
+    <w:p>
       <w:r>
         <w:rPr/>
-        <w:t xml:space="preserve"> </w:t>
-      </w:r>
-    </w:p>
-    <w:p>
-      <w:pPr>
-        <w:pStyle w:val="1ttulonivel1"/>
-      </w:pPr>
-      <w:bookmarkStart w:name="_Toc43731753" w:id="16"/>
-      <w:bookmarkStart w:name="_Toc130202931" w:id="17"/>
+        <w:t xml:space="preserve">Esses resultados demonstram o potencial da ferramenta como suporte ao planejamento docente, podendo ser aprimorada em versões futuras com a </w:t>
+      </w:r>
       <w:r>
         <w:rPr/>
+        <w:t>incorpação</w:t>
+      </w:r>
+      <w:r>
+        <w:rPr/>
+        <w:t xml:space="preserve"> de novas funcionalidades e maior nível de inteligência adaptativa.</w:t>
+      </w:r>
+    </w:p>
+    <w:p/>
+    <w:p/>
+    <w:p/>
+    <w:p/>
+    <w:p/>
+    <w:p/>
+    <w:p/>
+    <w:p/>
+    <w:p/>
+    <w:p/>
+    <w:p/>
+    <w:p/>
+    <w:p/>
+    <w:p/>
+    <w:p/>
+    <w:p/>
+    <w:p/>
+    <w:p/>
+    <w:p/>
+    <w:p>
+      <w:pPr>
+        <w:pStyle w:val="2ttulonivel2"/>
+        <w:rPr>
+          <w:b w:val="1"/>
+          <w:bCs w:val="1"/>
+        </w:rPr>
+      </w:pPr>
+      <w:bookmarkStart w:name="_Toc43731753" w:id="8"/>
+      <w:bookmarkStart w:name="_Toc1320817791" w:id="776526095"/>
+      <w:bookmarkStart w:name="_Toc829537876" w:id="983838850"/>
+      <w:r>
+        <w:rPr>
+          <w:b w:val="1"/>
+          <w:bCs w:val="1"/>
+        </w:rPr>
         <w:t>R</w:t>
       </w:r>
       <w:r>
-        <w:rPr/>
+        <w:rPr>
+          <w:b w:val="1"/>
+          <w:bCs w:val="1"/>
+        </w:rPr>
         <w:t>eferências</w:t>
       </w:r>
-      <w:bookmarkEnd w:id="16"/>
-      <w:bookmarkEnd w:id="17"/>
-    </w:p>
-    <w:p>
-      <w:pPr>
-        <w:pStyle w:val="fResumoReferncias"/>
-        <w:spacing w:line="240" w:lineRule="auto"/>
+      <w:bookmarkEnd w:id="8"/>
+      <w:bookmarkEnd w:id="776526095"/>
+      <w:bookmarkEnd w:id="983838850"/>
+    </w:p>
+    <w:p>
+      <w:pPr>
+        <w:pStyle w:val="Normal"/>
       </w:pPr>
       <w:r>
         <w:rPr/>
         <w:t xml:space="preserve">BRASIL. Ministério da Educação. Base Nacional Comum Curricular. Brasília, DF: MEC, 2018. Disponível em: </w:t>
       </w:r>
-      <w:hyperlink r:id="R6bed37516c2849dc">
+      <w:hyperlink r:id="R1a53064dcd354799">
         <w:r>
           <w:rPr>
             <w:rStyle w:val="Hyperlink"/>
@@ -2577,134 +1975,31 @@
       <w:pPr>
         <w:pStyle w:val="fResumoReferncias"/>
       </w:pPr>
-      <w:r>
+    </w:p>
+    <w:p>
+      <w:pPr>
+        <w:pStyle w:val="Normal"/>
+      </w:pPr>
+      <w:r>
+        <w:rPr/>
         <w:t xml:space="preserve">SEVERINO, A. J. </w:t>
       </w:r>
       <w:r>
-        <w:rPr>
-          <w:b/>
-          <w:bCs/>
-        </w:rPr>
+        <w:rPr/>
         <w:t xml:space="preserve">Metodologia do trabalho científico. </w:t>
       </w:r>
       <w:r>
+        <w:rPr/>
         <w:t xml:space="preserve">22. ed. rev. e </w:t>
       </w:r>
-      <w:proofErr w:type="spellStart"/>
-      <w:r>
+      <w:r>
+        <w:rPr/>
         <w:t>ampl</w:t>
       </w:r>
-      <w:proofErr w:type="spellEnd"/>
-      <w:r>
+      <w:r>
+        <w:rPr/>
         <w:t>. São Paulo: Cortez, 2002.</w:t>
       </w:r>
-    </w:p>
-    <w:p>
-      <w:pPr>
-        <w:pStyle w:val="fResumoReferncias"/>
-      </w:pPr>
-    </w:p>
-    <w:p>
-      <w:pPr>
-        <w:pStyle w:val="atexto-base"/>
-      </w:pPr>
-    </w:p>
-    <w:p>
-      <w:pPr>
-        <w:pStyle w:val="1ttulonivel1"/>
-      </w:pPr>
-      <w:bookmarkStart w:name="_Toc43731754" w:id="18"/>
-      <w:bookmarkStart w:name="_Toc130202932" w:id="19"/>
-      <w:r>
-        <w:t>A</w:t>
-      </w:r>
-      <w:r>
-        <w:t>nexos</w:t>
-      </w:r>
-      <w:r>
-        <w:t xml:space="preserve"> (opcional)</w:t>
-      </w:r>
-      <w:bookmarkEnd w:id="18"/>
-      <w:bookmarkEnd w:id="19"/>
-    </w:p>
-    <w:p>
-      <w:pPr>
-        <w:pStyle w:val="atexto-base"/>
-      </w:pPr>
-    </w:p>
-    <w:p>
-      <w:pPr>
-        <w:pStyle w:val="atexto-base"/>
-      </w:pPr>
-      <w:r>
-        <w:t>Materiais coletados por meio de pesquisas em diversas fontes.</w:t>
-      </w:r>
-    </w:p>
-    <w:p>
-      <w:pPr>
-        <w:pStyle w:val="atexto-base"/>
-      </w:pPr>
-      <w:r>
-        <w:rPr>
-          <w:color w:val="000000" w:themeColor="text1"/>
-        </w:rPr>
-        <w:t>O grupo pode anexar qualquer tipo de material ilustrativo, tais como tabelas, lista de abreviações, documentos ou parte de documentos, resultados de pesquisas etc.</w:t>
-      </w:r>
-    </w:p>
-    <w:p>
-      <w:pPr>
-        <w:pStyle w:val="atexto-base"/>
-      </w:pPr>
-      <w:r>
-        <w:t>Podem ser incluídos separadamente e ordenados por letras, por exemplo, Anexo A, Anexo B etc.</w:t>
-      </w:r>
-    </w:p>
-    <w:p>
-      <w:pPr>
-        <w:pStyle w:val="atexto-base"/>
-        <w:rPr>
-          <w:color w:val="000000"/>
-        </w:rPr>
-      </w:pPr>
-    </w:p>
-    <w:p>
-      <w:pPr>
-        <w:pStyle w:val="1ttulonivel1"/>
-      </w:pPr>
-      <w:bookmarkStart w:name="_Toc43731755" w:id="20"/>
-      <w:bookmarkStart w:name="_Toc130202933" w:id="21"/>
-      <w:r>
-        <w:t>A</w:t>
-      </w:r>
-      <w:r>
-        <w:t>pêndices</w:t>
-      </w:r>
-      <w:r>
-        <w:t xml:space="preserve"> (opcional)</w:t>
-      </w:r>
-      <w:bookmarkEnd w:id="20"/>
-      <w:bookmarkEnd w:id="21"/>
-    </w:p>
-    <w:p>
-      <w:pPr>
-        <w:pStyle w:val="atexto-base"/>
-      </w:pPr>
-    </w:p>
-    <w:p>
-      <w:pPr>
-        <w:pStyle w:val="atexto-base"/>
-      </w:pPr>
-      <w:r>
-        <w:t>Apêndices são criações do autor ou grupo de autores.</w:t>
-      </w:r>
-      <w:r>
-        <w:t xml:space="preserve"> Podem ser incluídos separadamente e ordenados por letras, por exemplo, Apêndice A, Apêndice B etc.</w:t>
-      </w:r>
-    </w:p>
-    <w:p>
-      <w:pPr>
-        <w:pStyle w:val="atexto-base"/>
-      </w:pPr>
     </w:p>
     <w:sectPr>
       <w:pgSz w:w="11900" w:h="16840" w:orient="portrait" w:code="9"/>
@@ -2717,7 +2012,7 @@
 </file>
 
 <file path=word/intelligence2.xml><?xml version="1.0" encoding="utf-8"?>
-<int2:intelligence xmlns:int2="http://schemas.microsoft.com/office/intelligence/2020/intelligence">
+<int2:intelligence xmlns:int2="http://schemas.microsoft.com/office/intelligence/2020/intelligence" xmlns:oel="http://schemas.microsoft.com/office/2019/extlst">
   <int2:observations>
     <int2:textHash int2:hashCode="96ovMl9YwTrD7C" int2:id="DYlPIPmS">
       <int2:state int2:type="spell" int2:value="Rejected"/>
@@ -2740,13 +2035,17 @@
     <int2:textHash int2:hashCode="odfafMARUVPdjM" int2:id="uPWgExzt">
       <int2:state int2:type="spell" int2:value="Rejected"/>
     </int2:textHash>
+    <int2:bookmark int2:bookmarkName="_Int_XFoC8YiY" int2:invalidationBookmarkName="" int2:hashCode="irAYWEAmdnNfOr" int2:id="qy2cTDlS">
+      <int2:state int2:type="gram" int2:value="Rejected"/>
+    </int2:bookmark>
   </int2:observations>
   <int2:intelligenceSettings/>
+  <int2:onDemandWorkflows/>
 </int2:intelligence>
 </file>
 
 <file path=word/numbering.xml><?xml version="1.0" encoding="utf-8"?>
-<w:numbering xmlns:wpc="http://schemas.microsoft.com/office/word/2010/wordprocessingCanvas" xmlns:cx="http://schemas.microsoft.com/office/drawing/2014/chartex" xmlns:cx1="http://schemas.microsoft.com/office/drawing/2015/9/8/chartex" xmlns:cx2="http://schemas.microsoft.com/office/drawing/2015/10/21/chartex" xmlns:cx3="http://schemas.microsoft.com/office/drawing/2016/5/9/chartex" xmlns:cx4="http://schemas.microsoft.com/office/drawing/2016/5/10/chartex" xmlns:cx5="http://schemas.microsoft.com/office/drawing/2016/5/11/chartex" xmlns:cx6="http://schemas.microsoft.com/office/drawing/2016/5/12/chartex" xmlns:cx7="http://schemas.microsoft.com/office/drawing/2016/5/13/chartex" xmlns:cx8="http://schemas.microsoft.com/office/drawing/2016/5/14/chartex" xmlns:mc="http://schemas.openxmlformats.org/markup-compatibility/2006" xmlns:aink="http://schemas.microsoft.com/office/drawing/2016/ink" xmlns:am3d="http://schemas.microsoft.com/office/drawing/2017/model3d" xmlns:o="urn:schemas-microsoft-com:office:office" xmlns:oel="http://schemas.microsoft.com/office/2019/extlst" xmlns:r="http://schemas.openxmlformats.org/officeDocument/2006/relationships" xmlns:m="http://schemas.openxmlformats.org/officeDocument/2006/math" xmlns:v="urn:schemas-microsoft-com:vml" xmlns:wp14="http://schemas.microsoft.com/office/word/2010/wordprocessingDrawing" xmlns:wp="http://schemas.openxmlformats.org/drawingml/2006/wordprocessingDrawing" xmlns:w10="urn:schemas-microsoft-com:office:word" xmlns:w="http://schemas.openxmlformats.org/wordprocessingml/2006/main" xmlns:w14="http://schemas.microsoft.com/office/word/2010/wordml" xmlns:w15="http://schemas.microsoft.com/office/word/2012/wordml" xmlns:w16cex="http://schemas.microsoft.com/office/word/2018/wordml/cex" xmlns:w16cid="http://schemas.microsoft.com/office/word/2016/wordml/cid" xmlns:w16="http://schemas.microsoft.com/office/word/2018/wordml" xmlns:w16sdtdh="http://schemas.microsoft.com/office/word/2020/wordml/sdtdatahash" xmlns:w16se="http://schemas.microsoft.com/office/word/2015/wordml/symex" xmlns:wpg="http://schemas.microsoft.com/office/word/2010/wordprocessingGroup" xmlns:wpi="http://schemas.microsoft.com/office/word/2010/wordprocessingInk" xmlns:wne="http://schemas.microsoft.com/office/word/2006/wordml" xmlns:wps="http://schemas.microsoft.com/office/word/2010/wordprocessingShape" mc:Ignorable="w14 w15 w16se w16cid w16 w16cex w16sdtdh wp14">
+<w:numbering xmlns:wpc="http://schemas.microsoft.com/office/word/2010/wordprocessingCanvas" xmlns:cx="http://schemas.microsoft.com/office/drawing/2014/chartex" xmlns:cx1="http://schemas.microsoft.com/office/drawing/2015/9/8/chartex" xmlns:cx2="http://schemas.microsoft.com/office/drawing/2015/10/21/chartex" xmlns:cx3="http://schemas.microsoft.com/office/drawing/2016/5/9/chartex" xmlns:cx4="http://schemas.microsoft.com/office/drawing/2016/5/10/chartex" xmlns:cx5="http://schemas.microsoft.com/office/drawing/2016/5/11/chartex" xmlns:cx6="http://schemas.microsoft.com/office/drawing/2016/5/12/chartex" xmlns:cx7="http://schemas.microsoft.com/office/drawing/2016/5/13/chartex" xmlns:cx8="http://schemas.microsoft.com/office/drawing/2016/5/14/chartex" xmlns:mc="http://schemas.openxmlformats.org/markup-compatibility/2006" xmlns:aink="http://schemas.microsoft.com/office/drawing/2016/ink" xmlns:am3d="http://schemas.microsoft.com/office/drawing/2017/model3d" xmlns:o="urn:schemas-microsoft-com:office:office" xmlns:oel="http://schemas.microsoft.com/office/2019/extlst" xmlns:r="http://schemas.openxmlformats.org/officeDocument/2006/relationships" xmlns:m="http://schemas.openxmlformats.org/officeDocument/2006/math" xmlns:v="urn:schemas-microsoft-com:vml" xmlns:wp14="http://schemas.microsoft.com/office/word/2010/wordprocessingDrawing" xmlns:wp="http://schemas.openxmlformats.org/drawingml/2006/wordprocessingDrawing" xmlns:w10="urn:schemas-microsoft-com:office:word" xmlns:w="http://schemas.openxmlformats.org/wordprocessingml/2006/main" xmlns:w14="http://schemas.microsoft.com/office/word/2010/wordml" xmlns:w15="http://schemas.microsoft.com/office/word/2012/wordml" xmlns:w16cex="http://schemas.microsoft.com/office/word/2018/wordml/cex" xmlns:w16cid="http://schemas.microsoft.com/office/word/2016/wordml/cid" xmlns:w16="http://schemas.microsoft.com/office/word/2018/wordml" xmlns:w16du="http://schemas.microsoft.com/office/word/2023/wordml/word16du" xmlns:w16sdtdh="http://schemas.microsoft.com/office/word/2020/wordml/sdtdatahash" xmlns:w16sdtfl="http://schemas.microsoft.com/office/word/2024/wordml/sdtformatlock" xmlns:w16se="http://schemas.microsoft.com/office/word/2015/wordml/symex" xmlns:wpg="http://schemas.microsoft.com/office/word/2010/wordprocessingGroup" xmlns:wpi="http://schemas.microsoft.com/office/word/2010/wordprocessingInk" xmlns:wne="http://schemas.microsoft.com/office/word/2006/wordml" xmlns:wps="http://schemas.microsoft.com/office/word/2010/wordprocessingShape" mc:Ignorable="w14 w15 w16se w16cid w16 w16cex w16sdtdh w16sdtfl w16du wp14">
   <w:abstractNum w:abstractNumId="0" w15:restartNumberingAfterBreak="0">
     <w:nsid w:val="087400C4"/>
     <w:multiLevelType w:val="multilevel"/>
@@ -4502,7 +3801,7 @@
 </file>
 
 <file path=word/styles.xml><?xml version="1.0" encoding="utf-8"?>
-<w:styles xmlns:wp14="http://schemas.microsoft.com/office/word/2010/wordprocessingDrawing" xmlns:mc="http://schemas.openxmlformats.org/markup-compatibility/2006" xmlns:r="http://schemas.openxmlformats.org/officeDocument/2006/relationships" xmlns:w="http://schemas.openxmlformats.org/wordprocessingml/2006/main" xmlns:w14="http://schemas.microsoft.com/office/word/2010/wordml" xmlns:w15="http://schemas.microsoft.com/office/word/2012/wordml" xmlns:w16cex="http://schemas.microsoft.com/office/word/2018/wordml/cex" xmlns:w16cid="http://schemas.microsoft.com/office/word/2016/wordml/cid" xmlns:w16="http://schemas.microsoft.com/office/word/2018/wordml" xmlns:w16sdtdh="http://schemas.microsoft.com/office/word/2020/wordml/sdtdatahash" xmlns:w16se="http://schemas.microsoft.com/office/word/2015/wordml/symex" mc:Ignorable="w14 w15 w16se w16cid w16 w16cex w16sdtdh wp14">
+<w:styles xmlns:mc="http://schemas.openxmlformats.org/markup-compatibility/2006" xmlns:r="http://schemas.openxmlformats.org/officeDocument/2006/relationships" xmlns:w="http://schemas.openxmlformats.org/wordprocessingml/2006/main" xmlns:w14="http://schemas.microsoft.com/office/word/2010/wordml" xmlns:w15="http://schemas.microsoft.com/office/word/2012/wordml" xmlns:w16cex="http://schemas.microsoft.com/office/word/2018/wordml/cex" xmlns:w16cid="http://schemas.microsoft.com/office/word/2016/wordml/cid" xmlns:w16="http://schemas.microsoft.com/office/word/2018/wordml" xmlns:w16du="http://schemas.microsoft.com/office/word/2023/wordml/word16du" xmlns:w16sdtdh="http://schemas.microsoft.com/office/word/2020/wordml/sdtdatahash" xmlns:w16sdtfl="http://schemas.microsoft.com/office/word/2024/wordml/sdtformatlock" xmlns:w16se="http://schemas.microsoft.com/office/word/2015/wordml/symex" mc:Ignorable="w14 w15 w16se w16cid w16 w16cex w16sdtdh w16sdtfl w16du">
   <w:docDefaults>
     <w:rPrDefault>
       <w:rPr>
@@ -5125,33 +4424,33 @@
       <w:szCs w:val="20"/>
     </w:rPr>
   </w:style>
-  <w:style w:type="paragraph" w:styleId="1ttulonivel1" w:customStyle="1">
+  <w:style w:type="paragraph" w:styleId="1ttulonivel1" w:customStyle="true">
+    <w:uiPriority w:val="1"/>
     <w:name w:val="1) título nivel 1"/>
     <w:basedOn w:val="atexto-base"/>
     <w:next w:val="atexto-base"/>
     <w:qFormat/>
-    <w:rsid w:val="007959B6"/>
+    <w:rsid w:val="54D260D1"/>
+    <w:rPr>
+      <w:rFonts w:asciiTheme="minorAscii" w:hAnsiTheme="minorAscii" w:eastAsiaTheme="minorEastAsia" w:cstheme="minorBidi"/>
+      <w:b w:val="0"/>
+      <w:bCs w:val="0"/>
+      <w:caps w:val="1"/>
+      <w:sz w:val="24"/>
+      <w:szCs w:val="24"/>
+    </w:rPr>
     <w:pPr>
-      <w:pageBreakBefore/>
+      <w:keepNext w:val="1"/>
+      <w:pageBreakBefore w:val="0"/>
       <w:outlineLvl w:val="0"/>
     </w:pPr>
-    <w:rPr>
-      <w:b/>
-      <w:caps/>
-    </w:rPr>
   </w:style>
-  <w:style w:type="paragraph" w:styleId="2ttulonivel2" w:customStyle="1">
+  <w:style w:type="paragraph" w:styleId="2ttulonivel2" w:customStyle="true">
+    <w:uiPriority w:val="1"/>
     <w:name w:val="2) título nivel 2"/>
     <w:basedOn w:val="1ttulonivel1"/>
     <w:qFormat/>
-    <w:rsid w:val="009A5A33"/>
-    <w:pPr>
-      <w:keepNext/>
-      <w:pageBreakBefore w:val="0"/>
-    </w:pPr>
-    <w:rPr>
-      <w:b w:val="0"/>
-    </w:rPr>
+    <w:rsid w:val="54D260D1"/>
   </w:style>
   <w:style w:type="paragraph" w:styleId="dcapa" w:customStyle="1">
     <w:name w:val="d) capa"/>
@@ -5194,39 +4493,38 @@
     </w:rPr>
   </w:style>
   <w:style w:type="paragraph" w:styleId="Sumrio1">
+    <w:uiPriority w:val="39"/>
     <w:name w:val="toc 1"/>
     <w:basedOn w:val="Normal"/>
     <w:next w:val="Normal"/>
-    <w:autoRedefine/>
-    <w:uiPriority w:val="39"/>
     <w:unhideWhenUsed/>
-    <w:rsid w:val="00AB6B6F"/>
+    <w:rsid w:val="54D260D1"/>
+    <w:rPr>
+      <w:b w:val="1"/>
+      <w:bCs w:val="1"/>
+      <w:caps w:val="1"/>
+    </w:rPr>
     <w:pPr>
-      <w:tabs>
-        <w:tab w:val="right" w:leader="dot" w:pos="9072"/>
-      </w:tabs>
       <w:spacing w:after="360"/>
     </w:pPr>
-    <w:rPr>
-      <w:b/>
-      <w:caps/>
-    </w:rPr>
   </w:style>
   <w:style w:type="paragraph" w:styleId="Sumrio2">
+    <w:uiPriority w:val="39"/>
     <w:name w:val="toc 2"/>
     <w:basedOn w:val="Sumrio1"/>
     <w:next w:val="Normal"/>
-    <w:autoRedefine/>
-    <w:uiPriority w:val="39"/>
     <w:unhideWhenUsed/>
-    <w:rsid w:val="004642AC"/>
+    <w:rsid w:val="54D260D1"/>
+    <w:rPr>
+      <w:b w:val="0"/>
+      <w:bCs w:val="0"/>
+      <w:caps w:val="0"/>
+      <w:smallCaps w:val="0"/>
+    </w:rPr>
     <w:pPr>
+      <w:spacing/>
       <w:contextualSpacing/>
     </w:pPr>
-    <w:rPr>
-      <w:b w:val="0"/>
-      <w:caps w:val="0"/>
-    </w:rPr>
   </w:style>
   <w:style w:type="paragraph" w:styleId="fResumoReferncias" w:customStyle="1">
     <w:name w:val="f) Resumo/Referências"/>
